--- a/09-通信电路/05-其他通信电路/NFC近场通信电路/NFC近场通信电路.docx
+++ b/09-通信电路/05-其他通信电路/NFC近场通信电路/NFC近场通信电路.docx
@@ -2388,6 +2388,20 @@
     </w:p>
     <w:bookmarkEnd w:id="26"/>
     <w:bookmarkEnd w:id="27"/>
+    <w:p>
+      <w:pPr>
+        <w:spacing w:before="360"/>
+        <w:jc w:val="center"/>
+      </w:pPr>
+      <w:r>
+        <w:rPr>
+          <w:rFonts w:ascii="Times New Roman" w:hAnsi="Times New Roman"/>
+          <w:color w:val="555555"/>
+          <w:sz w:val="21"/>
+        </w:rPr>
+        <w:t>材料收集者：杜文杰</w:t>
+      </w:r>
+    </w:p>
     <w:sectPr>
       <w:headerReference r:id="rId9" w:type="default"/>
       <w:footerReference r:id="rId10" w:type="default"/>

--- a/09-通信电路/05-其他通信电路/NFC近场通信电路/NFC近场通信电路.docx
+++ b/09-通信电路/05-其他通信电路/NFC近场通信电路/NFC近场通信电路.docx
@@ -1,6 +1,6 @@
 
 <file path=word/document.xml><?xml version="1.0" encoding="utf-8"?>
-<w:document xmlns:w="http://schemas.openxmlformats.org/wordprocessingml/2006/main" xmlns:m="http://schemas.openxmlformats.org/officeDocument/2006/math" xmlns:r="http://schemas.openxmlformats.org/officeDocument/2006/relationships" xmlns:o="urn:schemas-microsoft-com:office:office" xmlns:v="urn:schemas-microsoft-com:vml" xmlns:w10="urn:schemas-microsoft-com:office:word" xmlns:a="http://schemas.openxmlformats.org/drawingml/2006/main" xmlns:pic="http://schemas.openxmlformats.org/drawingml/2006/picture" xmlns:wp="http://schemas.openxmlformats.org/drawingml/2006/wordprocessingDrawing">
+<w:document xmlns:m="http://schemas.openxmlformats.org/officeDocument/2006/math" xmlns:r="http://schemas.openxmlformats.org/officeDocument/2006/relationships" xmlns:w="http://schemas.openxmlformats.org/wordprocessingml/2006/main" xmlns:o="urn:schemas-microsoft-com:office:office" xmlns:v="urn:schemas-microsoft-com:vml" xmlns:w10="urn:schemas-microsoft-com:office:word" xmlns:a="http://schemas.openxmlformats.org/drawingml/2006/main" xmlns:pic="http://schemas.openxmlformats.org/drawingml/2006/picture" xmlns:wp="http://schemas.openxmlformats.org/drawingml/2006/wordprocessingDrawing">
   <w:body>
     <w:bookmarkStart w:id="27" w:name="nfc-近场通信电路"/>
     <w:p>
@@ -8,11 +8,14 @@
         <w:pStyle w:val="Heading1"/>
       </w:pPr>
       <w:r>
+        <w:rPr>
+          <w:rFonts w:eastAsia="黑体"/>
+        </w:rPr>
         <w:t xml:space="preserve">NFC </w:t>
       </w:r>
       <w:r>
         <w:rPr>
-          <w:rFonts w:hint="eastAsia"/>
+          <w:rFonts w:hint="eastAsia" w:eastAsia="黑体"/>
         </w:rPr>
         <w:t xml:space="preserve">近场通信电路</w:t>
       </w:r>
@@ -24,7 +27,7 @@
       </w:pPr>
       <w:r>
         <w:rPr>
-          <w:rFonts w:hint="eastAsia"/>
+          <w:rFonts w:hint="eastAsia" w:eastAsia="黑体"/>
         </w:rPr>
         <w:t xml:space="preserve">拓扑描述</w:t>
       </w:r>
@@ -35,15 +38,19 @@
       </w:pPr>
       <w:r>
         <w:rPr>
-          <w:rFonts w:hint="eastAsia"/>
+          <w:rFonts w:hint="eastAsia" w:eastAsia="黑体"/>
         </w:rPr>
         <w:t xml:space="preserve">由</w:t>
       </w:r>
       <w:r>
+        <w:rPr>
+          <w:rFonts w:eastAsia="黑体"/>
+        </w:rPr>
         <w:t xml:space="preserve"> </w:t>
       </w:r>
       <w:r>
         <w:rPr>
+          <w:rFonts w:eastAsia="黑体"/>
           <w:b/>
           <w:bCs/>
         </w:rPr>
@@ -51,7 +58,7 @@
       </w:r>
       <w:r>
         <w:rPr>
-          <w:rFonts w:hint="eastAsia"/>
+          <w:rFonts w:hint="eastAsia" w:eastAsia="黑体"/>
           <w:b/>
           <w:bCs/>
         </w:rPr>
@@ -59,17 +66,21 @@
       </w:r>
       <w:r>
         <w:rPr>
+          <w:rFonts w:eastAsia="黑体"/>
           <w:b/>
           <w:bCs/>
         </w:rPr>
         <w:t xml:space="preserve"> A1</w:t>
       </w:r>
       <w:r>
+        <w:rPr>
+          <w:rFonts w:eastAsia="黑体"/>
+        </w:rPr>
         <w:t xml:space="preserve">、</w:t>
       </w:r>
       <w:r>
         <w:rPr>
-          <w:rFonts w:hint="eastAsia"/>
+          <w:rFonts w:hint="eastAsia" w:eastAsia="黑体"/>
           <w:b/>
           <w:bCs/>
         </w:rPr>
@@ -77,6 +88,7 @@
       </w:r>
       <w:r>
         <w:rPr>
+          <w:rFonts w:eastAsia="黑体"/>
           <w:b/>
           <w:bCs/>
         </w:rPr>
@@ -84,7 +96,7 @@
       </w:r>
       <w:r>
         <w:rPr>
-          <w:rFonts w:hint="eastAsia"/>
+          <w:rFonts w:hint="eastAsia" w:eastAsia="黑体"/>
           <w:b/>
           <w:bCs/>
         </w:rPr>
@@ -92,6 +104,7 @@
       </w:r>
       <w:r>
         <w:rPr>
+          <w:rFonts w:eastAsia="黑体"/>
           <w:b/>
           <w:bCs/>
         </w:rPr>
@@ -119,6 +132,7 @@
       </m:oMath>
       <w:r>
         <w:rPr>
+          <w:rFonts w:eastAsia="黑体"/>
           <w:b/>
           <w:bCs/>
         </w:rPr>
@@ -146,6 +160,7 @@
       </m:oMath>
       <w:r>
         <w:rPr>
+          <w:rFonts w:eastAsia="黑体"/>
           <w:b/>
           <w:bCs/>
         </w:rPr>
@@ -153,6 +168,7 @@
       </w:r>
       <w:r>
         <w:rPr>
+          <w:rFonts w:eastAsia="黑体"/>
           <w:b/>
           <w:bCs/>
         </w:rPr>
@@ -160,7 +176,7 @@
       </w:r>
       <w:r>
         <w:rPr>
-          <w:rFonts w:hint="eastAsia"/>
+          <w:rFonts w:hint="eastAsia" w:eastAsia="黑体"/>
           <w:b/>
           <w:bCs/>
         </w:rPr>
@@ -168,6 +184,7 @@
       </w:r>
       <w:r>
         <w:rPr>
+          <w:rFonts w:eastAsia="黑体"/>
           <w:b/>
           <w:bCs/>
         </w:rPr>
@@ -189,26 +206,33 @@
       </m:oMath>
       <w:r>
         <w:rPr>
-          <w:rFonts w:hint="eastAsia"/>
+          <w:rFonts w:hint="eastAsia" w:eastAsia="黑体"/>
           <w:b/>
           <w:bCs/>
         </w:rPr>
         <w:t xml:space="preserve">）</w:t>
       </w:r>
       <w:r>
+        <w:rPr>
+          <w:rFonts w:eastAsia="黑体"/>
+        </w:rPr>
         <w:t xml:space="preserve"> </w:t>
       </w:r>
       <w:r>
         <w:rPr>
-          <w:rFonts w:hint="eastAsia"/>
+          <w:rFonts w:hint="eastAsia" w:eastAsia="黑体"/>
         </w:rPr>
         <w:t xml:space="preserve">与</w:t>
       </w:r>
       <w:r>
+        <w:rPr>
+          <w:rFonts w:eastAsia="黑体"/>
+        </w:rPr>
         <w:t xml:space="preserve"> </w:t>
       </w:r>
       <w:r>
         <w:rPr>
+          <w:rFonts w:eastAsia="黑体"/>
           <w:b/>
           <w:bCs/>
         </w:rPr>
@@ -216,7 +240,7 @@
       </w:r>
       <w:r>
         <w:rPr>
-          <w:rFonts w:hint="eastAsia"/>
+          <w:rFonts w:hint="eastAsia" w:eastAsia="黑体"/>
           <w:b/>
           <w:bCs/>
         </w:rPr>
@@ -224,6 +248,7 @@
       </w:r>
       <w:r>
         <w:rPr>
+          <w:rFonts w:eastAsia="黑体"/>
           <w:b/>
           <w:bCs/>
         </w:rPr>
@@ -244,26 +269,32 @@
         </m:sSub>
       </m:oMath>
       <w:r>
+        <w:rPr>
+          <w:rFonts w:eastAsia="黑体"/>
+        </w:rPr>
         <w:t xml:space="preserve"> </w:t>
       </w:r>
       <w:r>
         <w:rPr>
-          <w:rFonts w:hint="eastAsia"/>
+          <w:rFonts w:hint="eastAsia" w:eastAsia="黑体"/>
         </w:rPr>
         <w:t xml:space="preserve">组成。电路共有</w:t>
       </w:r>
       <w:r>
+        <w:rPr>
+          <w:rFonts w:eastAsia="黑体"/>
+        </w:rPr>
         <w:t xml:space="preserve"> 6 </w:t>
       </w:r>
       <w:r>
         <w:rPr>
-          <w:rFonts w:hint="eastAsia"/>
+          <w:rFonts w:hint="eastAsia" w:eastAsia="黑体"/>
         </w:rPr>
         <w:t xml:space="preserve">个关键节点：</w:t>
       </w:r>
       <w:r>
         <w:rPr>
-          <w:rFonts w:hint="eastAsia"/>
+          <w:rFonts w:hint="eastAsia" w:eastAsia="黑体"/>
           <w:b/>
           <w:bCs/>
         </w:rPr>
@@ -271,6 +302,7 @@
       </w:r>
       <w:r>
         <w:rPr>
+          <w:rFonts w:eastAsia="黑体"/>
           <w:b/>
           <w:bCs/>
         </w:rPr>
@@ -278,7 +310,7 @@
       </w:r>
       <w:r>
         <w:rPr>
-          <w:rFonts w:hint="eastAsia"/>
+          <w:rFonts w:hint="eastAsia" w:eastAsia="黑体"/>
           <w:b/>
           <w:bCs/>
         </w:rPr>
@@ -286,6 +318,7 @@
       </w:r>
       <w:r>
         <w:rPr>
+          <w:rFonts w:eastAsia="黑体"/>
           <w:b/>
           <w:bCs/>
         </w:rPr>
@@ -293,13 +326,13 @@
       </w:r>
       <w:r>
         <w:rPr>
-          <w:rFonts w:hint="eastAsia"/>
+          <w:rFonts w:hint="eastAsia" w:eastAsia="黑体"/>
         </w:rPr>
         <w:t xml:space="preserve">；</w:t>
       </w:r>
       <w:r>
         <w:rPr>
-          <w:rFonts w:hint="eastAsia"/>
+          <w:rFonts w:hint="eastAsia" w:eastAsia="黑体"/>
           <w:b/>
           <w:bCs/>
         </w:rPr>
@@ -307,6 +340,7 @@
       </w:r>
       <w:r>
         <w:rPr>
+          <w:rFonts w:eastAsia="黑体"/>
           <w:b/>
           <w:bCs/>
         </w:rPr>
@@ -314,7 +348,7 @@
       </w:r>
       <w:r>
         <w:rPr>
-          <w:rFonts w:hint="eastAsia"/>
+          <w:rFonts w:hint="eastAsia" w:eastAsia="黑体"/>
           <w:b/>
           <w:bCs/>
         </w:rPr>
@@ -322,6 +356,7 @@
       </w:r>
       <w:r>
         <w:rPr>
+          <w:rFonts w:eastAsia="黑体"/>
           <w:b/>
           <w:bCs/>
         </w:rPr>
@@ -329,13 +364,13 @@
       </w:r>
       <w:r>
         <w:rPr>
-          <w:rFonts w:hint="eastAsia"/>
+          <w:rFonts w:hint="eastAsia" w:eastAsia="黑体"/>
         </w:rPr>
         <w:t xml:space="preserve">；</w:t>
       </w:r>
       <w:r>
         <w:rPr>
-          <w:rFonts w:hint="eastAsia"/>
+          <w:rFonts w:hint="eastAsia" w:eastAsia="黑体"/>
           <w:b/>
           <w:bCs/>
         </w:rPr>
@@ -343,6 +378,7 @@
       </w:r>
       <w:r>
         <w:rPr>
+          <w:rFonts w:eastAsia="黑体"/>
           <w:b/>
           <w:bCs/>
         </w:rPr>
@@ -350,7 +386,7 @@
       </w:r>
       <w:r>
         <w:rPr>
-          <w:rFonts w:hint="eastAsia"/>
+          <w:rFonts w:hint="eastAsia" w:eastAsia="黑体"/>
           <w:b/>
           <w:bCs/>
         </w:rPr>
@@ -358,6 +394,7 @@
       </w:r>
       <w:r>
         <w:rPr>
+          <w:rFonts w:eastAsia="黑体"/>
           <w:b/>
           <w:bCs/>
         </w:rPr>
@@ -365,7 +402,7 @@
       </w:r>
       <w:r>
         <w:rPr>
-          <w:rFonts w:hint="eastAsia"/>
+          <w:rFonts w:hint="eastAsia" w:eastAsia="黑体"/>
         </w:rPr>
         <w:t xml:space="preserve">（</w:t>
       </w:r>
@@ -384,17 +421,20 @@
         </m:sSub>
       </m:oMath>
       <w:r>
+        <w:rPr>
+          <w:rFonts w:eastAsia="黑体"/>
+        </w:rPr>
         <w:t xml:space="preserve"> </w:t>
       </w:r>
       <w:r>
         <w:rPr>
-          <w:rFonts w:hint="eastAsia"/>
+          <w:rFonts w:hint="eastAsia" w:eastAsia="黑体"/>
         </w:rPr>
         <w:t xml:space="preserve">一端）；</w:t>
       </w:r>
       <w:r>
         <w:rPr>
-          <w:rFonts w:hint="eastAsia"/>
+          <w:rFonts w:hint="eastAsia" w:eastAsia="黑体"/>
           <w:b/>
           <w:bCs/>
         </w:rPr>
@@ -402,6 +442,7 @@
       </w:r>
       <w:r>
         <w:rPr>
+          <w:rFonts w:eastAsia="黑体"/>
           <w:b/>
           <w:bCs/>
         </w:rPr>
@@ -409,7 +450,7 @@
       </w:r>
       <w:r>
         <w:rPr>
-          <w:rFonts w:hint="eastAsia"/>
+          <w:rFonts w:hint="eastAsia" w:eastAsia="黑体"/>
           <w:b/>
           <w:bCs/>
         </w:rPr>
@@ -417,6 +458,7 @@
       </w:r>
       <w:r>
         <w:rPr>
+          <w:rFonts w:eastAsia="黑体"/>
           <w:b/>
           <w:bCs/>
         </w:rPr>
@@ -424,7 +466,7 @@
       </w:r>
       <w:r>
         <w:rPr>
-          <w:rFonts w:hint="eastAsia"/>
+          <w:rFonts w:hint="eastAsia" w:eastAsia="黑体"/>
         </w:rPr>
         <w:t xml:space="preserve">（</w:t>
       </w:r>
@@ -443,26 +485,32 @@
         </m:sSub>
       </m:oMath>
       <w:r>
+        <w:rPr>
+          <w:rFonts w:eastAsia="黑体"/>
+        </w:rPr>
         <w:t xml:space="preserve"> </w:t>
       </w:r>
       <w:r>
         <w:rPr>
-          <w:rFonts w:hint="eastAsia"/>
+          <w:rFonts w:hint="eastAsia" w:eastAsia="黑体"/>
         </w:rPr>
         <w:t xml:space="preserve">另一端</w:t>
       </w:r>
       <w:r>
+        <w:rPr>
+          <w:rFonts w:eastAsia="黑体"/>
+        </w:rPr>
         <w:t xml:space="preserve"> / </w:t>
       </w:r>
       <w:r>
         <w:rPr>
-          <w:rFonts w:hint="eastAsia"/>
+          <w:rFonts w:hint="eastAsia" w:eastAsia="黑体"/>
         </w:rPr>
         <w:t xml:space="preserve">芯片接收测量点）；</w:t>
       </w:r>
       <w:r>
         <w:rPr>
-          <w:rFonts w:hint="eastAsia"/>
+          <w:rFonts w:hint="eastAsia" w:eastAsia="黑体"/>
           <w:b/>
           <w:bCs/>
         </w:rPr>
@@ -470,6 +518,7 @@
       </w:r>
       <w:r>
         <w:rPr>
+          <w:rFonts w:eastAsia="黑体"/>
           <w:b/>
           <w:bCs/>
         </w:rPr>
@@ -477,7 +526,7 @@
       </w:r>
       <w:r>
         <w:rPr>
-          <w:rFonts w:hint="eastAsia"/>
+          <w:rFonts w:hint="eastAsia" w:eastAsia="黑体"/>
           <w:b/>
           <w:bCs/>
         </w:rPr>
@@ -485,13 +534,13 @@
       </w:r>
       <w:r>
         <w:rPr>
-          <w:rFonts w:hint="eastAsia"/>
+          <w:rFonts w:hint="eastAsia" w:eastAsia="黑体"/>
         </w:rPr>
         <w:t xml:space="preserve">；</w:t>
       </w:r>
       <w:r>
         <w:rPr>
-          <w:rFonts w:hint="eastAsia"/>
+          <w:rFonts w:hint="eastAsia" w:eastAsia="黑体"/>
           <w:b/>
           <w:bCs/>
         </w:rPr>
@@ -499,6 +548,7 @@
       </w:r>
       <w:r>
         <w:rPr>
+          <w:rFonts w:eastAsia="黑体"/>
           <w:b/>
           <w:bCs/>
         </w:rPr>
@@ -506,7 +556,7 @@
       </w:r>
       <w:r>
         <w:rPr>
-          <w:rFonts w:hint="eastAsia"/>
+          <w:rFonts w:hint="eastAsia" w:eastAsia="黑体"/>
           <w:b/>
           <w:bCs/>
         </w:rPr>
@@ -514,16 +564,19 @@
       </w:r>
       <w:r>
         <w:rPr>
-          <w:rFonts w:hint="eastAsia"/>
+          <w:rFonts w:hint="eastAsia" w:eastAsia="黑体"/>
         </w:rPr>
         <w:t xml:space="preserve">（VCC）与</w:t>
       </w:r>
       <w:r>
+        <w:rPr>
+          <w:rFonts w:eastAsia="黑体"/>
+        </w:rPr>
         <w:t xml:space="preserve"> </w:t>
       </w:r>
       <w:r>
         <w:rPr>
-          <w:rFonts w:hint="eastAsia"/>
+          <w:rFonts w:hint="eastAsia" w:eastAsia="黑体"/>
           <w:b/>
           <w:bCs/>
         </w:rPr>
@@ -531,6 +584,7 @@
       </w:r>
       <w:r>
         <w:rPr>
+          <w:rFonts w:eastAsia="黑体"/>
           <w:b/>
           <w:bCs/>
         </w:rPr>
@@ -538,7 +592,7 @@
       </w:r>
       <w:r>
         <w:rPr>
-          <w:rFonts w:hint="eastAsia"/>
+          <w:rFonts w:hint="eastAsia" w:eastAsia="黑体"/>
           <w:b/>
           <w:bCs/>
         </w:rPr>
@@ -546,7 +600,7 @@
       </w:r>
       <w:r>
         <w:rPr>
-          <w:rFonts w:hint="eastAsia"/>
+          <w:rFonts w:hint="eastAsia" w:eastAsia="黑体"/>
         </w:rPr>
         <w:t xml:space="preserve">（GND）。</w:t>
       </w:r>
@@ -555,45 +609,58 @@
       <w:pPr/>
       <w:r>
         <w:rPr>
-          <w:rFonts w:hint="eastAsia"/>
+          <w:rFonts w:hint="eastAsia" w:eastAsia="黑体"/>
         </w:rPr>
         <w:t xml:space="preserve">各器件管脚连接：</w:t>
       </w:r>
       <w:r>
         <w:rPr>
+          <w:rFonts w:eastAsia="黑体"/>
           <w:b/>
           <w:bCs/>
         </w:rPr>
         <w:t xml:space="preserve">A1</w:t>
       </w:r>
       <w:r>
+        <w:rPr>
+          <w:rFonts w:eastAsia="黑体"/>
+        </w:rPr>
         <w:t xml:space="preserve"> </w:t>
       </w:r>
       <w:r>
         <w:rPr>
-          <w:rFonts w:hint="eastAsia"/>
+          <w:rFonts w:hint="eastAsia" w:eastAsia="黑体"/>
         </w:rPr>
         <w:t xml:space="preserve">的</w:t>
       </w:r>
       <w:r>
+        <w:rPr>
+          <w:rFonts w:eastAsia="黑体"/>
+        </w:rPr>
         <w:t xml:space="preserve"> </w:t>
       </w:r>
       <w:r>
         <w:rPr>
-          <w:rFonts w:hint="eastAsia"/>
+          <w:rFonts w:hint="eastAsia" w:eastAsia="黑体"/>
         </w:rPr>
         <w:t xml:space="preserve">TX1、TX2（节点①、②）分别经</w:t>
       </w:r>
       <w:r>
+        <w:rPr>
+          <w:rFonts w:eastAsia="黑体"/>
+        </w:rPr>
         <w:t xml:space="preserve"> EMC </w:t>
       </w:r>
       <w:r>
         <w:rPr>
-          <w:rFonts w:hint="eastAsia"/>
+          <w:rFonts w:hint="eastAsia" w:eastAsia="黑体"/>
         </w:rPr>
         <w:t xml:space="preserve">滤波网络——串联</w:t>
       </w:r>
       <w:r>
+        <w:rPr>
+          <w:rFonts w:eastAsia="黑体"/>
+        </w:rPr>
         <w:t xml:space="preserve"> </w:t>
       </w:r>
       <m:oMath>
@@ -618,11 +685,14 @@
       </m:oMath>
       <w:r>
         <w:rPr>
-          <w:rFonts w:hint="eastAsia"/>
+          <w:rFonts w:hint="eastAsia" w:eastAsia="黑体"/>
         </w:rPr>
         <w:t xml:space="preserve">、并联</w:t>
       </w:r>
       <w:r>
+        <w:rPr>
+          <w:rFonts w:eastAsia="黑体"/>
+        </w:rPr>
         <w:t xml:space="preserve"> </w:t>
       </w:r>
       <m:oMath>
@@ -646,15 +716,21 @@
         </m:sSub>
       </m:oMath>
       <w:r>
+        <w:rPr>
+          <w:rFonts w:eastAsia="黑体"/>
+        </w:rPr>
         <w:t xml:space="preserve"> </w:t>
       </w:r>
       <w:r>
         <w:rPr>
-          <w:rFonts w:hint="eastAsia"/>
+          <w:rFonts w:hint="eastAsia" w:eastAsia="黑体"/>
         </w:rPr>
         <w:t xml:space="preserve">对地——后接到天线匹配网络；匹配电容组（含</w:t>
       </w:r>
       <w:r>
+        <w:rPr>
+          <w:rFonts w:eastAsia="黑体"/>
+        </w:rPr>
         <w:t xml:space="preserve"> </w:t>
       </w:r>
       <m:oMath>
@@ -673,20 +749,26 @@
       </m:oMath>
       <w:r>
         <w:rPr>
-          <w:rFonts w:hint="eastAsia"/>
+          <w:rFonts w:hint="eastAsia" w:eastAsia="黑体"/>
         </w:rPr>
         <w:t xml:space="preserve">）一端接</w:t>
       </w:r>
       <w:r>
+        <w:rPr>
+          <w:rFonts w:eastAsia="黑体"/>
+        </w:rPr>
         <w:t xml:space="preserve"> TX </w:t>
       </w:r>
       <w:r>
         <w:rPr>
-          <w:rFonts w:hint="eastAsia"/>
+          <w:rFonts w:hint="eastAsia" w:eastAsia="黑体"/>
         </w:rPr>
         <w:t xml:space="preserve">支路、另一端接天线线圈</w:t>
       </w:r>
       <w:r>
+        <w:rPr>
+          <w:rFonts w:eastAsia="黑体"/>
+        </w:rPr>
         <w:t xml:space="preserve"> </w:t>
       </w:r>
       <m:oMath>
@@ -704,17 +786,20 @@
         </m:sSub>
       </m:oMath>
       <w:r>
+        <w:rPr>
+          <w:rFonts w:eastAsia="黑体"/>
+        </w:rPr>
         <w:t xml:space="preserve"> </w:t>
       </w:r>
       <w:r>
         <w:rPr>
-          <w:rFonts w:hint="eastAsia"/>
+          <w:rFonts w:hint="eastAsia" w:eastAsia="黑体"/>
         </w:rPr>
         <w:t xml:space="preserve">的一端（节点③）；</w:t>
       </w:r>
       <w:r>
         <w:rPr>
-          <w:rFonts w:hint="eastAsia"/>
+          <w:rFonts w:hint="eastAsia" w:eastAsia="黑体"/>
           <w:b/>
           <w:bCs/>
         </w:rPr>
@@ -722,6 +807,7 @@
       </w:r>
       <w:r>
         <w:rPr>
+          <w:rFonts w:eastAsia="黑体"/>
           <w:b/>
           <w:bCs/>
         </w:rPr>
@@ -742,15 +828,21 @@
         </m:sSub>
       </m:oMath>
       <w:r>
+        <w:rPr>
+          <w:rFonts w:eastAsia="黑体"/>
+        </w:rPr>
         <w:t xml:space="preserve"> </w:t>
       </w:r>
       <w:r>
         <w:rPr>
-          <w:rFonts w:hint="eastAsia"/>
+          <w:rFonts w:hint="eastAsia" w:eastAsia="黑体"/>
         </w:rPr>
         <w:t xml:space="preserve">两端构成谐振回路，其并联谐振电容</w:t>
       </w:r>
       <w:r>
+        <w:rPr>
+          <w:rFonts w:eastAsia="黑体"/>
+        </w:rPr>
         <w:t xml:space="preserve"> </w:t>
       </w:r>
       <m:oMath>
@@ -768,15 +860,21 @@
         </m:sSub>
       </m:oMath>
       <w:r>
+        <w:rPr>
+          <w:rFonts w:eastAsia="黑体"/>
+        </w:rPr>
         <w:t xml:space="preserve"> </w:t>
       </w:r>
       <w:r>
         <w:rPr>
-          <w:rFonts w:hint="eastAsia"/>
+          <w:rFonts w:hint="eastAsia" w:eastAsia="黑体"/>
         </w:rPr>
         <w:t xml:space="preserve">使谐振频率匹配到</w:t>
       </w:r>
       <w:r>
+        <w:rPr>
+          <w:rFonts w:eastAsia="黑体"/>
+        </w:rPr>
         <w:t xml:space="preserve"> </w:t>
       </w:r>
       <m:oMath>
@@ -859,56 +957,74 @@
         </m:r>
       </m:oMath>
       <w:r>
+        <w:rPr>
+          <w:rFonts w:eastAsia="黑体"/>
+        </w:rPr>
         <w:t xml:space="preserve"> </w:t>
       </w:r>
       <w:r>
         <w:rPr>
-          <w:rFonts w:hint="eastAsia"/>
+          <w:rFonts w:hint="eastAsia" w:eastAsia="黑体"/>
         </w:rPr>
         <w:t xml:space="preserve">MHz；芯片的接收/检测脚</w:t>
       </w:r>
       <w:r>
+        <w:rPr>
+          <w:rFonts w:eastAsia="黑体"/>
+        </w:rPr>
         <w:t xml:space="preserve"> </w:t>
       </w:r>
       <w:r>
         <w:rPr>
-          <w:rFonts w:hint="eastAsia"/>
+          <w:rFonts w:hint="eastAsia" w:eastAsia="黑体"/>
         </w:rPr>
         <w:t xml:space="preserve">RX、VMID（节点⑤）经隔直/分压接到天线端（节点③/④），用于检测来自标签的负载调制回波。芯片供电</w:t>
       </w:r>
       <w:r>
+        <w:rPr>
+          <w:rFonts w:eastAsia="黑体"/>
+        </w:rPr>
         <w:t xml:space="preserve"> VCC </w:t>
       </w:r>
       <w:r>
         <w:rPr>
-          <w:rFonts w:hint="eastAsia"/>
+          <w:rFonts w:hint="eastAsia" w:eastAsia="黑体"/>
         </w:rPr>
         <w:t xml:space="preserve">与地</w:t>
       </w:r>
       <w:r>
+        <w:rPr>
+          <w:rFonts w:eastAsia="黑体"/>
+        </w:rPr>
         <w:t xml:space="preserve"> </w:t>
       </w:r>
       <w:r>
         <w:rPr>
-          <w:rFonts w:hint="eastAsia"/>
+          <w:rFonts w:hint="eastAsia" w:eastAsia="黑体"/>
         </w:rPr>
         <w:t xml:space="preserve">GND（节点⑥/⑦）去耦，EMC</w:t>
       </w:r>
       <w:r>
+        <w:rPr>
+          <w:rFonts w:eastAsia="黑体"/>
+        </w:rPr>
         <w:t xml:space="preserve"> </w:t>
       </w:r>
       <w:r>
         <w:rPr>
-          <w:rFonts w:hint="eastAsia"/>
+          <w:rFonts w:hint="eastAsia" w:eastAsia="黑体"/>
         </w:rPr>
         <w:t xml:space="preserve">滤波将</w:t>
       </w:r>
       <w:r>
+        <w:rPr>
+          <w:rFonts w:eastAsia="黑体"/>
+        </w:rPr>
         <w:t xml:space="preserve"> 13.56 MHz </w:t>
       </w:r>
       <w:r>
         <w:rPr>
-          <w:rFonts w:hint="eastAsia"/>
+          <w:rFonts w:hint="eastAsia" w:eastAsia="黑体"/>
         </w:rPr>
         <w:t xml:space="preserve">载波的谐波抑制到规范内。</w:t>
       </w:r>
@@ -917,34 +1033,43 @@
       <w:pPr/>
       <w:r>
         <w:rPr>
-          <w:rFonts w:hint="eastAsia"/>
+          <w:rFonts w:hint="eastAsia" w:eastAsia="黑体"/>
         </w:rPr>
         <w:t xml:space="preserve">由此构成”芯片输出</w:t>
       </w:r>
       <w:r>
+        <w:rPr>
+          <w:rFonts w:eastAsia="黑体"/>
+        </w:rPr>
         <w:t xml:space="preserve"> 13.56 MHz </w:t>
       </w:r>
       <w:r>
         <w:rPr>
-          <w:rFonts w:hint="eastAsia"/>
+          <w:rFonts w:hint="eastAsia" w:eastAsia="黑体"/>
         </w:rPr>
         <w:t xml:space="preserve">载波经</w:t>
       </w:r>
       <w:r>
+        <w:rPr>
+          <w:rFonts w:eastAsia="黑体"/>
+        </w:rPr>
         <w:t xml:space="preserve"> EMC </w:t>
       </w:r>
       <w:r>
         <w:rPr>
-          <w:rFonts w:hint="eastAsia"/>
+          <w:rFonts w:hint="eastAsia" w:eastAsia="黑体"/>
         </w:rPr>
         <w:t xml:space="preserve">滤波与匹配网络驱动环形天线、天线与标签近场磁耦合、负载调制回传数据”的近场通信接口，通信距离一般在</w:t>
       </w:r>
       <w:r>
+        <w:rPr>
+          <w:rFonts w:eastAsia="黑体"/>
+        </w:rPr>
         <w:t xml:space="preserve"> 10 cm </w:t>
       </w:r>
       <w:r>
         <w:rPr>
-          <w:rFonts w:hint="eastAsia"/>
+          <w:rFonts w:hint="eastAsia" w:eastAsia="黑体"/>
         </w:rPr>
         <w:t xml:space="preserve">以内，用于支付、门禁、数据传输等短距应用。</w:t>
       </w:r>
@@ -957,7 +1082,7 @@
       </w:pPr>
       <w:r>
         <w:rPr>
-          <w:rFonts w:hint="eastAsia"/>
+          <w:rFonts w:hint="eastAsia" w:eastAsia="黑体"/>
         </w:rPr>
         <w:t xml:space="preserve">工作原理</w:t>
       </w:r>
@@ -968,34 +1093,43 @@
       </w:pPr>
       <w:r>
         <w:rPr>
-          <w:rFonts w:hint="eastAsia"/>
+          <w:rFonts w:hint="eastAsia" w:eastAsia="黑体"/>
         </w:rPr>
         <w:t xml:space="preserve">芯片输出</w:t>
       </w:r>
       <w:r>
+        <w:rPr>
+          <w:rFonts w:eastAsia="黑体"/>
+        </w:rPr>
         <w:t xml:space="preserve"> 13.56 MHz </w:t>
       </w:r>
       <w:r>
         <w:rPr>
-          <w:rFonts w:hint="eastAsia"/>
+          <w:rFonts w:hint="eastAsia" w:eastAsia="黑体"/>
         </w:rPr>
         <w:t xml:space="preserve">载波信号，经</w:t>
       </w:r>
       <w:r>
+        <w:rPr>
+          <w:rFonts w:eastAsia="黑体"/>
+        </w:rPr>
         <w:t xml:space="preserve"> EMC </w:t>
       </w:r>
       <w:r>
         <w:rPr>
-          <w:rFonts w:hint="eastAsia"/>
+          <w:rFonts w:hint="eastAsia" w:eastAsia="黑体"/>
         </w:rPr>
         <w:t xml:space="preserve">滤波与匹配网络驱动天线，在天线周围产生交变磁场；标签靠磁场感应取电并通过负载调制回传数据。通信距离一般在</w:t>
       </w:r>
       <w:r>
+        <w:rPr>
+          <w:rFonts w:eastAsia="黑体"/>
+        </w:rPr>
         <w:t xml:space="preserve"> 10 cm </w:t>
       </w:r>
       <w:r>
         <w:rPr>
-          <w:rFonts w:hint="eastAsia"/>
+          <w:rFonts w:hint="eastAsia" w:eastAsia="黑体"/>
         </w:rPr>
         <w:t xml:space="preserve">以内，读写靠近场磁耦合。</w:t>
       </w:r>
@@ -1008,7 +1142,7 @@
       </w:pPr>
       <w:r>
         <w:rPr>
-          <w:rFonts w:hint="eastAsia"/>
+          <w:rFonts w:hint="eastAsia" w:eastAsia="黑体"/>
         </w:rPr>
         <w:t xml:space="preserve">关键计算公式</w:t>
       </w:r>
@@ -1022,7 +1156,7 @@
       </w:pPr>
       <w:r>
         <w:rPr>
-          <w:rFonts w:hint="eastAsia"/>
+          <w:rFonts w:hint="eastAsia" w:eastAsia="黑体"/>
         </w:rPr>
         <w:t xml:space="preserve">谐振频率（天线并联电容匹配）：</w:t>
       </w:r>
@@ -1136,7 +1270,7 @@
       </w:pPr>
       <w:r>
         <w:rPr>
-          <w:rFonts w:hint="eastAsia"/>
+          <w:rFonts w:hint="eastAsia" w:eastAsia="黑体"/>
         </w:rPr>
         <w:t xml:space="preserve">匹配网络等效电容：</w:t>
       </w:r>
@@ -1244,7 +1378,7 @@
       </w:pPr>
       <w:r>
         <w:rPr>
-          <w:rFonts w:hint="eastAsia"/>
+          <w:rFonts w:hint="eastAsia" w:eastAsia="黑体"/>
         </w:rPr>
         <w:t xml:space="preserve">天线品质因数（带宽权衡）：</w:t>
       </w:r>
@@ -1325,7 +1459,7 @@
       </w:pPr>
       <w:r>
         <w:rPr>
-          <w:rFonts w:hint="eastAsia"/>
+          <w:rFonts w:hint="eastAsia" w:eastAsia="黑体"/>
         </w:rPr>
         <w:t xml:space="preserve">磁场耦合互感：</w:t>
       </w:r>
@@ -1418,7 +1552,7 @@
             </w:pPr>
             <w:r>
               <w:rPr>
-                <w:rFonts w:hint="eastAsia"/>
+                <w:rFonts w:hint="eastAsia" w:eastAsia="黑体"/>
               </w:rPr>
               <w:t xml:space="preserve">符号</w:t>
             </w:r>
@@ -1432,7 +1566,7 @@
             </w:pPr>
             <w:r>
               <w:rPr>
-                <w:rFonts w:hint="eastAsia"/>
+                <w:rFonts w:hint="eastAsia" w:eastAsia="黑体"/>
               </w:rPr>
               <w:t xml:space="preserve">含义</w:t>
             </w:r>
@@ -1446,7 +1580,7 @@
             </w:pPr>
             <w:r>
               <w:rPr>
-                <w:rFonts w:hint="eastAsia"/>
+                <w:rFonts w:hint="eastAsia" w:eastAsia="黑体"/>
               </w:rPr>
               <w:t xml:space="preserve">单位</w:t>
             </w:r>
@@ -1475,6 +1609,9 @@
               </m:sSub>
             </m:oMath>
             <w:r>
+              <w:rPr>
+                <w:rFonts w:eastAsia="黑体"/>
+              </w:rPr>
               <w:t xml:space="preserve">​</w:t>
             </w:r>
           </w:p>
@@ -1487,7 +1624,7 @@
             </w:pPr>
             <w:r>
               <w:rPr>
-                <w:rFonts w:hint="eastAsia"/>
+                <w:rFonts w:hint="eastAsia" w:eastAsia="黑体"/>
               </w:rPr>
               <w:t xml:space="preserve">天线电感</w:t>
             </w:r>
@@ -1500,6 +1637,9 @@
               <w:pStyle w:val="Compact"/>
             </w:pPr>
             <w:r>
+              <w:rPr>
+                <w:rFonts w:eastAsia="黑体"/>
+              </w:rPr>
               <w:t xml:space="preserve">H</w:t>
             </w:r>
           </w:p>
@@ -1527,6 +1667,9 @@
               </m:sSub>
             </m:oMath>
             <w:r>
+              <w:rPr>
+                <w:rFonts w:eastAsia="黑体"/>
+              </w:rPr>
               <w:t xml:space="preserve">​</w:t>
             </w:r>
           </w:p>
@@ -1539,7 +1682,7 @@
             </w:pPr>
             <w:r>
               <w:rPr>
-                <w:rFonts w:hint="eastAsia"/>
+                <w:rFonts w:hint="eastAsia" w:eastAsia="黑体"/>
               </w:rPr>
               <w:t xml:space="preserve">天线/匹配电容</w:t>
             </w:r>
@@ -1552,6 +1695,9 @@
               <w:pStyle w:val="Compact"/>
             </w:pPr>
             <w:r>
+              <w:rPr>
+                <w:rFonts w:eastAsia="黑体"/>
+              </w:rPr>
               <w:t xml:space="preserve">F</w:t>
             </w:r>
           </w:p>
@@ -1579,6 +1725,9 @@
               </m:sSub>
             </m:oMath>
             <w:r>
+              <w:rPr>
+                <w:rFonts w:eastAsia="黑体"/>
+              </w:rPr>
               <w:t xml:space="preserve">​</w:t>
             </w:r>
           </w:p>
@@ -1591,7 +1740,7 @@
             </w:pPr>
             <w:r>
               <w:rPr>
-                <w:rFonts w:hint="eastAsia"/>
+                <w:rFonts w:hint="eastAsia" w:eastAsia="黑体"/>
               </w:rPr>
               <w:t xml:space="preserve">中心频率</w:t>
             </w:r>
@@ -1604,6 +1753,9 @@
               <w:pStyle w:val="Compact"/>
             </w:pPr>
             <w:r>
+              <w:rPr>
+                <w:rFonts w:eastAsia="黑体"/>
+              </w:rPr>
               <w:t xml:space="preserve">Hz</w:t>
             </w:r>
           </w:p>
@@ -1622,6 +1774,9 @@
               </m:r>
             </m:oMath>
             <w:r>
+              <w:rPr>
+                <w:rFonts w:eastAsia="黑体"/>
+              </w:rPr>
               <w:t xml:space="preserve">​</w:t>
             </w:r>
           </w:p>
@@ -1634,7 +1789,7 @@
             </w:pPr>
             <w:r>
               <w:rPr>
-                <w:rFonts w:hint="eastAsia"/>
+                <w:rFonts w:hint="eastAsia" w:eastAsia="黑体"/>
               </w:rPr>
               <w:t xml:space="preserve">品质因数</w:t>
             </w:r>
@@ -1647,6 +1802,9 @@
               <w:pStyle w:val="Compact"/>
             </w:pPr>
             <w:r>
+              <w:rPr>
+                <w:rFonts w:eastAsia="黑体"/>
+              </w:rPr>
               <w:t xml:space="preserve">—</w:t>
             </w:r>
           </w:p>
@@ -1665,6 +1823,9 @@
               </m:r>
             </m:oMath>
             <w:r>
+              <w:rPr>
+                <w:rFonts w:eastAsia="黑体"/>
+              </w:rPr>
               <w:t xml:space="preserve">​</w:t>
             </w:r>
           </w:p>
@@ -1677,7 +1838,7 @@
             </w:pPr>
             <w:r>
               <w:rPr>
-                <w:rFonts w:hint="eastAsia"/>
+                <w:rFonts w:hint="eastAsia" w:eastAsia="黑体"/>
               </w:rPr>
               <w:t xml:space="preserve">耦合系数</w:t>
             </w:r>
@@ -1690,6 +1851,9 @@
               <w:pStyle w:val="Compact"/>
             </w:pPr>
             <w:r>
+              <w:rPr>
+                <w:rFonts w:eastAsia="黑体"/>
+              </w:rPr>
               <w:t xml:space="preserve">—</w:t>
             </w:r>
           </w:p>
@@ -1704,7 +1868,7 @@
       </w:pPr>
       <w:r>
         <w:rPr>
-          <w:rFonts w:hint="eastAsia"/>
+          <w:rFonts w:hint="eastAsia" w:eastAsia="黑体"/>
         </w:rPr>
         <w:t xml:space="preserve">元件调整影响</w:t>
       </w:r>
@@ -1719,43 +1883,60 @@
       </w:pPr>
       <w:r>
         <w:rPr>
+          <w:rFonts w:eastAsia="黑体"/>
           <w:b/>
           <w:bCs/>
         </w:rPr>
         <w:t xml:space="preserve">C_a ↑</w:t>
       </w:r>
       <w:r>
+        <w:rPr>
+          <w:rFonts w:eastAsia="黑体"/>
+        </w:rPr>
         <w:t xml:space="preserve"> </w:t>
       </w:r>
       <w:r>
+        <w:rPr>
+          <w:rFonts w:eastAsia="黑体"/>
+        </w:rPr>
         <w:t xml:space="preserve">→ </w:t>
       </w:r>
       <w:r>
         <w:rPr>
-          <w:rFonts w:hint="eastAsia"/>
+          <w:rFonts w:hint="eastAsia" w:eastAsia="黑体"/>
         </w:rPr>
         <w:t xml:space="preserve">谐振频率下降；</w:t>
       </w:r>
       <w:r>
         <w:rPr>
+          <w:rFonts w:eastAsia="黑体"/>
           <w:b/>
           <w:bCs/>
         </w:rPr>
         <w:t xml:space="preserve">C_a ↓</w:t>
       </w:r>
       <w:r>
+        <w:rPr>
+          <w:rFonts w:eastAsia="黑体"/>
+        </w:rPr>
         <w:t xml:space="preserve"> </w:t>
       </w:r>
       <w:r>
+        <w:rPr>
+          <w:rFonts w:eastAsia="黑体"/>
+        </w:rPr>
         <w:t xml:space="preserve">→ </w:t>
       </w:r>
       <w:r>
         <w:rPr>
-          <w:rFonts w:hint="eastAsia"/>
+          <w:rFonts w:hint="eastAsia" w:eastAsia="黑体"/>
         </w:rPr>
         <w:t xml:space="preserve">谐振频率升高，需重新匹配到</w:t>
       </w:r>
       <w:r>
+        <w:rPr>
+          <w:rFonts w:eastAsia="黑体"/>
+        </w:rPr>
         <w:t xml:space="preserve"> 13.56 MHz。</w:t>
       </w:r>
     </w:p>
@@ -1769,7 +1950,7 @@
       </w:pPr>
       <w:r>
         <w:rPr>
-          <w:rFonts w:hint="eastAsia"/>
+          <w:rFonts w:hint="eastAsia" w:eastAsia="黑体"/>
           <w:b/>
           <w:bCs/>
         </w:rPr>
@@ -1777,29 +1958,39 @@
       </w:r>
       <w:r>
         <w:rPr>
+          <w:rFonts w:eastAsia="黑体"/>
           <w:b/>
           <w:bCs/>
         </w:rPr>
         <w:t xml:space="preserve"> L_a ↑</w:t>
       </w:r>
       <w:r>
+        <w:rPr>
+          <w:rFonts w:eastAsia="黑体"/>
+        </w:rPr>
         <w:t xml:space="preserve"> </w:t>
       </w:r>
       <w:r>
+        <w:rPr>
+          <w:rFonts w:eastAsia="黑体"/>
+        </w:rPr>
         <w:t xml:space="preserve">→ </w:t>
       </w:r>
       <w:r>
         <w:rPr>
-          <w:rFonts w:hint="eastAsia"/>
+          <w:rFonts w:hint="eastAsia" w:eastAsia="黑体"/>
         </w:rPr>
         <w:t xml:space="preserve">磁场覆盖范围增大，但需减小</w:t>
       </w:r>
       <w:r>
+        <w:rPr>
+          <w:rFonts w:eastAsia="黑体"/>
+        </w:rPr>
         <w:t xml:space="preserve"> C_a </w:t>
       </w:r>
       <w:r>
         <w:rPr>
-          <w:rFonts w:hint="eastAsia"/>
+          <w:rFonts w:hint="eastAsia" w:eastAsia="黑体"/>
         </w:rPr>
         <w:t xml:space="preserve">保持谐振，且能耗上升。</w:t>
       </w:r>
@@ -1814,33 +2005,46 @@
       </w:pPr>
       <w:r>
         <w:rPr>
+          <w:rFonts w:eastAsia="黑体"/>
           <w:b/>
           <w:bCs/>
         </w:rPr>
         <w:t xml:space="preserve">Q ↑</w:t>
       </w:r>
       <w:r>
+        <w:rPr>
+          <w:rFonts w:eastAsia="黑体"/>
+        </w:rPr>
         <w:t xml:space="preserve"> </w:t>
       </w:r>
       <w:r>
+        <w:rPr>
+          <w:rFonts w:eastAsia="黑体"/>
+        </w:rPr>
         <w:t xml:space="preserve">→ </w:t>
       </w:r>
       <w:r>
         <w:rPr>
-          <w:rFonts w:hint="eastAsia"/>
+          <w:rFonts w:hint="eastAsia" w:eastAsia="黑体"/>
         </w:rPr>
         <w:t xml:space="preserve">传输效率与距离提高，但带宽变窄、对失谐更敏感；通常</w:t>
       </w:r>
       <w:r>
+        <w:rPr>
+          <w:rFonts w:eastAsia="黑体"/>
+        </w:rPr>
         <w:t xml:space="preserve"> Q </w:t>
       </w:r>
       <w:r>
         <w:rPr>
-          <w:rFonts w:hint="eastAsia"/>
+          <w:rFonts w:hint="eastAsia" w:eastAsia="黑体"/>
         </w:rPr>
         <w:t xml:space="preserve">控制在</w:t>
       </w:r>
       <w:r>
+        <w:rPr>
+          <w:rFonts w:eastAsia="黑体"/>
+        </w:rPr>
         <w:t xml:space="preserve"> 20~35。</w:t>
       </w:r>
     </w:p>
@@ -1854,21 +2058,27 @@
       </w:pPr>
       <w:r>
         <w:rPr>
-          <w:rFonts w:hint="eastAsia"/>
+          <w:rFonts w:hint="eastAsia" w:eastAsia="黑体"/>
           <w:b/>
           <w:bCs/>
         </w:rPr>
         <w:t xml:space="preserve">匹配失调</w:t>
       </w:r>
       <w:r>
+        <w:rPr>
+          <w:rFonts w:eastAsia="黑体"/>
+        </w:rPr>
         <w:t xml:space="preserve"> </w:t>
       </w:r>
       <w:r>
+        <w:rPr>
+          <w:rFonts w:eastAsia="黑体"/>
+        </w:rPr>
         <w:t xml:space="preserve">→ </w:t>
       </w:r>
       <w:r>
         <w:rPr>
-          <w:rFonts w:hint="eastAsia"/>
+          <w:rFonts w:hint="eastAsia" w:eastAsia="黑体"/>
         </w:rPr>
         <w:t xml:space="preserve">反射增大、通信距离显著缩短甚至无法读写。</w:t>
       </w:r>
@@ -1881,7 +2091,7 @@
       </w:pPr>
       <w:r>
         <w:rPr>
-          <w:rFonts w:hint="eastAsia"/>
+          <w:rFonts w:hint="eastAsia" w:eastAsia="黑体"/>
         </w:rPr>
         <w:t xml:space="preserve">典型参数示例</w:t>
       </w:r>
@@ -1896,11 +2106,14 @@
       </w:pPr>
       <w:r>
         <w:rPr>
-          <w:rFonts w:hint="eastAsia"/>
+          <w:rFonts w:hint="eastAsia" w:eastAsia="黑体"/>
         </w:rPr>
         <w:t xml:space="preserve">取</w:t>
       </w:r>
       <w:r>
+        <w:rPr>
+          <w:rFonts w:eastAsia="黑体"/>
+        </w:rPr>
         <w:t xml:space="preserve"> </w:t>
       </w:r>
       <m:oMath>
@@ -1940,6 +2153,9 @@
         </m:r>
       </m:oMath>
       <w:r>
+        <w:rPr>
+          <w:rFonts w:eastAsia="黑体"/>
+        </w:rPr>
         <w:t xml:space="preserve">、</w:t>
       </w:r>
       <m:oMath>
@@ -1966,11 +2182,14 @@
         </m:r>
       </m:oMath>
       <w:r>
+        <w:rPr>
+          <w:rFonts w:eastAsia="黑体"/>
+        </w:rPr>
         <w:t xml:space="preserve"> </w:t>
       </w:r>
       <w:r>
         <w:rPr>
-          <w:rFonts w:hint="eastAsia"/>
+          <w:rFonts w:hint="eastAsia" w:eastAsia="黑体"/>
         </w:rPr>
         <w:t xml:space="preserve">MHz：</w:t>
       </w:r>
@@ -2113,6 +2332,9 @@
         </m:r>
       </m:oMath>
       <w:r>
+        <w:rPr>
+          <w:rFonts w:eastAsia="黑体"/>
+        </w:rPr>
         <w:t xml:space="preserve">。</w:t>
       </w:r>
     </w:p>
@@ -2125,33 +2347,45 @@
         </w:numPr>
       </w:pPr>
       <w:r>
+        <w:rPr>
+          <w:rFonts w:eastAsia="黑体"/>
+        </w:rPr>
         <w:t xml:space="preserve">NFC </w:t>
       </w:r>
       <w:r>
         <w:rPr>
-          <w:rFonts w:hint="eastAsia"/>
+          <w:rFonts w:hint="eastAsia" w:eastAsia="黑体"/>
         </w:rPr>
         <w:t xml:space="preserve">通信距离典型</w:t>
       </w:r>
       <w:r>
+        <w:rPr>
+          <w:rFonts w:eastAsia="黑体"/>
+        </w:rPr>
         <w:t xml:space="preserve"> &lt;10 </w:t>
       </w:r>
       <w:r>
         <w:rPr>
-          <w:rFonts w:hint="eastAsia"/>
+          <w:rFonts w:hint="eastAsia" w:eastAsia="黑体"/>
         </w:rPr>
         <w:t xml:space="preserve">cm，载波</w:t>
       </w:r>
       <w:r>
+        <w:rPr>
+          <w:rFonts w:eastAsia="黑体"/>
+        </w:rPr>
         <w:t xml:space="preserve"> 13.56 </w:t>
       </w:r>
       <w:r>
         <w:rPr>
-          <w:rFonts w:hint="eastAsia"/>
+          <w:rFonts w:hint="eastAsia" w:eastAsia="黑体"/>
         </w:rPr>
         <w:t xml:space="preserve">MHz，数据率</w:t>
       </w:r>
       <w:r>
+        <w:rPr>
+          <w:rFonts w:eastAsia="黑体"/>
+        </w:rPr>
         <w:t xml:space="preserve"> 106/212/424 kbps。</w:t>
       </w:r>
     </w:p>
@@ -2163,7 +2397,7 @@
       </w:pPr>
       <w:r>
         <w:rPr>
-          <w:rFonts w:hint="eastAsia"/>
+          <w:rFonts w:hint="eastAsia" w:eastAsia="黑体"/>
         </w:rPr>
         <w:t xml:space="preserve">常见器件型号</w:t>
       </w:r>
@@ -2178,7 +2412,7 @@
       </w:pPr>
       <w:r>
         <w:rPr>
-          <w:rFonts w:hint="eastAsia"/>
+          <w:rFonts w:hint="eastAsia" w:eastAsia="黑体"/>
         </w:rPr>
         <w:t xml:space="preserve">读写芯片：PN532、RC522、PN7150、CR95HF。</w:t>
       </w:r>
@@ -2193,11 +2427,14 @@
       </w:pPr>
       <w:r>
         <w:rPr>
-          <w:rFonts w:hint="eastAsia"/>
+          <w:rFonts w:hint="eastAsia" w:eastAsia="黑体"/>
         </w:rPr>
         <w:t xml:space="preserve">标签芯片：NTAG213/215/216、MIFARE</w:t>
       </w:r>
       <w:r>
+        <w:rPr>
+          <w:rFonts w:eastAsia="黑体"/>
+        </w:rPr>
         <w:t xml:space="preserve"> Classic。</w:t>
       </w:r>
     </w:p>
@@ -2211,25 +2448,31 @@
       </w:pPr>
       <w:r>
         <w:rPr>
-          <w:rFonts w:hint="eastAsia"/>
+          <w:rFonts w:hint="eastAsia" w:eastAsia="黑体"/>
         </w:rPr>
         <w:t xml:space="preserve">天线：13.56</w:t>
       </w:r>
       <w:r>
+        <w:rPr>
+          <w:rFonts w:eastAsia="黑体"/>
+        </w:rPr>
         <w:t xml:space="preserve"> MHz </w:t>
       </w:r>
       <w:r>
         <w:rPr>
-          <w:rFonts w:hint="eastAsia"/>
+          <w:rFonts w:hint="eastAsia" w:eastAsia="黑体"/>
         </w:rPr>
         <w:t xml:space="preserve">蚀刻线圈</w:t>
       </w:r>
       <w:r>
+        <w:rPr>
+          <w:rFonts w:eastAsia="黑体"/>
+        </w:rPr>
         <w:t xml:space="preserve"> / </w:t>
       </w:r>
       <w:r>
         <w:rPr>
-          <w:rFonts w:hint="eastAsia"/>
+          <w:rFonts w:hint="eastAsia" w:eastAsia="黑体"/>
         </w:rPr>
         <w:t xml:space="preserve">软板天线。</w:t>
       </w:r>
@@ -2242,7 +2485,7 @@
       </w:pPr>
       <w:r>
         <w:rPr>
-          <w:rFonts w:hint="eastAsia"/>
+          <w:rFonts w:hint="eastAsia" w:eastAsia="黑体"/>
         </w:rPr>
         <w:t xml:space="preserve">注意事项</w:t>
       </w:r>
@@ -2257,16 +2500,19 @@
       </w:pPr>
       <w:r>
         <w:rPr>
-          <w:rFonts w:hint="eastAsia"/>
+          <w:rFonts w:hint="eastAsia" w:eastAsia="黑体"/>
         </w:rPr>
         <w:t xml:space="preserve">天线需仔细匹配到</w:t>
       </w:r>
       <w:r>
+        <w:rPr>
+          <w:rFonts w:eastAsia="黑体"/>
+        </w:rPr>
         <w:t xml:space="preserve"> 13.56 </w:t>
       </w:r>
       <w:r>
         <w:rPr>
-          <w:rFonts w:hint="eastAsia"/>
+          <w:rFonts w:hint="eastAsia" w:eastAsia="黑体"/>
         </w:rPr>
         <w:t xml:space="preserve">MHz，匹配不佳直接导致读距大降。</w:t>
       </w:r>
@@ -2281,7 +2527,7 @@
       </w:pPr>
       <w:r>
         <w:rPr>
-          <w:rFonts w:hint="eastAsia"/>
+          <w:rFonts w:hint="eastAsia" w:eastAsia="黑体"/>
         </w:rPr>
         <w:t xml:space="preserve">金属环境会失谐并屏蔽磁场，需留净空区或加隔离磁片。</w:t>
       </w:r>
@@ -2296,16 +2542,19 @@
       </w:pPr>
       <w:r>
         <w:rPr>
-          <w:rFonts w:hint="eastAsia"/>
+          <w:rFonts w:hint="eastAsia" w:eastAsia="黑体"/>
         </w:rPr>
         <w:t xml:space="preserve">线圈</w:t>
       </w:r>
       <w:r>
+        <w:rPr>
+          <w:rFonts w:eastAsia="黑体"/>
+        </w:rPr>
         <w:t xml:space="preserve"> Q </w:t>
       </w:r>
       <w:r>
         <w:rPr>
-          <w:rFonts w:hint="eastAsia"/>
+          <w:rFonts w:hint="eastAsia" w:eastAsia="黑体"/>
         </w:rPr>
         <w:t xml:space="preserve">值不宜过高，避免带宽不足影响负载调制波形。</w:t>
       </w:r>
@@ -2320,7 +2569,7 @@
       </w:pPr>
       <w:r>
         <w:rPr>
-          <w:rFonts w:hint="eastAsia"/>
+          <w:rFonts w:hint="eastAsia" w:eastAsia="黑体"/>
         </w:rPr>
         <w:t xml:space="preserve">卡/标签靠磁场供电，能量与距离强相关，距离越近越可靠。</w:t>
       </w:r>
@@ -2333,7 +2582,7 @@
       </w:pPr>
       <w:r>
         <w:rPr>
-          <w:rFonts w:hint="eastAsia"/>
+          <w:rFonts w:hint="eastAsia" w:eastAsia="黑体"/>
         </w:rPr>
         <w:t xml:space="preserve">参考资料</w:t>
       </w:r>
@@ -2347,6 +2596,9 @@
         </w:numPr>
       </w:pPr>
       <w:r>
+        <w:rPr>
+          <w:rFonts w:eastAsia="黑体"/>
+        </w:rPr>
         <w:t xml:space="preserve">Wikipedia: Near-field communication。</w:t>
       </w:r>
     </w:p>
@@ -2359,15 +2611,21 @@
         </w:numPr>
       </w:pPr>
       <w:r>
+        <w:rPr>
+          <w:rFonts w:eastAsia="黑体"/>
+        </w:rPr>
         <w:t xml:space="preserve">NXP PN532 / NTAG </w:t>
       </w:r>
       <w:r>
         <w:rPr>
-          <w:rFonts w:hint="eastAsia"/>
+          <w:rFonts w:hint="eastAsia" w:eastAsia="黑体"/>
         </w:rPr>
         <w:t xml:space="preserve">产品页与应用笔记</w:t>
       </w:r>
       <w:r>
+        <w:rPr>
+          <w:rFonts w:eastAsia="黑体"/>
+        </w:rPr>
         <w:t xml:space="preserve"> AN11579。</w:t>
       </w:r>
     </w:p>
@@ -2381,7 +2639,7 @@
       </w:pPr>
       <w:r>
         <w:rPr>
-          <w:rFonts w:hint="eastAsia"/>
+          <w:rFonts w:hint="eastAsia" w:eastAsia="黑体"/>
         </w:rPr>
         <w:t xml:space="preserve">《射频识别（RFID）原理与应用》。</w:t>
       </w:r>
@@ -2395,11 +2653,11 @@
       </w:pPr>
       <w:r>
         <w:rPr>
-          <w:rFonts w:ascii="Times New Roman" w:hAnsi="Times New Roman"/>
+          <w:rFonts w:ascii="Times New Roman" w:hAnsi="Times New Roman" w:eastAsia="黑体"/>
           <w:color w:val="555555"/>
           <w:sz w:val="21"/>
         </w:rPr>
-        <w:t>材料收集者：杜文杰</w:t>
+        <w:t>材料收集者：杜文杰，WX手机：19519196569，QQ:3478827729</w:t>
       </w:r>
     </w:p>
     <w:sectPr>
@@ -2419,7 +2677,7 @@
 </file>
 
 <file path=word/footer1.xml><?xml version="1.0" encoding="utf-8"?>
-<w:ftr xmlns:m="http://schemas.openxmlformats.org/officeDocument/2006/math" xmlns:mc="http://schemas.openxmlformats.org/markup-compatibility/2006" xmlns:mo="http://schemas.microsoft.com/office/mac/office/2008/main" xmlns:mv="urn:schemas-microsoft-com:mac:vml" xmlns:o="urn:schemas-microsoft-com:office:office" xmlns:r="http://schemas.openxmlformats.org/officeDocument/2006/relationships" xmlns:v="urn:schemas-microsoft-com:vml" xmlns:w10="urn:schemas-microsoft-com:office:word" xmlns:w14="http://schemas.microsoft.com/office/word/2010/wordml" xmlns:w="http://schemas.openxmlformats.org/wordprocessingml/2006/main" xmlns:wne="http://schemas.microsoft.com/office/word/2006/wordml" xmlns:wp14="http://schemas.microsoft.com/office/word/2010/wordprocessingDrawing" xmlns:wp="http://schemas.openxmlformats.org/drawingml/2006/wordprocessingDrawing" xmlns:wpc="http://schemas.microsoft.com/office/word/2010/wordprocessingCanvas" xmlns:wpg="http://schemas.microsoft.com/office/word/2010/wordprocessingGroup" xmlns:wpi="http://schemas.microsoft.com/office/word/2010/wordprocessingInk" xmlns:wps="http://schemas.microsoft.com/office/word/2010/wordprocessingShape" mc:Ignorable="w14 wp14">
+<w:ftr xmlns:mc="http://schemas.openxmlformats.org/markup-compatibility/2006" xmlns:w="http://schemas.openxmlformats.org/wordprocessingml/2006/main" xmlns:m="http://schemas.openxmlformats.org/officeDocument/2006/math" xmlns:mo="http://schemas.microsoft.com/office/mac/office/2008/main" xmlns:mv="urn:schemas-microsoft-com:mac:vml" xmlns:o="urn:schemas-microsoft-com:office:office" xmlns:r="http://schemas.openxmlformats.org/officeDocument/2006/relationships" xmlns:v="urn:schemas-microsoft-com:vml" xmlns:w10="urn:schemas-microsoft-com:office:word" xmlns:w14="http://schemas.microsoft.com/office/word/2010/wordml" xmlns:wne="http://schemas.microsoft.com/office/word/2006/wordml" xmlns:wp14="http://schemas.microsoft.com/office/word/2010/wordprocessingDrawing" xmlns:wp="http://schemas.openxmlformats.org/drawingml/2006/wordprocessingDrawing" xmlns:wpc="http://schemas.microsoft.com/office/word/2010/wordprocessingCanvas" xmlns:wpg="http://schemas.microsoft.com/office/word/2010/wordprocessingGroup" xmlns:wpi="http://schemas.microsoft.com/office/word/2010/wordprocessingInk" xmlns:wps="http://schemas.microsoft.com/office/word/2010/wordprocessingShape" mc:Ignorable="w14 wp14">
   <w:p>
     <w:pPr>
       <w:pStyle w:val="Footer"/>
@@ -2427,12 +2685,14 @@
     </w:pPr>
     <w:r>
       <w:rPr>
+        <w:rFonts w:eastAsia="黑体"/>
         <w:sz w:val="18"/>
       </w:rPr>
       <w:t xml:space="preserve">第 </w:t>
     </w:r>
     <w:r>
       <w:rPr>
+        <w:rFonts w:eastAsia="黑体"/>
         <w:sz w:val="18"/>
       </w:rPr>
       <w:fldChar w:fldCharType="begin"/>
@@ -2441,6 +2701,7 @@
     </w:r>
     <w:r>
       <w:rPr>
+        <w:rFonts w:eastAsia="黑体"/>
         <w:sz w:val="18"/>
       </w:rPr>
       <w:t xml:space="preserve"> 页</w:t>
@@ -2454,6 +2715,9 @@
   <w:footnote w:type="continuationSeparator" w:id="0">
     <w:p>
       <w:r>
+        <w:rPr>
+          <w:rFonts w:eastAsia="黑体"/>
+        </w:rPr>
         <w:continuationSeparator/>
       </w:r>
     </w:p>
@@ -2461,6 +2725,9 @@
   <w:footnote w:type="separator" w:id="-1">
     <w:p>
       <w:r>
+        <w:rPr>
+          <w:rFonts w:eastAsia="黑体"/>
+        </w:rPr>
         <w:separator/>
       </w:r>
     </w:p>
@@ -2469,7 +2736,7 @@
 </file>
 
 <file path=word/header1.xml><?xml version="1.0" encoding="utf-8"?>
-<w:hdr xmlns:m="http://schemas.openxmlformats.org/officeDocument/2006/math" xmlns:mc="http://schemas.openxmlformats.org/markup-compatibility/2006" xmlns:mo="http://schemas.microsoft.com/office/mac/office/2008/main" xmlns:mv="urn:schemas-microsoft-com:mac:vml" xmlns:o="urn:schemas-microsoft-com:office:office" xmlns:r="http://schemas.openxmlformats.org/officeDocument/2006/relationships" xmlns:v="urn:schemas-microsoft-com:vml" xmlns:w10="urn:schemas-microsoft-com:office:word" xmlns:w14="http://schemas.microsoft.com/office/word/2010/wordml" xmlns:w="http://schemas.openxmlformats.org/wordprocessingml/2006/main" xmlns:wne="http://schemas.microsoft.com/office/word/2006/wordml" xmlns:wp14="http://schemas.microsoft.com/office/word/2010/wordprocessingDrawing" xmlns:wp="http://schemas.openxmlformats.org/drawingml/2006/wordprocessingDrawing" xmlns:wpc="http://schemas.microsoft.com/office/word/2010/wordprocessingCanvas" xmlns:wpg="http://schemas.microsoft.com/office/word/2010/wordprocessingGroup" xmlns:wpi="http://schemas.microsoft.com/office/word/2010/wordprocessingInk" xmlns:wps="http://schemas.microsoft.com/office/word/2010/wordprocessingShape" mc:Ignorable="w14 wp14">
+<w:hdr xmlns:mc="http://schemas.openxmlformats.org/markup-compatibility/2006" xmlns:w="http://schemas.openxmlformats.org/wordprocessingml/2006/main" xmlns:m="http://schemas.openxmlformats.org/officeDocument/2006/math" xmlns:mo="http://schemas.microsoft.com/office/mac/office/2008/main" xmlns:mv="urn:schemas-microsoft-com:mac:vml" xmlns:o="urn:schemas-microsoft-com:office:office" xmlns:r="http://schemas.openxmlformats.org/officeDocument/2006/relationships" xmlns:v="urn:schemas-microsoft-com:vml" xmlns:w10="urn:schemas-microsoft-com:office:word" xmlns:w14="http://schemas.microsoft.com/office/word/2010/wordml" xmlns:wne="http://schemas.microsoft.com/office/word/2006/wordml" xmlns:wp14="http://schemas.microsoft.com/office/word/2010/wordprocessingDrawing" xmlns:wp="http://schemas.openxmlformats.org/drawingml/2006/wordprocessingDrawing" xmlns:wpc="http://schemas.microsoft.com/office/word/2010/wordprocessingCanvas" xmlns:wpg="http://schemas.microsoft.com/office/word/2010/wordprocessingGroup" xmlns:wpi="http://schemas.microsoft.com/office/word/2010/wordprocessingInk" xmlns:wps="http://schemas.microsoft.com/office/word/2010/wordprocessingShape" mc:Ignorable="w14 wp14">
   <w:p>
     <w:pPr>
       <w:pStyle w:val="Header"/>
@@ -2477,7 +2744,7 @@
     </w:pPr>
     <w:r>
       <w:rPr>
-        <w:rFonts w:ascii="Times New Roman" w:hAnsi="Times New Roman"/>
+        <w:rFonts w:ascii="Times New Roman" w:hAnsi="Times New Roman" w:eastAsia="黑体"/>
         <w:sz w:val="18"/>
         <w:rFonts w:eastAsia="黑体"/>
         <w:rFonts w:eastAsia="黑体"/>
@@ -2489,7 +2756,7 @@
 </file>
 
 <file path=word/numbering.xml><?xml version="1.0" encoding="utf-8"?>
-<w:numbering xmlns:m="http://schemas.openxmlformats.org/officeDocument/2006/math" xmlns:mc="http://schemas.openxmlformats.org/markup-compatibility/2006" xmlns:mo="http://schemas.microsoft.com/office/mac/office/2008/main" xmlns:mv="urn:schemas-microsoft-com:mac:vml" xmlns:o="urn:schemas-microsoft-com:office:office" xmlns:r="http://schemas.openxmlformats.org/officeDocument/2006/relationships" xmlns:v="urn:schemas-microsoft-com:vml" xmlns:w="http://schemas.openxmlformats.org/wordprocessingml/2006/main" xmlns:w10="urn:schemas-microsoft-com:office:word" xmlns:w14="http://schemas.microsoft.com/office/word/2010/wordml" xmlns:wne="http://schemas.microsoft.com/office/word/2006/wordml" xmlns:wp="http://schemas.openxmlformats.org/drawingml/2006/wordprocessingDrawing" xmlns:wp14="http://schemas.microsoft.com/office/word/2010/wordprocessingDrawing" xmlns:wpc="http://schemas.microsoft.com/office/word/2010/wordprocessingCanvas" xmlns:wpg="http://schemas.microsoft.com/office/word/2010/wordprocessingGroup" xmlns:wpi="http://schemas.microsoft.com/office/word/2010/wordprocessingInk" xmlns:wps="http://schemas.microsoft.com/office/word/2010/wordprocessingShape" mc:Ignorable="w14 wp14">
+<w:numbering xmlns:mc="http://schemas.openxmlformats.org/markup-compatibility/2006" xmlns:w="http://schemas.openxmlformats.org/wordprocessingml/2006/main" xmlns:m="http://schemas.openxmlformats.org/officeDocument/2006/math" xmlns:mo="http://schemas.microsoft.com/office/mac/office/2008/main" xmlns:mv="urn:schemas-microsoft-com:mac:vml" xmlns:o="urn:schemas-microsoft-com:office:office" xmlns:r="http://schemas.openxmlformats.org/officeDocument/2006/relationships" xmlns:v="urn:schemas-microsoft-com:vml" xmlns:w10="urn:schemas-microsoft-com:office:word" xmlns:w14="http://schemas.microsoft.com/office/word/2010/wordml" xmlns:wne="http://schemas.microsoft.com/office/word/2006/wordml" xmlns:wp="http://schemas.openxmlformats.org/drawingml/2006/wordprocessingDrawing" xmlns:wp14="http://schemas.microsoft.com/office/word/2010/wordprocessingDrawing" xmlns:wpc="http://schemas.microsoft.com/office/word/2010/wordprocessingCanvas" xmlns:wpg="http://schemas.microsoft.com/office/word/2010/wordprocessingGroup" xmlns:wpi="http://schemas.microsoft.com/office/word/2010/wordprocessingInk" xmlns:wps="http://schemas.microsoft.com/office/word/2010/wordprocessingShape" mc:Ignorable="w14 wp14">
   <w:abstractNum w:abstractNumId="0">
     <w:nsid w:val="FFFFFF7C"/>
     <w:multiLevelType w:val="singleLevel"/>
@@ -2576,7 +2843,7 @@
         <w:ind w:hanging="360" w:left="1440"/>
       </w:pPr>
       <w:rPr>
-        <w:rFonts w:ascii="Symbol" w:hAnsi="Symbol" w:hint="default"/>
+        <w:rFonts w:ascii="Symbol" w:hAnsi="Symbol" w:hint="default" w:eastAsia="黑体"/>
       </w:rPr>
     </w:lvl>
   </w:abstractNum>
@@ -2597,7 +2864,7 @@
         <w:ind w:hanging="360" w:left="1080"/>
       </w:pPr>
       <w:rPr>
-        <w:rFonts w:ascii="Symbol" w:hAnsi="Symbol" w:hint="default"/>
+        <w:rFonts w:ascii="Symbol" w:hAnsi="Symbol" w:hint="default" w:eastAsia="黑体"/>
       </w:rPr>
     </w:lvl>
   </w:abstractNum>
@@ -2618,7 +2885,7 @@
         <w:ind w:hanging="360" w:left="720"/>
       </w:pPr>
       <w:rPr>
-        <w:rFonts w:ascii="Symbol" w:hAnsi="Symbol" w:hint="default"/>
+        <w:rFonts w:ascii="Symbol" w:hAnsi="Symbol" w:hint="default" w:eastAsia="黑体"/>
       </w:rPr>
     </w:lvl>
   </w:abstractNum>
@@ -2657,7 +2924,7 @@
         <w:ind w:hanging="360" w:left="360"/>
       </w:pPr>
       <w:rPr>
-        <w:rFonts w:ascii="Symbol" w:hAnsi="Symbol" w:hint="default"/>
+        <w:rFonts w:ascii="Symbol" w:hAnsi="Symbol" w:hint="default" w:eastAsia="黑体"/>
       </w:rPr>
     </w:lvl>
   </w:abstractNum>
@@ -2748,7 +3015,7 @@
         <w:ind w:left="720" w:hanging="360"/>
       </w:pPr>
       <w:rPr>
-        <w:rFonts w:ascii="Symbol" w:hAnsi="Symbol" w:cs="Symbol" w:hint="default"/>
+        <w:rFonts w:ascii="Symbol" w:hAnsi="Symbol" w:cs="Symbol" w:hint="default" w:eastAsia="黑体"/>
       </w:rPr>
     </w:lvl>
     <w:lvl w:ilvl="1">
@@ -2759,7 +3026,7 @@
         <w:ind w:left="1440" w:hanging="360"/>
       </w:pPr>
       <w:rPr>
-        <w:rFonts w:ascii="Courier New" w:hAnsi="Courier New" w:cs="Courier New" w:hint="default"/>
+        <w:rFonts w:ascii="Courier New" w:hAnsi="Courier New" w:cs="Courier New" w:hint="default" w:eastAsia="黑体"/>
       </w:rPr>
     </w:lvl>
     <w:lvl w:ilvl="2">
@@ -2770,7 +3037,7 @@
         <w:ind w:left="2160" w:hanging="360"/>
       </w:pPr>
       <w:rPr>
-        <w:rFonts w:ascii="Wingdings" w:hAnsi="Wingdings" w:cs="Wingdings" w:hint="default"/>
+        <w:rFonts w:ascii="Wingdings" w:hAnsi="Wingdings" w:cs="Wingdings" w:hint="default" w:eastAsia="黑体"/>
       </w:rPr>
     </w:lvl>
     <w:lvl w:ilvl="3">
@@ -2781,7 +3048,7 @@
         <w:ind w:left="2880" w:hanging="360"/>
       </w:pPr>
       <w:rPr>
-        <w:rFonts w:ascii="Symbol" w:hAnsi="Symbol" w:cs="Symbol" w:hint="default"/>
+        <w:rFonts w:ascii="Symbol" w:hAnsi="Symbol" w:cs="Symbol" w:hint="default" w:eastAsia="黑体"/>
       </w:rPr>
     </w:lvl>
     <w:lvl w:ilvl="4">
@@ -2792,7 +3059,7 @@
         <w:ind w:left="3600" w:hanging="360"/>
       </w:pPr>
       <w:rPr>
-        <w:rFonts w:ascii="Courier New" w:hAnsi="Courier New" w:cs="Courier New" w:hint="default"/>
+        <w:rFonts w:ascii="Courier New" w:hAnsi="Courier New" w:cs="Courier New" w:hint="default" w:eastAsia="黑体"/>
       </w:rPr>
     </w:lvl>
     <w:lvl w:ilvl="5">
@@ -2803,7 +3070,7 @@
         <w:ind w:left="4320" w:hanging="360"/>
       </w:pPr>
       <w:rPr>
-        <w:rFonts w:ascii="Wingdings" w:hAnsi="Wingdings" w:cs="Wingdings" w:hint="default"/>
+        <w:rFonts w:ascii="Wingdings" w:hAnsi="Wingdings" w:cs="Wingdings" w:hint="default" w:eastAsia="黑体"/>
       </w:rPr>
     </w:lvl>
     <w:lvl w:ilvl="6">
@@ -2814,7 +3081,7 @@
         <w:ind w:left="5040" w:hanging="360"/>
       </w:pPr>
       <w:rPr>
-        <w:rFonts w:ascii="Symbol" w:hAnsi="Symbol" w:cs="Symbol" w:hint="default"/>
+        <w:rFonts w:ascii="Symbol" w:hAnsi="Symbol" w:cs="Symbol" w:hint="default" w:eastAsia="黑体"/>
       </w:rPr>
     </w:lvl>
     <w:lvl w:ilvl="7">
@@ -2825,7 +3092,7 @@
         <w:ind w:left="5760" w:hanging="360"/>
       </w:pPr>
       <w:rPr>
-        <w:rFonts w:ascii="Courier New" w:hAnsi="Courier New" w:cs="Courier New" w:hint="default"/>
+        <w:rFonts w:ascii="Courier New" w:hAnsi="Courier New" w:cs="Courier New" w:hint="default" w:eastAsia="黑体"/>
       </w:rPr>
     </w:lvl>
     <w:lvl w:ilvl="8">
@@ -2836,7 +3103,7 @@
         <w:ind w:left="6480" w:hanging="360"/>
       </w:pPr>
       <w:rPr>
-        <w:rFonts w:ascii="Wingdings" w:hAnsi="Wingdings" w:cs="Wingdings" w:hint="default"/>
+        <w:rFonts w:ascii="Wingdings" w:hAnsi="Wingdings" w:cs="Wingdings" w:hint="default" w:eastAsia="黑体"/>
       </w:rPr>
     </w:lvl>
   </w:abstractNum>
@@ -2892,11 +3159,11 @@
 </file>
 
 <file path=word/styles.xml><?xml version="1.0" encoding="utf-8"?>
-<w:styles xmlns:mc="http://schemas.openxmlformats.org/markup-compatibility/2006" xmlns:r="http://schemas.openxmlformats.org/officeDocument/2006/relationships" xmlns:w="http://schemas.openxmlformats.org/wordprocessingml/2006/main" xmlns:w14="http://schemas.microsoft.com/office/word/2010/wordml" mc:Ignorable="w14">
+<w:styles xmlns:mc="http://schemas.openxmlformats.org/markup-compatibility/2006" xmlns:w="http://schemas.openxmlformats.org/wordprocessingml/2006/main" xmlns:r="http://schemas.openxmlformats.org/officeDocument/2006/relationships" xmlns:w14="http://schemas.microsoft.com/office/word/2010/wordml" mc:Ignorable="w14">
   <w:docDefaults>
     <w:rPrDefault>
       <w:rPr>
-        <w:rFonts w:asciiTheme="minorHAnsi" w:cstheme="minorBidi" w:eastAsiaTheme="minorEastAsia" w:hAnsiTheme="minorHAnsi"/>
+        <w:rFonts w:asciiTheme="minorHAnsi" w:cstheme="minorBidi" w:hAnsiTheme="minorHAnsi" w:eastAsia="黑体"/>
         <w:sz w:val="22"/>
         <w:szCs w:val="22"/>
         <w:lang w:bidi="ar-SA" w:eastAsia="en-US" w:val="en-US"/>
@@ -3118,7 +3385,7 @@
       <w:outlineLvl w:val="0"/>
     </w:pPr>
     <w:rPr>
-      <w:rFonts w:ascii="Times New Roman" w:asciiTheme="majorHAnsi" w:cstheme="majorBidi" w:eastAsia="黑体" w:eastAsiaTheme="majorEastAsia" w:hAnsi="Times New Roman" w:hAnsiTheme="majorHAnsi"/>
+      <w:rFonts w:ascii="Times New Roman" w:asciiTheme="majorHAnsi" w:cstheme="majorBidi" w:eastAsia="黑体" w:hAnsi="Times New Roman" w:hAnsiTheme="majorHAnsi"/>
       <w:b/>
       <w:bCs/>
       <w:color w:val="1F3864"/>
@@ -3142,7 +3409,7 @@
       <w:outlineLvl w:val="1"/>
     </w:pPr>
     <w:rPr>
-      <w:rFonts w:ascii="Times New Roman" w:asciiTheme="majorHAnsi" w:cstheme="majorBidi" w:eastAsia="黑体" w:eastAsiaTheme="majorEastAsia" w:hAnsi="Times New Roman" w:hAnsiTheme="majorHAnsi"/>
+      <w:rFonts w:ascii="Times New Roman" w:asciiTheme="majorHAnsi" w:cstheme="majorBidi" w:eastAsia="黑体" w:hAnsi="Times New Roman" w:hAnsiTheme="majorHAnsi"/>
       <w:b/>
       <w:bCs/>
       <w:color w:val="2E4E7E"/>
@@ -3166,7 +3433,7 @@
       <w:outlineLvl w:val="2"/>
     </w:pPr>
     <w:rPr>
-      <w:rFonts w:ascii="Times New Roman" w:asciiTheme="majorHAnsi" w:cstheme="majorBidi" w:eastAsia="黑体" w:eastAsiaTheme="majorEastAsia" w:hAnsi="Times New Roman" w:hAnsiTheme="majorHAnsi"/>
+      <w:rFonts w:ascii="Times New Roman" w:asciiTheme="majorHAnsi" w:cstheme="majorBidi" w:eastAsia="黑体" w:hAnsi="Times New Roman" w:hAnsiTheme="majorHAnsi"/>
       <w:b/>
       <w:bCs/>
       <w:color w:val="2E4E7E"/>
@@ -3190,7 +3457,7 @@
       <w:outlineLvl w:val="3"/>
     </w:pPr>
     <w:rPr>
-      <w:rFonts w:ascii="Times New Roman" w:asciiTheme="majorHAnsi" w:cstheme="majorBidi" w:eastAsia="黑体" w:eastAsiaTheme="majorEastAsia" w:hAnsi="Times New Roman" w:hAnsiTheme="majorHAnsi"/>
+      <w:rFonts w:ascii="Times New Roman" w:asciiTheme="majorHAnsi" w:cstheme="majorBidi" w:eastAsia="黑体" w:hAnsi="Times New Roman" w:hAnsiTheme="majorHAnsi"/>
       <w:b/>
       <w:bCs/>
       <w:i/>
@@ -3216,7 +3483,7 @@
       <w:outlineLvl w:val="4"/>
     </w:pPr>
     <w:rPr>
-      <w:rFonts w:ascii="Times New Roman" w:asciiTheme="majorHAnsi" w:cstheme="majorBidi" w:eastAsia="黑体" w:eastAsiaTheme="majorEastAsia" w:hAnsi="Times New Roman" w:hAnsiTheme="majorHAnsi"/>
+      <w:rFonts w:ascii="Times New Roman" w:asciiTheme="majorHAnsi" w:cstheme="majorBidi" w:eastAsia="黑体" w:hAnsi="Times New Roman" w:hAnsiTheme="majorHAnsi"/>
       <w:b/>
       <w:color w:val="333333"/>
       <w:sz w:val="22"/>
@@ -3239,7 +3506,7 @@
       <w:outlineLvl w:val="5"/>
     </w:pPr>
     <w:rPr>
-      <w:rFonts w:asciiTheme="majorHAnsi" w:cstheme="majorBidi" w:eastAsiaTheme="majorEastAsia" w:hAnsiTheme="majorHAnsi"/>
+      <w:rFonts w:asciiTheme="majorHAnsi" w:cstheme="majorBidi" w:hAnsiTheme="majorHAnsi" w:eastAsia="黑体"/>
       <w:i/>
       <w:iCs/>
       <w:color w:themeColor="accent1" w:themeShade="7F" w:val="243F60"/>
@@ -3262,7 +3529,7 @@
       <w:outlineLvl w:val="6"/>
     </w:pPr>
     <w:rPr>
-      <w:rFonts w:asciiTheme="majorHAnsi" w:cstheme="majorBidi" w:eastAsiaTheme="majorEastAsia" w:hAnsiTheme="majorHAnsi"/>
+      <w:rFonts w:asciiTheme="majorHAnsi" w:cstheme="majorBidi" w:hAnsiTheme="majorHAnsi" w:eastAsia="黑体"/>
       <w:i/>
       <w:iCs/>
       <w:color w:themeColor="text1" w:themeTint="BF" w:val="404040"/>
@@ -3285,7 +3552,7 @@
       <w:outlineLvl w:val="7"/>
     </w:pPr>
     <w:rPr>
-      <w:rFonts w:asciiTheme="majorHAnsi" w:cstheme="majorBidi" w:eastAsiaTheme="majorEastAsia" w:hAnsiTheme="majorHAnsi"/>
+      <w:rFonts w:asciiTheme="majorHAnsi" w:cstheme="majorBidi" w:hAnsiTheme="majorHAnsi" w:eastAsia="黑体"/>
       <w:color w:themeColor="accent1" w:val="4F81BD"/>
       <w:sz w:val="20"/>
       <w:szCs w:val="20"/>
@@ -3308,7 +3575,7 @@
       <w:outlineLvl w:val="8"/>
     </w:pPr>
     <w:rPr>
-      <w:rFonts w:asciiTheme="majorHAnsi" w:cstheme="majorBidi" w:eastAsiaTheme="majorEastAsia" w:hAnsiTheme="majorHAnsi"/>
+      <w:rFonts w:asciiTheme="majorHAnsi" w:cstheme="majorBidi" w:hAnsiTheme="majorHAnsi" w:eastAsia="黑体"/>
       <w:i/>
       <w:iCs/>
       <w:color w:themeColor="text1" w:themeTint="BF" w:val="404040"/>
@@ -3359,7 +3626,7 @@
     <w:uiPriority w:val="9"/>
     <w:rsid w:val="00FC693F"/>
     <w:rPr>
-      <w:rFonts w:asciiTheme="majorHAnsi" w:cstheme="majorBidi" w:eastAsiaTheme="majorEastAsia" w:hAnsiTheme="majorHAnsi"/>
+      <w:rFonts w:asciiTheme="majorHAnsi" w:cstheme="majorBidi" w:hAnsiTheme="majorHAnsi" w:eastAsia="黑体"/>
       <w:b/>
       <w:bCs/>
       <w:color w:themeColor="accent1" w:themeShade="BF" w:val="365F91"/>
@@ -3374,7 +3641,7 @@
     <w:uiPriority w:val="9"/>
     <w:rsid w:val="00FC693F"/>
     <w:rPr>
-      <w:rFonts w:asciiTheme="majorHAnsi" w:cstheme="majorBidi" w:eastAsiaTheme="majorEastAsia" w:hAnsiTheme="majorHAnsi"/>
+      <w:rFonts w:asciiTheme="majorHAnsi" w:cstheme="majorBidi" w:hAnsiTheme="majorHAnsi" w:eastAsia="黑体"/>
       <w:b/>
       <w:bCs/>
       <w:color w:themeColor="accent1" w:val="4F81BD"/>
@@ -3389,7 +3656,7 @@
     <w:uiPriority w:val="9"/>
     <w:rsid w:val="00FC693F"/>
     <w:rPr>
-      <w:rFonts w:asciiTheme="majorHAnsi" w:cstheme="majorBidi" w:eastAsiaTheme="majorEastAsia" w:hAnsiTheme="majorHAnsi"/>
+      <w:rFonts w:asciiTheme="majorHAnsi" w:cstheme="majorBidi" w:hAnsiTheme="majorHAnsi" w:eastAsia="黑体"/>
       <w:b/>
       <w:bCs/>
       <w:color w:themeColor="accent1" w:val="4F81BD"/>
@@ -3412,7 +3679,7 @@
       <w:contextualSpacing/>
     </w:pPr>
     <w:rPr>
-      <w:rFonts w:ascii="Times New Roman" w:asciiTheme="majorHAnsi" w:cstheme="majorBidi" w:eastAsia="黑体" w:eastAsiaTheme="majorEastAsia" w:hAnsi="Times New Roman" w:hAnsiTheme="majorHAnsi"/>
+      <w:rFonts w:ascii="Times New Roman" w:asciiTheme="majorHAnsi" w:cstheme="majorBidi" w:eastAsia="黑体" w:hAnsi="Times New Roman" w:hAnsiTheme="majorHAnsi"/>
       <w:b/>
       <w:color w:val="1F3864"/>
       <w:spacing w:val="5"/>
@@ -3428,7 +3695,7 @@
     <w:uiPriority w:val="10"/>
     <w:rsid w:val="00FC693F"/>
     <w:rPr>
-      <w:rFonts w:asciiTheme="majorHAnsi" w:cstheme="majorBidi" w:eastAsiaTheme="majorEastAsia" w:hAnsiTheme="majorHAnsi"/>
+      <w:rFonts w:asciiTheme="majorHAnsi" w:cstheme="majorBidi" w:hAnsiTheme="majorHAnsi" w:eastAsia="黑体"/>
       <w:color w:themeColor="text2" w:themeShade="BF" w:val="17365D"/>
       <w:spacing w:val="5"/>
       <w:kern w:val="28"/>
@@ -3450,7 +3717,7 @@
       </w:numPr>
     </w:pPr>
     <w:rPr>
-      <w:rFonts w:asciiTheme="majorHAnsi" w:cstheme="majorBidi" w:eastAsiaTheme="majorEastAsia" w:hAnsiTheme="majorHAnsi"/>
+      <w:rFonts w:asciiTheme="majorHAnsi" w:cstheme="majorBidi" w:hAnsiTheme="majorHAnsi" w:eastAsia="黑体"/>
       <w:i/>
       <w:iCs/>
       <w:color w:themeColor="accent1" w:val="4F81BD"/>
@@ -3466,7 +3733,7 @@
     <w:uiPriority w:val="11"/>
     <w:rsid w:val="00FC693F"/>
     <w:rPr>
-      <w:rFonts w:asciiTheme="majorHAnsi" w:cstheme="majorBidi" w:eastAsiaTheme="majorEastAsia" w:hAnsiTheme="majorHAnsi"/>
+      <w:rFonts w:asciiTheme="majorHAnsi" w:cstheme="majorBidi" w:hAnsiTheme="majorHAnsi" w:eastAsia="黑体"/>
       <w:i/>
       <w:iCs/>
       <w:color w:themeColor="accent1" w:val="4F81BD"/>
@@ -3533,6 +3800,7 @@
       <w:spacing w:after="120"/>
     </w:pPr>
     <w:rPr>
+      <w:rFonts w:eastAsia="黑体"/>
       <w:sz w:val="16"/>
       <w:szCs w:val="16"/>
     </w:rPr>
@@ -3544,6 +3812,7 @@
     <w:uiPriority w:val="99"/>
     <w:rsid w:val="00AA1D8D"/>
     <w:rPr>
+      <w:rFonts w:eastAsia="黑体"/>
       <w:sz w:val="16"/>
       <w:szCs w:val="16"/>
     </w:rPr>
@@ -3713,7 +3982,7 @@
       </w:tabs>
     </w:pPr>
     <w:rPr>
-      <w:rFonts w:ascii="Courier" w:hAnsi="Courier"/>
+      <w:rFonts w:ascii="Courier" w:hAnsi="Courier" w:eastAsia="黑体"/>
       <w:sz w:val="20"/>
       <w:szCs w:val="20"/>
     </w:rPr>
@@ -3725,7 +3994,7 @@
     <w:uiPriority w:val="99"/>
     <w:rsid w:val="0029639D"/>
     <w:rPr>
-      <w:rFonts w:ascii="Courier" w:hAnsi="Courier"/>
+      <w:rFonts w:ascii="Courier" w:hAnsi="Courier" w:eastAsia="黑体"/>
       <w:sz w:val="20"/>
       <w:szCs w:val="20"/>
     </w:rPr>
@@ -3761,6 +4030,7 @@
     <w:uiPriority w:val="29"/>
     <w:rsid w:val="00FC693F"/>
     <w:rPr>
+      <w:rFonts w:eastAsia="黑体"/>
       <w:i/>
       <w:iCs/>
       <w:color w:themeColor="text1" w:val="000000"/>
@@ -3774,7 +4044,7 @@
     <w:semiHidden/>
     <w:rsid w:val="00FC693F"/>
     <w:rPr>
-      <w:rFonts w:asciiTheme="majorHAnsi" w:cstheme="majorBidi" w:eastAsiaTheme="majorEastAsia" w:hAnsiTheme="majorHAnsi"/>
+      <w:rFonts w:asciiTheme="majorHAnsi" w:cstheme="majorBidi" w:hAnsiTheme="majorHAnsi" w:eastAsia="黑体"/>
       <w:b/>
       <w:bCs/>
       <w:i/>
@@ -3790,7 +4060,7 @@
     <w:semiHidden/>
     <w:rsid w:val="00FC693F"/>
     <w:rPr>
-      <w:rFonts w:asciiTheme="majorHAnsi" w:cstheme="majorBidi" w:eastAsiaTheme="majorEastAsia" w:hAnsiTheme="majorHAnsi"/>
+      <w:rFonts w:asciiTheme="majorHAnsi" w:cstheme="majorBidi" w:hAnsiTheme="majorHAnsi" w:eastAsia="黑体"/>
       <w:color w:themeColor="accent1" w:themeShade="7F" w:val="243F60"/>
     </w:rPr>
   </w:style>
@@ -3802,7 +4072,7 @@
     <w:semiHidden/>
     <w:rsid w:val="00FC693F"/>
     <w:rPr>
-      <w:rFonts w:asciiTheme="majorHAnsi" w:cstheme="majorBidi" w:eastAsiaTheme="majorEastAsia" w:hAnsiTheme="majorHAnsi"/>
+      <w:rFonts w:asciiTheme="majorHAnsi" w:cstheme="majorBidi" w:hAnsiTheme="majorHAnsi" w:eastAsia="黑体"/>
       <w:i/>
       <w:iCs/>
       <w:color w:themeColor="accent1" w:themeShade="7F" w:val="243F60"/>
@@ -3816,7 +4086,7 @@
     <w:semiHidden/>
     <w:rsid w:val="00FC693F"/>
     <w:rPr>
-      <w:rFonts w:asciiTheme="majorHAnsi" w:cstheme="majorBidi" w:eastAsiaTheme="majorEastAsia" w:hAnsiTheme="majorHAnsi"/>
+      <w:rFonts w:asciiTheme="majorHAnsi" w:cstheme="majorBidi" w:hAnsiTheme="majorHAnsi" w:eastAsia="黑体"/>
       <w:i/>
       <w:iCs/>
       <w:color w:themeColor="text1" w:themeTint="BF" w:val="404040"/>
@@ -3830,7 +4100,7 @@
     <w:semiHidden/>
     <w:rsid w:val="00FC693F"/>
     <w:rPr>
-      <w:rFonts w:asciiTheme="majorHAnsi" w:cstheme="majorBidi" w:eastAsiaTheme="majorEastAsia" w:hAnsiTheme="majorHAnsi"/>
+      <w:rFonts w:asciiTheme="majorHAnsi" w:cstheme="majorBidi" w:hAnsiTheme="majorHAnsi" w:eastAsia="黑体"/>
       <w:color w:themeColor="accent1" w:val="4F81BD"/>
       <w:sz w:val="20"/>
       <w:szCs w:val="20"/>
@@ -3844,7 +4114,7 @@
     <w:semiHidden/>
     <w:rsid w:val="00FC693F"/>
     <w:rPr>
-      <w:rFonts w:asciiTheme="majorHAnsi" w:cstheme="majorBidi" w:eastAsiaTheme="majorEastAsia" w:hAnsiTheme="majorHAnsi"/>
+      <w:rFonts w:asciiTheme="majorHAnsi" w:cstheme="majorBidi" w:hAnsiTheme="majorHAnsi" w:eastAsia="黑体"/>
       <w:i/>
       <w:iCs/>
       <w:color w:themeColor="text1" w:themeTint="BF" w:val="404040"/>
@@ -3865,6 +4135,7 @@
       <w:spacing w:line="240" w:lineRule="auto"/>
     </w:pPr>
     <w:rPr>
+      <w:rFonts w:eastAsia="黑体"/>
       <w:b/>
       <w:bCs/>
       <w:color w:themeColor="accent1" w:val="4F81BD"/>
@@ -3879,6 +4150,7 @@
     <w:qFormat/>
     <w:rsid w:val="00FC693F"/>
     <w:rPr>
+      <w:rFonts w:eastAsia="黑体"/>
       <w:b/>
       <w:bCs/>
     </w:rPr>
@@ -3890,6 +4162,7 @@
     <w:qFormat/>
     <w:rsid w:val="00FC693F"/>
     <w:rPr>
+      <w:rFonts w:eastAsia="黑体"/>
       <w:i/>
       <w:iCs/>
     </w:rPr>
@@ -3910,6 +4183,7 @@
       <w:ind w:left="936" w:right="936"/>
     </w:pPr>
     <w:rPr>
+      <w:rFonts w:eastAsia="黑体"/>
       <w:b/>
       <w:bCs/>
       <w:i/>
@@ -3924,6 +4198,7 @@
     <w:uiPriority w:val="30"/>
     <w:rsid w:val="00FC693F"/>
     <w:rPr>
+      <w:rFonts w:eastAsia="黑体"/>
       <w:b/>
       <w:bCs/>
       <w:i/>
@@ -3938,6 +4213,7 @@
     <w:qFormat/>
     <w:rsid w:val="00FC693F"/>
     <w:rPr>
+      <w:rFonts w:eastAsia="黑体"/>
       <w:i/>
       <w:iCs/>
       <w:color w:themeColor="text1" w:themeTint="7F" w:val="808080"/>
@@ -3950,6 +4226,7 @@
     <w:qFormat/>
     <w:rsid w:val="00FC693F"/>
     <w:rPr>
+      <w:rFonts w:eastAsia="黑体"/>
       <w:b/>
       <w:bCs/>
       <w:i/>
@@ -3964,6 +4241,7 @@
     <w:qFormat/>
     <w:rsid w:val="00FC693F"/>
     <w:rPr>
+      <w:rFonts w:eastAsia="黑体"/>
       <w:smallCaps/>
       <w:color w:themeColor="accent2" w:val="C0504D"/>
       <w:u w:val="single"/>
@@ -3976,6 +4254,7 @@
     <w:qFormat/>
     <w:rsid w:val="00FC693F"/>
     <w:rPr>
+      <w:rFonts w:eastAsia="黑体"/>
       <w:b/>
       <w:bCs/>
       <w:smallCaps/>
@@ -3991,6 +4270,7 @@
     <w:qFormat/>
     <w:rsid w:val="00FC693F"/>
     <w:rPr>
+      <w:rFonts w:eastAsia="黑体"/>
       <w:b/>
       <w:bCs/>
       <w:smallCaps/>
@@ -4045,6 +4325,7 @@
       <w:spacing w:after="0" w:line="240" w:lineRule="auto"/>
     </w:pPr>
     <w:rPr>
+      <w:rFonts w:eastAsia="黑体"/>
       <w:color w:themeColor="text1" w:themeShade="BF" w:val="000000"/>
     </w:rPr>
     <w:tblPr>
@@ -4067,6 +4348,7 @@
         <w:spacing w:after="0" w:before="0" w:line="240" w:lineRule="auto"/>
       </w:pPr>
       <w:rPr>
+        <w:rFonts w:eastAsia="黑体"/>
         <w:b/>
         <w:bCs/>
       </w:rPr>
@@ -4087,6 +4369,7 @@
         <w:spacing w:after="0" w:before="0" w:line="240" w:lineRule="auto"/>
       </w:pPr>
       <w:rPr>
+        <w:rFonts w:eastAsia="黑体"/>
         <w:b/>
         <w:bCs/>
       </w:rPr>
@@ -4104,12 +4387,14 @@
     </w:tblStylePr>
     <w:tblStylePr w:type="firstCol">
       <w:rPr>
+        <w:rFonts w:eastAsia="黑体"/>
         <w:b/>
         <w:bCs/>
       </w:rPr>
     </w:tblStylePr>
     <w:tblStylePr w:type="lastCol">
       <w:rPr>
+        <w:rFonts w:eastAsia="黑体"/>
         <w:b/>
         <w:bCs/>
       </w:rPr>
@@ -4148,6 +4433,7 @@
       <w:spacing w:after="0" w:line="240" w:lineRule="auto"/>
     </w:pPr>
     <w:rPr>
+      <w:rFonts w:eastAsia="黑体"/>
       <w:color w:themeColor="accent1" w:themeShade="BF" w:val="365F91"/>
     </w:rPr>
     <w:tblPr>
@@ -4170,6 +4456,7 @@
         <w:spacing w:after="0" w:before="0" w:line="240" w:lineRule="auto"/>
       </w:pPr>
       <w:rPr>
+        <w:rFonts w:eastAsia="黑体"/>
         <w:b/>
         <w:bCs/>
       </w:rPr>
@@ -4190,6 +4477,7 @@
         <w:spacing w:after="0" w:before="0" w:line="240" w:lineRule="auto"/>
       </w:pPr>
       <w:rPr>
+        <w:rFonts w:eastAsia="黑体"/>
         <w:b/>
         <w:bCs/>
       </w:rPr>
@@ -4207,12 +4495,14 @@
     </w:tblStylePr>
     <w:tblStylePr w:type="firstCol">
       <w:rPr>
+        <w:rFonts w:eastAsia="黑体"/>
         <w:b/>
         <w:bCs/>
       </w:rPr>
     </w:tblStylePr>
     <w:tblStylePr w:type="lastCol">
       <w:rPr>
+        <w:rFonts w:eastAsia="黑体"/>
         <w:b/>
         <w:bCs/>
       </w:rPr>
@@ -4251,6 +4541,7 @@
       <w:spacing w:after="0" w:line="240" w:lineRule="auto"/>
     </w:pPr>
     <w:rPr>
+      <w:rFonts w:eastAsia="黑体"/>
       <w:color w:themeColor="accent2" w:themeShade="BF" w:val="943634"/>
     </w:rPr>
     <w:tblPr>
@@ -4273,6 +4564,7 @@
         <w:spacing w:after="0" w:before="0" w:line="240" w:lineRule="auto"/>
       </w:pPr>
       <w:rPr>
+        <w:rFonts w:eastAsia="黑体"/>
         <w:b/>
         <w:bCs/>
       </w:rPr>
@@ -4293,6 +4585,7 @@
         <w:spacing w:after="0" w:before="0" w:line="240" w:lineRule="auto"/>
       </w:pPr>
       <w:rPr>
+        <w:rFonts w:eastAsia="黑体"/>
         <w:b/>
         <w:bCs/>
       </w:rPr>
@@ -4310,12 +4603,14 @@
     </w:tblStylePr>
     <w:tblStylePr w:type="firstCol">
       <w:rPr>
+        <w:rFonts w:eastAsia="黑体"/>
         <w:b/>
         <w:bCs/>
       </w:rPr>
     </w:tblStylePr>
     <w:tblStylePr w:type="lastCol">
       <w:rPr>
+        <w:rFonts w:eastAsia="黑体"/>
         <w:b/>
         <w:bCs/>
       </w:rPr>
@@ -4354,6 +4649,7 @@
       <w:spacing w:after="0" w:line="240" w:lineRule="auto"/>
     </w:pPr>
     <w:rPr>
+      <w:rFonts w:eastAsia="黑体"/>
       <w:color w:themeColor="accent3" w:themeShade="BF" w:val="76923C"/>
     </w:rPr>
     <w:tblPr>
@@ -4376,6 +4672,7 @@
         <w:spacing w:after="0" w:before="0" w:line="240" w:lineRule="auto"/>
       </w:pPr>
       <w:rPr>
+        <w:rFonts w:eastAsia="黑体"/>
         <w:b/>
         <w:bCs/>
       </w:rPr>
@@ -4396,6 +4693,7 @@
         <w:spacing w:after="0" w:before="0" w:line="240" w:lineRule="auto"/>
       </w:pPr>
       <w:rPr>
+        <w:rFonts w:eastAsia="黑体"/>
         <w:b/>
         <w:bCs/>
       </w:rPr>
@@ -4413,12 +4711,14 @@
     </w:tblStylePr>
     <w:tblStylePr w:type="firstCol">
       <w:rPr>
+        <w:rFonts w:eastAsia="黑体"/>
         <w:b/>
         <w:bCs/>
       </w:rPr>
     </w:tblStylePr>
     <w:tblStylePr w:type="lastCol">
       <w:rPr>
+        <w:rFonts w:eastAsia="黑体"/>
         <w:b/>
         <w:bCs/>
       </w:rPr>
@@ -4457,6 +4757,7 @@
       <w:spacing w:after="0" w:line="240" w:lineRule="auto"/>
     </w:pPr>
     <w:rPr>
+      <w:rFonts w:eastAsia="黑体"/>
       <w:color w:themeColor="accent4" w:themeShade="BF" w:val="5F497A"/>
     </w:rPr>
     <w:tblPr>
@@ -4479,6 +4780,7 @@
         <w:spacing w:after="0" w:before="0" w:line="240" w:lineRule="auto"/>
       </w:pPr>
       <w:rPr>
+        <w:rFonts w:eastAsia="黑体"/>
         <w:b/>
         <w:bCs/>
       </w:rPr>
@@ -4499,6 +4801,7 @@
         <w:spacing w:after="0" w:before="0" w:line="240" w:lineRule="auto"/>
       </w:pPr>
       <w:rPr>
+        <w:rFonts w:eastAsia="黑体"/>
         <w:b/>
         <w:bCs/>
       </w:rPr>
@@ -4516,12 +4819,14 @@
     </w:tblStylePr>
     <w:tblStylePr w:type="firstCol">
       <w:rPr>
+        <w:rFonts w:eastAsia="黑体"/>
         <w:b/>
         <w:bCs/>
       </w:rPr>
     </w:tblStylePr>
     <w:tblStylePr w:type="lastCol">
       <w:rPr>
+        <w:rFonts w:eastAsia="黑体"/>
         <w:b/>
         <w:bCs/>
       </w:rPr>
@@ -4560,6 +4865,7 @@
       <w:spacing w:after="0" w:line="240" w:lineRule="auto"/>
     </w:pPr>
     <w:rPr>
+      <w:rFonts w:eastAsia="黑体"/>
       <w:color w:themeColor="accent5" w:themeShade="BF" w:val="31849B"/>
     </w:rPr>
     <w:tblPr>
@@ -4582,6 +4888,7 @@
         <w:spacing w:after="0" w:before="0" w:line="240" w:lineRule="auto"/>
       </w:pPr>
       <w:rPr>
+        <w:rFonts w:eastAsia="黑体"/>
         <w:b/>
         <w:bCs/>
       </w:rPr>
@@ -4602,6 +4909,7 @@
         <w:spacing w:after="0" w:before="0" w:line="240" w:lineRule="auto"/>
       </w:pPr>
       <w:rPr>
+        <w:rFonts w:eastAsia="黑体"/>
         <w:b/>
         <w:bCs/>
       </w:rPr>
@@ -4619,12 +4927,14 @@
     </w:tblStylePr>
     <w:tblStylePr w:type="firstCol">
       <w:rPr>
+        <w:rFonts w:eastAsia="黑体"/>
         <w:b/>
         <w:bCs/>
       </w:rPr>
     </w:tblStylePr>
     <w:tblStylePr w:type="lastCol">
       <w:rPr>
+        <w:rFonts w:eastAsia="黑体"/>
         <w:b/>
         <w:bCs/>
       </w:rPr>
@@ -4663,6 +4973,7 @@
       <w:spacing w:after="0" w:line="240" w:lineRule="auto"/>
     </w:pPr>
     <w:rPr>
+      <w:rFonts w:eastAsia="黑体"/>
       <w:color w:themeColor="accent6" w:themeShade="BF" w:val="E36C0A"/>
     </w:rPr>
     <w:tblPr>
@@ -4685,6 +4996,7 @@
         <w:spacing w:after="0" w:before="0" w:line="240" w:lineRule="auto"/>
       </w:pPr>
       <w:rPr>
+        <w:rFonts w:eastAsia="黑体"/>
         <w:b/>
         <w:bCs/>
       </w:rPr>
@@ -4705,6 +5017,7 @@
         <w:spacing w:after="0" w:before="0" w:line="240" w:lineRule="auto"/>
       </w:pPr>
       <w:rPr>
+        <w:rFonts w:eastAsia="黑体"/>
         <w:b/>
         <w:bCs/>
       </w:rPr>
@@ -4722,12 +5035,14 @@
     </w:tblStylePr>
     <w:tblStylePr w:type="firstCol">
       <w:rPr>
+        <w:rFonts w:eastAsia="黑体"/>
         <w:b/>
         <w:bCs/>
       </w:rPr>
     </w:tblStylePr>
     <w:tblStylePr w:type="lastCol">
       <w:rPr>
+        <w:rFonts w:eastAsia="黑体"/>
         <w:b/>
         <w:bCs/>
       </w:rPr>
@@ -4787,6 +5102,7 @@
         <w:spacing w:after="0" w:before="0" w:line="240" w:lineRule="auto"/>
       </w:pPr>
       <w:rPr>
+        <w:rFonts w:eastAsia="黑体"/>
         <w:b/>
         <w:bCs/>
         <w:color w:themeColor="background1" w:val="FFFFFF"/>
@@ -4801,6 +5117,7 @@
         <w:spacing w:after="0" w:before="0" w:line="240" w:lineRule="auto"/>
       </w:pPr>
       <w:rPr>
+        <w:rFonts w:eastAsia="黑体"/>
         <w:b/>
         <w:bCs/>
       </w:rPr>
@@ -4816,12 +5133,14 @@
     </w:tblStylePr>
     <w:tblStylePr w:type="firstCol">
       <w:rPr>
+        <w:rFonts w:eastAsia="黑体"/>
         <w:b/>
         <w:bCs/>
       </w:rPr>
     </w:tblStylePr>
     <w:tblStylePr w:type="lastCol">
       <w:rPr>
+        <w:rFonts w:eastAsia="黑体"/>
         <w:b/>
         <w:bCs/>
       </w:rPr>
@@ -4879,6 +5198,7 @@
         <w:spacing w:after="0" w:before="0" w:line="240" w:lineRule="auto"/>
       </w:pPr>
       <w:rPr>
+        <w:rFonts w:eastAsia="黑体"/>
         <w:b/>
         <w:bCs/>
         <w:color w:themeColor="background1" w:val="FFFFFF"/>
@@ -4893,6 +5213,7 @@
         <w:spacing w:after="0" w:before="0" w:line="240" w:lineRule="auto"/>
       </w:pPr>
       <w:rPr>
+        <w:rFonts w:eastAsia="黑体"/>
         <w:b/>
         <w:bCs/>
       </w:rPr>
@@ -4908,12 +5229,14 @@
     </w:tblStylePr>
     <w:tblStylePr w:type="firstCol">
       <w:rPr>
+        <w:rFonts w:eastAsia="黑体"/>
         <w:b/>
         <w:bCs/>
       </w:rPr>
     </w:tblStylePr>
     <w:tblStylePr w:type="lastCol">
       <w:rPr>
+        <w:rFonts w:eastAsia="黑体"/>
         <w:b/>
         <w:bCs/>
       </w:rPr>
@@ -4971,6 +5294,7 @@
         <w:spacing w:after="0" w:before="0" w:line="240" w:lineRule="auto"/>
       </w:pPr>
       <w:rPr>
+        <w:rFonts w:eastAsia="黑体"/>
         <w:b/>
         <w:bCs/>
         <w:color w:themeColor="background1" w:val="FFFFFF"/>
@@ -4985,6 +5309,7 @@
         <w:spacing w:after="0" w:before="0" w:line="240" w:lineRule="auto"/>
       </w:pPr>
       <w:rPr>
+        <w:rFonts w:eastAsia="黑体"/>
         <w:b/>
         <w:bCs/>
       </w:rPr>
@@ -5000,12 +5325,14 @@
     </w:tblStylePr>
     <w:tblStylePr w:type="firstCol">
       <w:rPr>
+        <w:rFonts w:eastAsia="黑体"/>
         <w:b/>
         <w:bCs/>
       </w:rPr>
     </w:tblStylePr>
     <w:tblStylePr w:type="lastCol">
       <w:rPr>
+        <w:rFonts w:eastAsia="黑体"/>
         <w:b/>
         <w:bCs/>
       </w:rPr>
@@ -5063,6 +5390,7 @@
         <w:spacing w:after="0" w:before="0" w:line="240" w:lineRule="auto"/>
       </w:pPr>
       <w:rPr>
+        <w:rFonts w:eastAsia="黑体"/>
         <w:b/>
         <w:bCs/>
         <w:color w:themeColor="background1" w:val="FFFFFF"/>
@@ -5077,6 +5405,7 @@
         <w:spacing w:after="0" w:before="0" w:line="240" w:lineRule="auto"/>
       </w:pPr>
       <w:rPr>
+        <w:rFonts w:eastAsia="黑体"/>
         <w:b/>
         <w:bCs/>
       </w:rPr>
@@ -5092,12 +5421,14 @@
     </w:tblStylePr>
     <w:tblStylePr w:type="firstCol">
       <w:rPr>
+        <w:rFonts w:eastAsia="黑体"/>
         <w:b/>
         <w:bCs/>
       </w:rPr>
     </w:tblStylePr>
     <w:tblStylePr w:type="lastCol">
       <w:rPr>
+        <w:rFonts w:eastAsia="黑体"/>
         <w:b/>
         <w:bCs/>
       </w:rPr>
@@ -5155,6 +5486,7 @@
         <w:spacing w:after="0" w:before="0" w:line="240" w:lineRule="auto"/>
       </w:pPr>
       <w:rPr>
+        <w:rFonts w:eastAsia="黑体"/>
         <w:b/>
         <w:bCs/>
         <w:color w:themeColor="background1" w:val="FFFFFF"/>
@@ -5169,6 +5501,7 @@
         <w:spacing w:after="0" w:before="0" w:line="240" w:lineRule="auto"/>
       </w:pPr>
       <w:rPr>
+        <w:rFonts w:eastAsia="黑体"/>
         <w:b/>
         <w:bCs/>
       </w:rPr>
@@ -5184,12 +5517,14 @@
     </w:tblStylePr>
     <w:tblStylePr w:type="firstCol">
       <w:rPr>
+        <w:rFonts w:eastAsia="黑体"/>
         <w:b/>
         <w:bCs/>
       </w:rPr>
     </w:tblStylePr>
     <w:tblStylePr w:type="lastCol">
       <w:rPr>
+        <w:rFonts w:eastAsia="黑体"/>
         <w:b/>
         <w:bCs/>
       </w:rPr>
@@ -5247,6 +5582,7 @@
         <w:spacing w:after="0" w:before="0" w:line="240" w:lineRule="auto"/>
       </w:pPr>
       <w:rPr>
+        <w:rFonts w:eastAsia="黑体"/>
         <w:b/>
         <w:bCs/>
         <w:color w:themeColor="background1" w:val="FFFFFF"/>
@@ -5261,6 +5597,7 @@
         <w:spacing w:after="0" w:before="0" w:line="240" w:lineRule="auto"/>
       </w:pPr>
       <w:rPr>
+        <w:rFonts w:eastAsia="黑体"/>
         <w:b/>
         <w:bCs/>
       </w:rPr>
@@ -5276,12 +5613,14 @@
     </w:tblStylePr>
     <w:tblStylePr w:type="firstCol">
       <w:rPr>
+        <w:rFonts w:eastAsia="黑体"/>
         <w:b/>
         <w:bCs/>
       </w:rPr>
     </w:tblStylePr>
     <w:tblStylePr w:type="lastCol">
       <w:rPr>
+        <w:rFonts w:eastAsia="黑体"/>
         <w:b/>
         <w:bCs/>
       </w:rPr>
@@ -5339,6 +5678,7 @@
         <w:spacing w:after="0" w:before="0" w:line="240" w:lineRule="auto"/>
       </w:pPr>
       <w:rPr>
+        <w:rFonts w:eastAsia="黑体"/>
         <w:b/>
         <w:bCs/>
         <w:color w:themeColor="background1" w:val="FFFFFF"/>
@@ -5353,6 +5693,7 @@
         <w:spacing w:after="0" w:before="0" w:line="240" w:lineRule="auto"/>
       </w:pPr>
       <w:rPr>
+        <w:rFonts w:eastAsia="黑体"/>
         <w:b/>
         <w:bCs/>
       </w:rPr>
@@ -5368,12 +5709,14 @@
     </w:tblStylePr>
     <w:tblStylePr w:type="firstCol">
       <w:rPr>
+        <w:rFonts w:eastAsia="黑体"/>
         <w:b/>
         <w:bCs/>
       </w:rPr>
     </w:tblStylePr>
     <w:tblStylePr w:type="lastCol">
       <w:rPr>
+        <w:rFonts w:eastAsia="黑体"/>
         <w:b/>
         <w:bCs/>
       </w:rPr>
@@ -5433,7 +5776,7 @@
         <w:spacing w:after="0" w:before="0" w:line="240" w:lineRule="auto"/>
       </w:pPr>
       <w:rPr>
-        <w:rFonts w:asciiTheme="majorHAnsi" w:cstheme="majorBidi" w:eastAsiaTheme="majorEastAsia" w:hAnsiTheme="majorHAnsi"/>
+        <w:rFonts w:asciiTheme="majorHAnsi" w:cstheme="majorBidi" w:hAnsiTheme="majorHAnsi" w:eastAsia="黑体"/>
         <w:b/>
         <w:bCs/>
       </w:rPr>
@@ -5454,7 +5797,7 @@
         <w:spacing w:after="0" w:before="0" w:line="240" w:lineRule="auto"/>
       </w:pPr>
       <w:rPr>
-        <w:rFonts w:asciiTheme="majorHAnsi" w:cstheme="majorBidi" w:eastAsiaTheme="majorEastAsia" w:hAnsiTheme="majorHAnsi"/>
+        <w:rFonts w:asciiTheme="majorHAnsi" w:cstheme="majorBidi" w:hAnsiTheme="majorHAnsi" w:eastAsia="黑体"/>
         <w:b/>
         <w:bCs/>
       </w:rPr>
@@ -5472,14 +5815,14 @@
     </w:tblStylePr>
     <w:tblStylePr w:type="firstCol">
       <w:rPr>
-        <w:rFonts w:asciiTheme="majorHAnsi" w:cstheme="majorBidi" w:eastAsiaTheme="majorEastAsia" w:hAnsiTheme="majorHAnsi"/>
+        <w:rFonts w:asciiTheme="majorHAnsi" w:cstheme="majorBidi" w:hAnsiTheme="majorHAnsi" w:eastAsia="黑体"/>
         <w:b/>
         <w:bCs/>
       </w:rPr>
     </w:tblStylePr>
     <w:tblStylePr w:type="lastCol">
       <w:rPr>
-        <w:rFonts w:asciiTheme="majorHAnsi" w:cstheme="majorBidi" w:eastAsiaTheme="majorEastAsia" w:hAnsiTheme="majorHAnsi"/>
+        <w:rFonts w:asciiTheme="majorHAnsi" w:cstheme="majorBidi" w:hAnsiTheme="majorHAnsi" w:eastAsia="黑体"/>
         <w:b/>
         <w:bCs/>
       </w:rPr>
@@ -5563,7 +5906,7 @@
         <w:spacing w:after="0" w:before="0" w:line="240" w:lineRule="auto"/>
       </w:pPr>
       <w:rPr>
-        <w:rFonts w:asciiTheme="majorHAnsi" w:cstheme="majorBidi" w:eastAsiaTheme="majorEastAsia" w:hAnsiTheme="majorHAnsi"/>
+        <w:rFonts w:asciiTheme="majorHAnsi" w:cstheme="majorBidi" w:hAnsiTheme="majorHAnsi" w:eastAsia="黑体"/>
         <w:b/>
         <w:bCs/>
       </w:rPr>
@@ -5584,7 +5927,7 @@
         <w:spacing w:after="0" w:before="0" w:line="240" w:lineRule="auto"/>
       </w:pPr>
       <w:rPr>
-        <w:rFonts w:asciiTheme="majorHAnsi" w:cstheme="majorBidi" w:eastAsiaTheme="majorEastAsia" w:hAnsiTheme="majorHAnsi"/>
+        <w:rFonts w:asciiTheme="majorHAnsi" w:cstheme="majorBidi" w:hAnsiTheme="majorHAnsi" w:eastAsia="黑体"/>
         <w:b/>
         <w:bCs/>
       </w:rPr>
@@ -5602,14 +5945,14 @@
     </w:tblStylePr>
     <w:tblStylePr w:type="firstCol">
       <w:rPr>
-        <w:rFonts w:asciiTheme="majorHAnsi" w:cstheme="majorBidi" w:eastAsiaTheme="majorEastAsia" w:hAnsiTheme="majorHAnsi"/>
+        <w:rFonts w:asciiTheme="majorHAnsi" w:cstheme="majorBidi" w:hAnsiTheme="majorHAnsi" w:eastAsia="黑体"/>
         <w:b/>
         <w:bCs/>
       </w:rPr>
     </w:tblStylePr>
     <w:tblStylePr w:type="lastCol">
       <w:rPr>
-        <w:rFonts w:asciiTheme="majorHAnsi" w:cstheme="majorBidi" w:eastAsiaTheme="majorEastAsia" w:hAnsiTheme="majorHAnsi"/>
+        <w:rFonts w:asciiTheme="majorHAnsi" w:cstheme="majorBidi" w:hAnsiTheme="majorHAnsi" w:eastAsia="黑体"/>
         <w:b/>
         <w:bCs/>
       </w:rPr>
@@ -5693,7 +6036,7 @@
         <w:spacing w:after="0" w:before="0" w:line="240" w:lineRule="auto"/>
       </w:pPr>
       <w:rPr>
-        <w:rFonts w:asciiTheme="majorHAnsi" w:cstheme="majorBidi" w:eastAsiaTheme="majorEastAsia" w:hAnsiTheme="majorHAnsi"/>
+        <w:rFonts w:asciiTheme="majorHAnsi" w:cstheme="majorBidi" w:hAnsiTheme="majorHAnsi" w:eastAsia="黑体"/>
         <w:b/>
         <w:bCs/>
       </w:rPr>
@@ -5714,7 +6057,7 @@
         <w:spacing w:after="0" w:before="0" w:line="240" w:lineRule="auto"/>
       </w:pPr>
       <w:rPr>
-        <w:rFonts w:asciiTheme="majorHAnsi" w:cstheme="majorBidi" w:eastAsiaTheme="majorEastAsia" w:hAnsiTheme="majorHAnsi"/>
+        <w:rFonts w:asciiTheme="majorHAnsi" w:cstheme="majorBidi" w:hAnsiTheme="majorHAnsi" w:eastAsia="黑体"/>
         <w:b/>
         <w:bCs/>
       </w:rPr>
@@ -5732,14 +6075,14 @@
     </w:tblStylePr>
     <w:tblStylePr w:type="firstCol">
       <w:rPr>
-        <w:rFonts w:asciiTheme="majorHAnsi" w:cstheme="majorBidi" w:eastAsiaTheme="majorEastAsia" w:hAnsiTheme="majorHAnsi"/>
+        <w:rFonts w:asciiTheme="majorHAnsi" w:cstheme="majorBidi" w:hAnsiTheme="majorHAnsi" w:eastAsia="黑体"/>
         <w:b/>
         <w:bCs/>
       </w:rPr>
     </w:tblStylePr>
     <w:tblStylePr w:type="lastCol">
       <w:rPr>
-        <w:rFonts w:asciiTheme="majorHAnsi" w:cstheme="majorBidi" w:eastAsiaTheme="majorEastAsia" w:hAnsiTheme="majorHAnsi"/>
+        <w:rFonts w:asciiTheme="majorHAnsi" w:cstheme="majorBidi" w:hAnsiTheme="majorHAnsi" w:eastAsia="黑体"/>
         <w:b/>
         <w:bCs/>
       </w:rPr>
@@ -5823,7 +6166,7 @@
         <w:spacing w:after="0" w:before="0" w:line="240" w:lineRule="auto"/>
       </w:pPr>
       <w:rPr>
-        <w:rFonts w:asciiTheme="majorHAnsi" w:cstheme="majorBidi" w:eastAsiaTheme="majorEastAsia" w:hAnsiTheme="majorHAnsi"/>
+        <w:rFonts w:asciiTheme="majorHAnsi" w:cstheme="majorBidi" w:hAnsiTheme="majorHAnsi" w:eastAsia="黑体"/>
         <w:b/>
         <w:bCs/>
       </w:rPr>
@@ -5844,7 +6187,7 @@
         <w:spacing w:after="0" w:before="0" w:line="240" w:lineRule="auto"/>
       </w:pPr>
       <w:rPr>
-        <w:rFonts w:asciiTheme="majorHAnsi" w:cstheme="majorBidi" w:eastAsiaTheme="majorEastAsia" w:hAnsiTheme="majorHAnsi"/>
+        <w:rFonts w:asciiTheme="majorHAnsi" w:cstheme="majorBidi" w:hAnsiTheme="majorHAnsi" w:eastAsia="黑体"/>
         <w:b/>
         <w:bCs/>
       </w:rPr>
@@ -5862,14 +6205,14 @@
     </w:tblStylePr>
     <w:tblStylePr w:type="firstCol">
       <w:rPr>
-        <w:rFonts w:asciiTheme="majorHAnsi" w:cstheme="majorBidi" w:eastAsiaTheme="majorEastAsia" w:hAnsiTheme="majorHAnsi"/>
+        <w:rFonts w:asciiTheme="majorHAnsi" w:cstheme="majorBidi" w:hAnsiTheme="majorHAnsi" w:eastAsia="黑体"/>
         <w:b/>
         <w:bCs/>
       </w:rPr>
     </w:tblStylePr>
     <w:tblStylePr w:type="lastCol">
       <w:rPr>
-        <w:rFonts w:asciiTheme="majorHAnsi" w:cstheme="majorBidi" w:eastAsiaTheme="majorEastAsia" w:hAnsiTheme="majorHAnsi"/>
+        <w:rFonts w:asciiTheme="majorHAnsi" w:cstheme="majorBidi" w:hAnsiTheme="majorHAnsi" w:eastAsia="黑体"/>
         <w:b/>
         <w:bCs/>
       </w:rPr>
@@ -5953,7 +6296,7 @@
         <w:spacing w:after="0" w:before="0" w:line="240" w:lineRule="auto"/>
       </w:pPr>
       <w:rPr>
-        <w:rFonts w:asciiTheme="majorHAnsi" w:cstheme="majorBidi" w:eastAsiaTheme="majorEastAsia" w:hAnsiTheme="majorHAnsi"/>
+        <w:rFonts w:asciiTheme="majorHAnsi" w:cstheme="majorBidi" w:hAnsiTheme="majorHAnsi" w:eastAsia="黑体"/>
         <w:b/>
         <w:bCs/>
       </w:rPr>
@@ -5974,7 +6317,7 @@
         <w:spacing w:after="0" w:before="0" w:line="240" w:lineRule="auto"/>
       </w:pPr>
       <w:rPr>
-        <w:rFonts w:asciiTheme="majorHAnsi" w:cstheme="majorBidi" w:eastAsiaTheme="majorEastAsia" w:hAnsiTheme="majorHAnsi"/>
+        <w:rFonts w:asciiTheme="majorHAnsi" w:cstheme="majorBidi" w:hAnsiTheme="majorHAnsi" w:eastAsia="黑体"/>
         <w:b/>
         <w:bCs/>
       </w:rPr>
@@ -5992,14 +6335,14 @@
     </w:tblStylePr>
     <w:tblStylePr w:type="firstCol">
       <w:rPr>
-        <w:rFonts w:asciiTheme="majorHAnsi" w:cstheme="majorBidi" w:eastAsiaTheme="majorEastAsia" w:hAnsiTheme="majorHAnsi"/>
+        <w:rFonts w:asciiTheme="majorHAnsi" w:cstheme="majorBidi" w:hAnsiTheme="majorHAnsi" w:eastAsia="黑体"/>
         <w:b/>
         <w:bCs/>
       </w:rPr>
     </w:tblStylePr>
     <w:tblStylePr w:type="lastCol">
       <w:rPr>
-        <w:rFonts w:asciiTheme="majorHAnsi" w:cstheme="majorBidi" w:eastAsiaTheme="majorEastAsia" w:hAnsiTheme="majorHAnsi"/>
+        <w:rFonts w:asciiTheme="majorHAnsi" w:cstheme="majorBidi" w:hAnsiTheme="majorHAnsi" w:eastAsia="黑体"/>
         <w:b/>
         <w:bCs/>
       </w:rPr>
@@ -6083,7 +6426,7 @@
         <w:spacing w:after="0" w:before="0" w:line="240" w:lineRule="auto"/>
       </w:pPr>
       <w:rPr>
-        <w:rFonts w:asciiTheme="majorHAnsi" w:cstheme="majorBidi" w:eastAsiaTheme="majorEastAsia" w:hAnsiTheme="majorHAnsi"/>
+        <w:rFonts w:asciiTheme="majorHAnsi" w:cstheme="majorBidi" w:hAnsiTheme="majorHAnsi" w:eastAsia="黑体"/>
         <w:b/>
         <w:bCs/>
       </w:rPr>
@@ -6104,7 +6447,7 @@
         <w:spacing w:after="0" w:before="0" w:line="240" w:lineRule="auto"/>
       </w:pPr>
       <w:rPr>
-        <w:rFonts w:asciiTheme="majorHAnsi" w:cstheme="majorBidi" w:eastAsiaTheme="majorEastAsia" w:hAnsiTheme="majorHAnsi"/>
+        <w:rFonts w:asciiTheme="majorHAnsi" w:cstheme="majorBidi" w:hAnsiTheme="majorHAnsi" w:eastAsia="黑体"/>
         <w:b/>
         <w:bCs/>
       </w:rPr>
@@ -6122,14 +6465,14 @@
     </w:tblStylePr>
     <w:tblStylePr w:type="firstCol">
       <w:rPr>
-        <w:rFonts w:asciiTheme="majorHAnsi" w:cstheme="majorBidi" w:eastAsiaTheme="majorEastAsia" w:hAnsiTheme="majorHAnsi"/>
+        <w:rFonts w:asciiTheme="majorHAnsi" w:cstheme="majorBidi" w:hAnsiTheme="majorHAnsi" w:eastAsia="黑体"/>
         <w:b/>
         <w:bCs/>
       </w:rPr>
     </w:tblStylePr>
     <w:tblStylePr w:type="lastCol">
       <w:rPr>
-        <w:rFonts w:asciiTheme="majorHAnsi" w:cstheme="majorBidi" w:eastAsiaTheme="majorEastAsia" w:hAnsiTheme="majorHAnsi"/>
+        <w:rFonts w:asciiTheme="majorHAnsi" w:cstheme="majorBidi" w:hAnsiTheme="majorHAnsi" w:eastAsia="黑体"/>
         <w:b/>
         <w:bCs/>
       </w:rPr>
@@ -6213,7 +6556,7 @@
         <w:spacing w:after="0" w:before="0" w:line="240" w:lineRule="auto"/>
       </w:pPr>
       <w:rPr>
-        <w:rFonts w:asciiTheme="majorHAnsi" w:cstheme="majorBidi" w:eastAsiaTheme="majorEastAsia" w:hAnsiTheme="majorHAnsi"/>
+        <w:rFonts w:asciiTheme="majorHAnsi" w:cstheme="majorBidi" w:hAnsiTheme="majorHAnsi" w:eastAsia="黑体"/>
         <w:b/>
         <w:bCs/>
       </w:rPr>
@@ -6234,7 +6577,7 @@
         <w:spacing w:after="0" w:before="0" w:line="240" w:lineRule="auto"/>
       </w:pPr>
       <w:rPr>
-        <w:rFonts w:asciiTheme="majorHAnsi" w:cstheme="majorBidi" w:eastAsiaTheme="majorEastAsia" w:hAnsiTheme="majorHAnsi"/>
+        <w:rFonts w:asciiTheme="majorHAnsi" w:cstheme="majorBidi" w:hAnsiTheme="majorHAnsi" w:eastAsia="黑体"/>
         <w:b/>
         <w:bCs/>
       </w:rPr>
@@ -6252,14 +6595,14 @@
     </w:tblStylePr>
     <w:tblStylePr w:type="firstCol">
       <w:rPr>
-        <w:rFonts w:asciiTheme="majorHAnsi" w:cstheme="majorBidi" w:eastAsiaTheme="majorEastAsia" w:hAnsiTheme="majorHAnsi"/>
+        <w:rFonts w:asciiTheme="majorHAnsi" w:cstheme="majorBidi" w:hAnsiTheme="majorHAnsi" w:eastAsia="黑体"/>
         <w:b/>
         <w:bCs/>
       </w:rPr>
     </w:tblStylePr>
     <w:tblStylePr w:type="lastCol">
       <w:rPr>
-        <w:rFonts w:asciiTheme="majorHAnsi" w:cstheme="majorBidi" w:eastAsiaTheme="majorEastAsia" w:hAnsiTheme="majorHAnsi"/>
+        <w:rFonts w:asciiTheme="majorHAnsi" w:cstheme="majorBidi" w:hAnsiTheme="majorHAnsi" w:eastAsia="黑体"/>
         <w:b/>
         <w:bCs/>
       </w:rPr>
@@ -6342,6 +6685,7 @@
         <w:spacing w:after="0" w:before="0" w:line="240" w:lineRule="auto"/>
       </w:pPr>
       <w:rPr>
+        <w:rFonts w:eastAsia="黑体"/>
         <w:b/>
         <w:bCs/>
         <w:color w:themeColor="background1" w:val="FFFFFF"/>
@@ -6364,6 +6708,7 @@
         <w:spacing w:after="0" w:before="0" w:line="240" w:lineRule="auto"/>
       </w:pPr>
       <w:rPr>
+        <w:rFonts w:eastAsia="黑体"/>
         <w:b/>
         <w:bCs/>
       </w:rPr>
@@ -6381,12 +6726,14 @@
     </w:tblStylePr>
     <w:tblStylePr w:type="firstCol">
       <w:rPr>
+        <w:rFonts w:eastAsia="黑体"/>
         <w:b/>
         <w:bCs/>
       </w:rPr>
     </w:tblStylePr>
     <w:tblStylePr w:type="lastCol">
       <w:rPr>
+        <w:rFonts w:eastAsia="黑体"/>
         <w:b/>
         <w:bCs/>
       </w:rPr>
@@ -6448,6 +6795,7 @@
         <w:spacing w:after="0" w:before="0" w:line="240" w:lineRule="auto"/>
       </w:pPr>
       <w:rPr>
+        <w:rFonts w:eastAsia="黑体"/>
         <w:b/>
         <w:bCs/>
         <w:color w:themeColor="background1" w:val="FFFFFF"/>
@@ -6470,6 +6818,7 @@
         <w:spacing w:after="0" w:before="0" w:line="240" w:lineRule="auto"/>
       </w:pPr>
       <w:rPr>
+        <w:rFonts w:eastAsia="黑体"/>
         <w:b/>
         <w:bCs/>
       </w:rPr>
@@ -6487,12 +6836,14 @@
     </w:tblStylePr>
     <w:tblStylePr w:type="firstCol">
       <w:rPr>
+        <w:rFonts w:eastAsia="黑体"/>
         <w:b/>
         <w:bCs/>
       </w:rPr>
     </w:tblStylePr>
     <w:tblStylePr w:type="lastCol">
       <w:rPr>
+        <w:rFonts w:eastAsia="黑体"/>
         <w:b/>
         <w:bCs/>
       </w:rPr>
@@ -6554,6 +6905,7 @@
         <w:spacing w:after="0" w:before="0" w:line="240" w:lineRule="auto"/>
       </w:pPr>
       <w:rPr>
+        <w:rFonts w:eastAsia="黑体"/>
         <w:b/>
         <w:bCs/>
         <w:color w:themeColor="background1" w:val="FFFFFF"/>
@@ -6576,6 +6928,7 @@
         <w:spacing w:after="0" w:before="0" w:line="240" w:lineRule="auto"/>
       </w:pPr>
       <w:rPr>
+        <w:rFonts w:eastAsia="黑体"/>
         <w:b/>
         <w:bCs/>
       </w:rPr>
@@ -6593,12 +6946,14 @@
     </w:tblStylePr>
     <w:tblStylePr w:type="firstCol">
       <w:rPr>
+        <w:rFonts w:eastAsia="黑体"/>
         <w:b/>
         <w:bCs/>
       </w:rPr>
     </w:tblStylePr>
     <w:tblStylePr w:type="lastCol">
       <w:rPr>
+        <w:rFonts w:eastAsia="黑体"/>
         <w:b/>
         <w:bCs/>
       </w:rPr>
@@ -6660,6 +7015,7 @@
         <w:spacing w:after="0" w:before="0" w:line="240" w:lineRule="auto"/>
       </w:pPr>
       <w:rPr>
+        <w:rFonts w:eastAsia="黑体"/>
         <w:b/>
         <w:bCs/>
         <w:color w:themeColor="background1" w:val="FFFFFF"/>
@@ -6682,6 +7038,7 @@
         <w:spacing w:after="0" w:before="0" w:line="240" w:lineRule="auto"/>
       </w:pPr>
       <w:rPr>
+        <w:rFonts w:eastAsia="黑体"/>
         <w:b/>
         <w:bCs/>
       </w:rPr>
@@ -6699,12 +7056,14 @@
     </w:tblStylePr>
     <w:tblStylePr w:type="firstCol">
       <w:rPr>
+        <w:rFonts w:eastAsia="黑体"/>
         <w:b/>
         <w:bCs/>
       </w:rPr>
     </w:tblStylePr>
     <w:tblStylePr w:type="lastCol">
       <w:rPr>
+        <w:rFonts w:eastAsia="黑体"/>
         <w:b/>
         <w:bCs/>
       </w:rPr>
@@ -6766,6 +7125,7 @@
         <w:spacing w:after="0" w:before="0" w:line="240" w:lineRule="auto"/>
       </w:pPr>
       <w:rPr>
+        <w:rFonts w:eastAsia="黑体"/>
         <w:b/>
         <w:bCs/>
         <w:color w:themeColor="background1" w:val="FFFFFF"/>
@@ -6788,6 +7148,7 @@
         <w:spacing w:after="0" w:before="0" w:line="240" w:lineRule="auto"/>
       </w:pPr>
       <w:rPr>
+        <w:rFonts w:eastAsia="黑体"/>
         <w:b/>
         <w:bCs/>
       </w:rPr>
@@ -6805,12 +7166,14 @@
     </w:tblStylePr>
     <w:tblStylePr w:type="firstCol">
       <w:rPr>
+        <w:rFonts w:eastAsia="黑体"/>
         <w:b/>
         <w:bCs/>
       </w:rPr>
     </w:tblStylePr>
     <w:tblStylePr w:type="lastCol">
       <w:rPr>
+        <w:rFonts w:eastAsia="黑体"/>
         <w:b/>
         <w:bCs/>
       </w:rPr>
@@ -6872,6 +7235,7 @@
         <w:spacing w:after="0" w:before="0" w:line="240" w:lineRule="auto"/>
       </w:pPr>
       <w:rPr>
+        <w:rFonts w:eastAsia="黑体"/>
         <w:b/>
         <w:bCs/>
         <w:color w:themeColor="background1" w:val="FFFFFF"/>
@@ -6894,6 +7258,7 @@
         <w:spacing w:after="0" w:before="0" w:line="240" w:lineRule="auto"/>
       </w:pPr>
       <w:rPr>
+        <w:rFonts w:eastAsia="黑体"/>
         <w:b/>
         <w:bCs/>
       </w:rPr>
@@ -6911,12 +7276,14 @@
     </w:tblStylePr>
     <w:tblStylePr w:type="firstCol">
       <w:rPr>
+        <w:rFonts w:eastAsia="黑体"/>
         <w:b/>
         <w:bCs/>
       </w:rPr>
     </w:tblStylePr>
     <w:tblStylePr w:type="lastCol">
       <w:rPr>
+        <w:rFonts w:eastAsia="黑体"/>
         <w:b/>
         <w:bCs/>
       </w:rPr>
@@ -6978,6 +7345,7 @@
         <w:spacing w:after="0" w:before="0" w:line="240" w:lineRule="auto"/>
       </w:pPr>
       <w:rPr>
+        <w:rFonts w:eastAsia="黑体"/>
         <w:b/>
         <w:bCs/>
         <w:color w:themeColor="background1" w:val="FFFFFF"/>
@@ -7000,6 +7368,7 @@
         <w:spacing w:after="0" w:before="0" w:line="240" w:lineRule="auto"/>
       </w:pPr>
       <w:rPr>
+        <w:rFonts w:eastAsia="黑体"/>
         <w:b/>
         <w:bCs/>
       </w:rPr>
@@ -7017,12 +7386,14 @@
     </w:tblStylePr>
     <w:tblStylePr w:type="firstCol">
       <w:rPr>
+        <w:rFonts w:eastAsia="黑体"/>
         <w:b/>
         <w:bCs/>
       </w:rPr>
     </w:tblStylePr>
     <w:tblStylePr w:type="lastCol">
       <w:rPr>
+        <w:rFonts w:eastAsia="黑体"/>
         <w:b/>
         <w:bCs/>
       </w:rPr>
@@ -7081,6 +7452,7 @@
         <w:spacing w:after="0" w:before="0" w:line="240" w:lineRule="auto"/>
       </w:pPr>
       <w:rPr>
+        <w:rFonts w:eastAsia="黑体"/>
         <w:b/>
         <w:bCs/>
         <w:color w:themeColor="background1" w:val="FFFFFF"/>
@@ -7103,6 +7475,7 @@
         <w:spacing w:after="0" w:before="0" w:line="240" w:lineRule="auto"/>
       </w:pPr>
       <w:rPr>
+        <w:rFonts w:eastAsia="黑体"/>
         <w:color w:val="auto"/>
       </w:rPr>
       <w:tblPr/>
@@ -7120,6 +7493,7 @@
     </w:tblStylePr>
     <w:tblStylePr w:type="firstCol">
       <w:rPr>
+        <w:rFonts w:eastAsia="黑体"/>
         <w:b/>
         <w:bCs/>
         <w:color w:themeColor="background1" w:val="FFFFFF"/>
@@ -7139,6 +7513,7 @@
     </w:tblStylePr>
     <w:tblStylePr w:type="lastCol">
       <w:rPr>
+        <w:rFonts w:eastAsia="黑体"/>
         <w:b/>
         <w:bCs/>
         <w:color w:themeColor="background1" w:val="FFFFFF"/>
@@ -7187,6 +7562,7 @@
     </w:tblStylePr>
     <w:tblStylePr w:type="nwCell">
       <w:rPr>
+        <w:rFonts w:eastAsia="黑体"/>
         <w:color w:themeColor="background1" w:val="FFFFFF"/>
       </w:rPr>
       <w:tblPr/>
@@ -7230,6 +7606,7 @@
         <w:spacing w:after="0" w:before="0" w:line="240" w:lineRule="auto"/>
       </w:pPr>
       <w:rPr>
+        <w:rFonts w:eastAsia="黑体"/>
         <w:b/>
         <w:bCs/>
         <w:color w:themeColor="background1" w:val="FFFFFF"/>
@@ -7252,6 +7629,7 @@
         <w:spacing w:after="0" w:before="0" w:line="240" w:lineRule="auto"/>
       </w:pPr>
       <w:rPr>
+        <w:rFonts w:eastAsia="黑体"/>
         <w:color w:val="auto"/>
       </w:rPr>
       <w:tblPr/>
@@ -7269,6 +7647,7 @@
     </w:tblStylePr>
     <w:tblStylePr w:type="firstCol">
       <w:rPr>
+        <w:rFonts w:eastAsia="黑体"/>
         <w:b/>
         <w:bCs/>
         <w:color w:themeColor="background1" w:val="FFFFFF"/>
@@ -7288,6 +7667,7 @@
     </w:tblStylePr>
     <w:tblStylePr w:type="lastCol">
       <w:rPr>
+        <w:rFonts w:eastAsia="黑体"/>
         <w:b/>
         <w:bCs/>
         <w:color w:themeColor="background1" w:val="FFFFFF"/>
@@ -7336,6 +7716,7 @@
     </w:tblStylePr>
     <w:tblStylePr w:type="nwCell">
       <w:rPr>
+        <w:rFonts w:eastAsia="黑体"/>
         <w:color w:themeColor="background1" w:val="FFFFFF"/>
       </w:rPr>
       <w:tblPr/>
@@ -7379,6 +7760,7 @@
         <w:spacing w:after="0" w:before="0" w:line="240" w:lineRule="auto"/>
       </w:pPr>
       <w:rPr>
+        <w:rFonts w:eastAsia="黑体"/>
         <w:b/>
         <w:bCs/>
         <w:color w:themeColor="background1" w:val="FFFFFF"/>
@@ -7401,6 +7783,7 @@
         <w:spacing w:after="0" w:before="0" w:line="240" w:lineRule="auto"/>
       </w:pPr>
       <w:rPr>
+        <w:rFonts w:eastAsia="黑体"/>
         <w:color w:val="auto"/>
       </w:rPr>
       <w:tblPr/>
@@ -7418,6 +7801,7 @@
     </w:tblStylePr>
     <w:tblStylePr w:type="firstCol">
       <w:rPr>
+        <w:rFonts w:eastAsia="黑体"/>
         <w:b/>
         <w:bCs/>
         <w:color w:themeColor="background1" w:val="FFFFFF"/>
@@ -7437,6 +7821,7 @@
     </w:tblStylePr>
     <w:tblStylePr w:type="lastCol">
       <w:rPr>
+        <w:rFonts w:eastAsia="黑体"/>
         <w:b/>
         <w:bCs/>
         <w:color w:themeColor="background1" w:val="FFFFFF"/>
@@ -7485,6 +7870,7 @@
     </w:tblStylePr>
     <w:tblStylePr w:type="nwCell">
       <w:rPr>
+        <w:rFonts w:eastAsia="黑体"/>
         <w:color w:themeColor="background1" w:val="FFFFFF"/>
       </w:rPr>
       <w:tblPr/>
@@ -7528,6 +7914,7 @@
         <w:spacing w:after="0" w:before="0" w:line="240" w:lineRule="auto"/>
       </w:pPr>
       <w:rPr>
+        <w:rFonts w:eastAsia="黑体"/>
         <w:b/>
         <w:bCs/>
         <w:color w:themeColor="background1" w:val="FFFFFF"/>
@@ -7550,6 +7937,7 @@
         <w:spacing w:after="0" w:before="0" w:line="240" w:lineRule="auto"/>
       </w:pPr>
       <w:rPr>
+        <w:rFonts w:eastAsia="黑体"/>
         <w:color w:val="auto"/>
       </w:rPr>
       <w:tblPr/>
@@ -7567,6 +7955,7 @@
     </w:tblStylePr>
     <w:tblStylePr w:type="firstCol">
       <w:rPr>
+        <w:rFonts w:eastAsia="黑体"/>
         <w:b/>
         <w:bCs/>
         <w:color w:themeColor="background1" w:val="FFFFFF"/>
@@ -7586,6 +7975,7 @@
     </w:tblStylePr>
     <w:tblStylePr w:type="lastCol">
       <w:rPr>
+        <w:rFonts w:eastAsia="黑体"/>
         <w:b/>
         <w:bCs/>
         <w:color w:themeColor="background1" w:val="FFFFFF"/>
@@ -7634,6 +8024,7 @@
     </w:tblStylePr>
     <w:tblStylePr w:type="nwCell">
       <w:rPr>
+        <w:rFonts w:eastAsia="黑体"/>
         <w:color w:themeColor="background1" w:val="FFFFFF"/>
       </w:rPr>
       <w:tblPr/>
@@ -7677,6 +8068,7 @@
         <w:spacing w:after="0" w:before="0" w:line="240" w:lineRule="auto"/>
       </w:pPr>
       <w:rPr>
+        <w:rFonts w:eastAsia="黑体"/>
         <w:b/>
         <w:bCs/>
         <w:color w:themeColor="background1" w:val="FFFFFF"/>
@@ -7699,6 +8091,7 @@
         <w:spacing w:after="0" w:before="0" w:line="240" w:lineRule="auto"/>
       </w:pPr>
       <w:rPr>
+        <w:rFonts w:eastAsia="黑体"/>
         <w:color w:val="auto"/>
       </w:rPr>
       <w:tblPr/>
@@ -7716,6 +8109,7 @@
     </w:tblStylePr>
     <w:tblStylePr w:type="firstCol">
       <w:rPr>
+        <w:rFonts w:eastAsia="黑体"/>
         <w:b/>
         <w:bCs/>
         <w:color w:themeColor="background1" w:val="FFFFFF"/>
@@ -7735,6 +8129,7 @@
     </w:tblStylePr>
     <w:tblStylePr w:type="lastCol">
       <w:rPr>
+        <w:rFonts w:eastAsia="黑体"/>
         <w:b/>
         <w:bCs/>
         <w:color w:themeColor="background1" w:val="FFFFFF"/>
@@ -7783,6 +8178,7 @@
     </w:tblStylePr>
     <w:tblStylePr w:type="nwCell">
       <w:rPr>
+        <w:rFonts w:eastAsia="黑体"/>
         <w:color w:themeColor="background1" w:val="FFFFFF"/>
       </w:rPr>
       <w:tblPr/>
@@ -7826,6 +8222,7 @@
         <w:spacing w:after="0" w:before="0" w:line="240" w:lineRule="auto"/>
       </w:pPr>
       <w:rPr>
+        <w:rFonts w:eastAsia="黑体"/>
         <w:b/>
         <w:bCs/>
         <w:color w:themeColor="background1" w:val="FFFFFF"/>
@@ -7848,6 +8245,7 @@
         <w:spacing w:after="0" w:before="0" w:line="240" w:lineRule="auto"/>
       </w:pPr>
       <w:rPr>
+        <w:rFonts w:eastAsia="黑体"/>
         <w:color w:val="auto"/>
       </w:rPr>
       <w:tblPr/>
@@ -7865,6 +8263,7 @@
     </w:tblStylePr>
     <w:tblStylePr w:type="firstCol">
       <w:rPr>
+        <w:rFonts w:eastAsia="黑体"/>
         <w:b/>
         <w:bCs/>
         <w:color w:themeColor="background1" w:val="FFFFFF"/>
@@ -7884,6 +8283,7 @@
     </w:tblStylePr>
     <w:tblStylePr w:type="lastCol">
       <w:rPr>
+        <w:rFonts w:eastAsia="黑体"/>
         <w:b/>
         <w:bCs/>
         <w:color w:themeColor="background1" w:val="FFFFFF"/>
@@ -7932,6 +8332,7 @@
     </w:tblStylePr>
     <w:tblStylePr w:type="nwCell">
       <w:rPr>
+        <w:rFonts w:eastAsia="黑体"/>
         <w:color w:themeColor="background1" w:val="FFFFFF"/>
       </w:rPr>
       <w:tblPr/>
@@ -7975,6 +8376,7 @@
         <w:spacing w:after="0" w:before="0" w:line="240" w:lineRule="auto"/>
       </w:pPr>
       <w:rPr>
+        <w:rFonts w:eastAsia="黑体"/>
         <w:b/>
         <w:bCs/>
         <w:color w:themeColor="background1" w:val="FFFFFF"/>
@@ -7997,6 +8399,7 @@
         <w:spacing w:after="0" w:before="0" w:line="240" w:lineRule="auto"/>
       </w:pPr>
       <w:rPr>
+        <w:rFonts w:eastAsia="黑体"/>
         <w:color w:val="auto"/>
       </w:rPr>
       <w:tblPr/>
@@ -8014,6 +8417,7 @@
     </w:tblStylePr>
     <w:tblStylePr w:type="firstCol">
       <w:rPr>
+        <w:rFonts w:eastAsia="黑体"/>
         <w:b/>
         <w:bCs/>
         <w:color w:themeColor="background1" w:val="FFFFFF"/>
@@ -8033,6 +8437,7 @@
     </w:tblStylePr>
     <w:tblStylePr w:type="lastCol">
       <w:rPr>
+        <w:rFonts w:eastAsia="黑体"/>
         <w:b/>
         <w:bCs/>
         <w:color w:themeColor="background1" w:val="FFFFFF"/>
@@ -8081,6 +8486,7 @@
     </w:tblStylePr>
     <w:tblStylePr w:type="nwCell">
       <w:rPr>
+        <w:rFonts w:eastAsia="黑体"/>
         <w:color w:themeColor="background1" w:val="FFFFFF"/>
       </w:rPr>
       <w:tblPr/>
@@ -8105,6 +8511,7 @@
       <w:spacing w:after="0" w:line="240" w:lineRule="auto"/>
     </w:pPr>
     <w:rPr>
+      <w:rFonts w:eastAsia="黑体"/>
       <w:color w:themeColor="text1" w:val="000000"/>
     </w:rPr>
     <w:tblPr>
@@ -8124,7 +8531,7 @@
     </w:tblPr>
     <w:tblStylePr w:type="firstRow">
       <w:rPr>
-        <w:rFonts w:asciiTheme="majorHAnsi" w:cstheme="majorBidi" w:eastAsiaTheme="majorEastAsia" w:hAnsiTheme="majorHAnsi"/>
+        <w:rFonts w:asciiTheme="majorHAnsi" w:cstheme="majorBidi" w:hAnsiTheme="majorHAnsi" w:eastAsia="黑体"/>
       </w:rPr>
       <w:tblPr/>
       <w:tcPr>
@@ -8136,6 +8543,7 @@
     </w:tblStylePr>
     <w:tblStylePr w:type="lastRow">
       <w:rPr>
+        <w:rFonts w:eastAsia="黑体"/>
         <w:b/>
         <w:bCs/>
         <w:color w:themeColor="text2" w:val="1F497D"/>
@@ -8150,12 +8558,14 @@
     </w:tblStylePr>
     <w:tblStylePr w:type="firstCol">
       <w:rPr>
+        <w:rFonts w:eastAsia="黑体"/>
         <w:b/>
         <w:bCs/>
       </w:rPr>
     </w:tblStylePr>
     <w:tblStylePr w:type="lastCol">
       <w:rPr>
+        <w:rFonts w:eastAsia="黑体"/>
         <w:b/>
         <w:bCs/>
       </w:rPr>
@@ -8189,6 +8599,7 @@
       <w:spacing w:after="0" w:line="240" w:lineRule="auto"/>
     </w:pPr>
     <w:rPr>
+      <w:rFonts w:eastAsia="黑体"/>
       <w:color w:themeColor="text1" w:val="000000"/>
     </w:rPr>
     <w:tblPr>
@@ -8208,7 +8619,7 @@
     </w:tblPr>
     <w:tblStylePr w:type="firstRow">
       <w:rPr>
-        <w:rFonts w:asciiTheme="majorHAnsi" w:cstheme="majorBidi" w:eastAsiaTheme="majorEastAsia" w:hAnsiTheme="majorHAnsi"/>
+        <w:rFonts w:asciiTheme="majorHAnsi" w:cstheme="majorBidi" w:hAnsiTheme="majorHAnsi" w:eastAsia="黑体"/>
       </w:rPr>
       <w:tblPr/>
       <w:tcPr>
@@ -8220,6 +8631,7 @@
     </w:tblStylePr>
     <w:tblStylePr w:type="lastRow">
       <w:rPr>
+        <w:rFonts w:eastAsia="黑体"/>
         <w:b/>
         <w:bCs/>
         <w:color w:themeColor="text2" w:val="1F497D"/>
@@ -8234,12 +8646,14 @@
     </w:tblStylePr>
     <w:tblStylePr w:type="firstCol">
       <w:rPr>
+        <w:rFonts w:eastAsia="黑体"/>
         <w:b/>
         <w:bCs/>
       </w:rPr>
     </w:tblStylePr>
     <w:tblStylePr w:type="lastCol">
       <w:rPr>
+        <w:rFonts w:eastAsia="黑体"/>
         <w:b/>
         <w:bCs/>
       </w:rPr>
@@ -8273,6 +8687,7 @@
       <w:spacing w:after="0" w:line="240" w:lineRule="auto"/>
     </w:pPr>
     <w:rPr>
+      <w:rFonts w:eastAsia="黑体"/>
       <w:color w:themeColor="text1" w:val="000000"/>
     </w:rPr>
     <w:tblPr>
@@ -8292,7 +8707,7 @@
     </w:tblPr>
     <w:tblStylePr w:type="firstRow">
       <w:rPr>
-        <w:rFonts w:asciiTheme="majorHAnsi" w:cstheme="majorBidi" w:eastAsiaTheme="majorEastAsia" w:hAnsiTheme="majorHAnsi"/>
+        <w:rFonts w:asciiTheme="majorHAnsi" w:cstheme="majorBidi" w:hAnsiTheme="majorHAnsi" w:eastAsia="黑体"/>
       </w:rPr>
       <w:tblPr/>
       <w:tcPr>
@@ -8304,6 +8719,7 @@
     </w:tblStylePr>
     <w:tblStylePr w:type="lastRow">
       <w:rPr>
+        <w:rFonts w:eastAsia="黑体"/>
         <w:b/>
         <w:bCs/>
         <w:color w:themeColor="text2" w:val="1F497D"/>
@@ -8318,12 +8734,14 @@
     </w:tblStylePr>
     <w:tblStylePr w:type="firstCol">
       <w:rPr>
+        <w:rFonts w:eastAsia="黑体"/>
         <w:b/>
         <w:bCs/>
       </w:rPr>
     </w:tblStylePr>
     <w:tblStylePr w:type="lastCol">
       <w:rPr>
+        <w:rFonts w:eastAsia="黑体"/>
         <w:b/>
         <w:bCs/>
       </w:rPr>
@@ -8357,6 +8775,7 @@
       <w:spacing w:after="0" w:line="240" w:lineRule="auto"/>
     </w:pPr>
     <w:rPr>
+      <w:rFonts w:eastAsia="黑体"/>
       <w:color w:themeColor="text1" w:val="000000"/>
     </w:rPr>
     <w:tblPr>
@@ -8376,7 +8795,7 @@
     </w:tblPr>
     <w:tblStylePr w:type="firstRow">
       <w:rPr>
-        <w:rFonts w:asciiTheme="majorHAnsi" w:cstheme="majorBidi" w:eastAsiaTheme="majorEastAsia" w:hAnsiTheme="majorHAnsi"/>
+        <w:rFonts w:asciiTheme="majorHAnsi" w:cstheme="majorBidi" w:hAnsiTheme="majorHAnsi" w:eastAsia="黑体"/>
       </w:rPr>
       <w:tblPr/>
       <w:tcPr>
@@ -8388,6 +8807,7 @@
     </w:tblStylePr>
     <w:tblStylePr w:type="lastRow">
       <w:rPr>
+        <w:rFonts w:eastAsia="黑体"/>
         <w:b/>
         <w:bCs/>
         <w:color w:themeColor="text2" w:val="1F497D"/>
@@ -8402,12 +8822,14 @@
     </w:tblStylePr>
     <w:tblStylePr w:type="firstCol">
       <w:rPr>
+        <w:rFonts w:eastAsia="黑体"/>
         <w:b/>
         <w:bCs/>
       </w:rPr>
     </w:tblStylePr>
     <w:tblStylePr w:type="lastCol">
       <w:rPr>
+        <w:rFonts w:eastAsia="黑体"/>
         <w:b/>
         <w:bCs/>
       </w:rPr>
@@ -8441,6 +8863,7 @@
       <w:spacing w:after="0" w:line="240" w:lineRule="auto"/>
     </w:pPr>
     <w:rPr>
+      <w:rFonts w:eastAsia="黑体"/>
       <w:color w:themeColor="text1" w:val="000000"/>
     </w:rPr>
     <w:tblPr>
@@ -8460,7 +8883,7 @@
     </w:tblPr>
     <w:tblStylePr w:type="firstRow">
       <w:rPr>
-        <w:rFonts w:asciiTheme="majorHAnsi" w:cstheme="majorBidi" w:eastAsiaTheme="majorEastAsia" w:hAnsiTheme="majorHAnsi"/>
+        <w:rFonts w:asciiTheme="majorHAnsi" w:cstheme="majorBidi" w:hAnsiTheme="majorHAnsi" w:eastAsia="黑体"/>
       </w:rPr>
       <w:tblPr/>
       <w:tcPr>
@@ -8472,6 +8895,7 @@
     </w:tblStylePr>
     <w:tblStylePr w:type="lastRow">
       <w:rPr>
+        <w:rFonts w:eastAsia="黑体"/>
         <w:b/>
         <w:bCs/>
         <w:color w:themeColor="text2" w:val="1F497D"/>
@@ -8486,12 +8910,14 @@
     </w:tblStylePr>
     <w:tblStylePr w:type="firstCol">
       <w:rPr>
+        <w:rFonts w:eastAsia="黑体"/>
         <w:b/>
         <w:bCs/>
       </w:rPr>
     </w:tblStylePr>
     <w:tblStylePr w:type="lastCol">
       <w:rPr>
+        <w:rFonts w:eastAsia="黑体"/>
         <w:b/>
         <w:bCs/>
       </w:rPr>
@@ -8525,6 +8951,7 @@
       <w:spacing w:after="0" w:line="240" w:lineRule="auto"/>
     </w:pPr>
     <w:rPr>
+      <w:rFonts w:eastAsia="黑体"/>
       <w:color w:themeColor="text1" w:val="000000"/>
     </w:rPr>
     <w:tblPr>
@@ -8544,7 +8971,7 @@
     </w:tblPr>
     <w:tblStylePr w:type="firstRow">
       <w:rPr>
-        <w:rFonts w:asciiTheme="majorHAnsi" w:cstheme="majorBidi" w:eastAsiaTheme="majorEastAsia" w:hAnsiTheme="majorHAnsi"/>
+        <w:rFonts w:asciiTheme="majorHAnsi" w:cstheme="majorBidi" w:hAnsiTheme="majorHAnsi" w:eastAsia="黑体"/>
       </w:rPr>
       <w:tblPr/>
       <w:tcPr>
@@ -8556,6 +8983,7 @@
     </w:tblStylePr>
     <w:tblStylePr w:type="lastRow">
       <w:rPr>
+        <w:rFonts w:eastAsia="黑体"/>
         <w:b/>
         <w:bCs/>
         <w:color w:themeColor="text2" w:val="1F497D"/>
@@ -8570,12 +8998,14 @@
     </w:tblStylePr>
     <w:tblStylePr w:type="firstCol">
       <w:rPr>
+        <w:rFonts w:eastAsia="黑体"/>
         <w:b/>
         <w:bCs/>
       </w:rPr>
     </w:tblStylePr>
     <w:tblStylePr w:type="lastCol">
       <w:rPr>
+        <w:rFonts w:eastAsia="黑体"/>
         <w:b/>
         <w:bCs/>
       </w:rPr>
@@ -8609,6 +9039,7 @@
       <w:spacing w:after="0" w:line="240" w:lineRule="auto"/>
     </w:pPr>
     <w:rPr>
+      <w:rFonts w:eastAsia="黑体"/>
       <w:color w:themeColor="text1" w:val="000000"/>
     </w:rPr>
     <w:tblPr>
@@ -8628,7 +9059,7 @@
     </w:tblPr>
     <w:tblStylePr w:type="firstRow">
       <w:rPr>
-        <w:rFonts w:asciiTheme="majorHAnsi" w:cstheme="majorBidi" w:eastAsiaTheme="majorEastAsia" w:hAnsiTheme="majorHAnsi"/>
+        <w:rFonts w:asciiTheme="majorHAnsi" w:cstheme="majorBidi" w:hAnsiTheme="majorHAnsi" w:eastAsia="黑体"/>
       </w:rPr>
       <w:tblPr/>
       <w:tcPr>
@@ -8640,6 +9071,7 @@
     </w:tblStylePr>
     <w:tblStylePr w:type="lastRow">
       <w:rPr>
+        <w:rFonts w:eastAsia="黑体"/>
         <w:b/>
         <w:bCs/>
         <w:color w:themeColor="text2" w:val="1F497D"/>
@@ -8654,12 +9086,14 @@
     </w:tblStylePr>
     <w:tblStylePr w:type="firstCol">
       <w:rPr>
+        <w:rFonts w:eastAsia="黑体"/>
         <w:b/>
         <w:bCs/>
       </w:rPr>
     </w:tblStylePr>
     <w:tblStylePr w:type="lastCol">
       <w:rPr>
+        <w:rFonts w:eastAsia="黑体"/>
         <w:b/>
         <w:bCs/>
       </w:rPr>
@@ -8693,7 +9127,7 @@
       <w:spacing w:after="0" w:line="240" w:lineRule="auto"/>
     </w:pPr>
     <w:rPr>
-      <w:rFonts w:asciiTheme="majorHAnsi" w:cstheme="majorBidi" w:eastAsiaTheme="majorEastAsia" w:hAnsiTheme="majorHAnsi"/>
+      <w:rFonts w:asciiTheme="majorHAnsi" w:cstheme="majorBidi" w:hAnsiTheme="majorHAnsi" w:eastAsia="黑体"/>
       <w:color w:themeColor="text1" w:val="000000"/>
     </w:rPr>
     <w:tblPr>
@@ -8715,6 +9149,7 @@
     </w:tblPr>
     <w:tblStylePr w:type="firstRow">
       <w:rPr>
+        <w:rFonts w:eastAsia="黑体"/>
         <w:sz w:val="24"/>
         <w:szCs w:val="24"/>
       </w:rPr>
@@ -8821,7 +9256,7 @@
       <w:spacing w:after="0" w:line="240" w:lineRule="auto"/>
     </w:pPr>
     <w:rPr>
-      <w:rFonts w:asciiTheme="majorHAnsi" w:cstheme="majorBidi" w:eastAsiaTheme="majorEastAsia" w:hAnsiTheme="majorHAnsi"/>
+      <w:rFonts w:asciiTheme="majorHAnsi" w:cstheme="majorBidi" w:hAnsiTheme="majorHAnsi" w:eastAsia="黑体"/>
       <w:color w:themeColor="text1" w:val="000000"/>
     </w:rPr>
     <w:tblPr>
@@ -8843,6 +9278,7 @@
     </w:tblPr>
     <w:tblStylePr w:type="firstRow">
       <w:rPr>
+        <w:rFonts w:eastAsia="黑体"/>
         <w:sz w:val="24"/>
         <w:szCs w:val="24"/>
       </w:rPr>
@@ -8949,7 +9385,7 @@
       <w:spacing w:after="0" w:line="240" w:lineRule="auto"/>
     </w:pPr>
     <w:rPr>
-      <w:rFonts w:asciiTheme="majorHAnsi" w:cstheme="majorBidi" w:eastAsiaTheme="majorEastAsia" w:hAnsiTheme="majorHAnsi"/>
+      <w:rFonts w:asciiTheme="majorHAnsi" w:cstheme="majorBidi" w:hAnsiTheme="majorHAnsi" w:eastAsia="黑体"/>
       <w:color w:themeColor="text1" w:val="000000"/>
     </w:rPr>
     <w:tblPr>
@@ -8971,6 +9407,7 @@
     </w:tblPr>
     <w:tblStylePr w:type="firstRow">
       <w:rPr>
+        <w:rFonts w:eastAsia="黑体"/>
         <w:sz w:val="24"/>
         <w:szCs w:val="24"/>
       </w:rPr>
@@ -9077,7 +9514,7 @@
       <w:spacing w:after="0" w:line="240" w:lineRule="auto"/>
     </w:pPr>
     <w:rPr>
-      <w:rFonts w:asciiTheme="majorHAnsi" w:cstheme="majorBidi" w:eastAsiaTheme="majorEastAsia" w:hAnsiTheme="majorHAnsi"/>
+      <w:rFonts w:asciiTheme="majorHAnsi" w:cstheme="majorBidi" w:hAnsiTheme="majorHAnsi" w:eastAsia="黑体"/>
       <w:color w:themeColor="text1" w:val="000000"/>
     </w:rPr>
     <w:tblPr>
@@ -9099,6 +9536,7 @@
     </w:tblPr>
     <w:tblStylePr w:type="firstRow">
       <w:rPr>
+        <w:rFonts w:eastAsia="黑体"/>
         <w:sz w:val="24"/>
         <w:szCs w:val="24"/>
       </w:rPr>
@@ -9205,7 +9643,7 @@
       <w:spacing w:after="0" w:line="240" w:lineRule="auto"/>
     </w:pPr>
     <w:rPr>
-      <w:rFonts w:asciiTheme="majorHAnsi" w:cstheme="majorBidi" w:eastAsiaTheme="majorEastAsia" w:hAnsiTheme="majorHAnsi"/>
+      <w:rFonts w:asciiTheme="majorHAnsi" w:cstheme="majorBidi" w:hAnsiTheme="majorHAnsi" w:eastAsia="黑体"/>
       <w:color w:themeColor="text1" w:val="000000"/>
     </w:rPr>
     <w:tblPr>
@@ -9227,6 +9665,7 @@
     </w:tblPr>
     <w:tblStylePr w:type="firstRow">
       <w:rPr>
+        <w:rFonts w:eastAsia="黑体"/>
         <w:sz w:val="24"/>
         <w:szCs w:val="24"/>
       </w:rPr>
@@ -9333,7 +9772,7 @@
       <w:spacing w:after="0" w:line="240" w:lineRule="auto"/>
     </w:pPr>
     <w:rPr>
-      <w:rFonts w:asciiTheme="majorHAnsi" w:cstheme="majorBidi" w:eastAsiaTheme="majorEastAsia" w:hAnsiTheme="majorHAnsi"/>
+      <w:rFonts w:asciiTheme="majorHAnsi" w:cstheme="majorBidi" w:hAnsiTheme="majorHAnsi" w:eastAsia="黑体"/>
       <w:color w:themeColor="text1" w:val="000000"/>
     </w:rPr>
     <w:tblPr>
@@ -9355,6 +9794,7 @@
     </w:tblPr>
     <w:tblStylePr w:type="firstRow">
       <w:rPr>
+        <w:rFonts w:eastAsia="黑体"/>
         <w:sz w:val="24"/>
         <w:szCs w:val="24"/>
       </w:rPr>
@@ -9461,7 +9901,7 @@
       <w:spacing w:after="0" w:line="240" w:lineRule="auto"/>
     </w:pPr>
     <w:rPr>
-      <w:rFonts w:asciiTheme="majorHAnsi" w:cstheme="majorBidi" w:eastAsiaTheme="majorEastAsia" w:hAnsiTheme="majorHAnsi"/>
+      <w:rFonts w:asciiTheme="majorHAnsi" w:cstheme="majorBidi" w:hAnsiTheme="majorHAnsi" w:eastAsia="黑体"/>
       <w:color w:themeColor="text1" w:val="000000"/>
     </w:rPr>
     <w:tblPr>
@@ -9483,6 +9923,7 @@
     </w:tblPr>
     <w:tblStylePr w:type="firstRow">
       <w:rPr>
+        <w:rFonts w:eastAsia="黑体"/>
         <w:sz w:val="24"/>
         <w:szCs w:val="24"/>
       </w:rPr>
@@ -9612,12 +10053,14 @@
     </w:tcPr>
     <w:tblStylePr w:type="firstRow">
       <w:rPr>
+        <w:rFonts w:eastAsia="黑体"/>
         <w:b/>
         <w:bCs/>
       </w:rPr>
     </w:tblStylePr>
     <w:tblStylePr w:type="lastRow">
       <w:rPr>
+        <w:rFonts w:eastAsia="黑体"/>
         <w:b/>
         <w:bCs/>
       </w:rPr>
@@ -9630,12 +10073,14 @@
     </w:tblStylePr>
     <w:tblStylePr w:type="firstCol">
       <w:rPr>
+        <w:rFonts w:eastAsia="黑体"/>
         <w:b/>
         <w:bCs/>
       </w:rPr>
     </w:tblStylePr>
     <w:tblStylePr w:type="lastCol">
       <w:rPr>
+        <w:rFonts w:eastAsia="黑体"/>
         <w:b/>
         <w:bCs/>
       </w:rPr>
@@ -9685,12 +10130,14 @@
     </w:tcPr>
     <w:tblStylePr w:type="firstRow">
       <w:rPr>
+        <w:rFonts w:eastAsia="黑体"/>
         <w:b/>
         <w:bCs/>
       </w:rPr>
     </w:tblStylePr>
     <w:tblStylePr w:type="lastRow">
       <w:rPr>
+        <w:rFonts w:eastAsia="黑体"/>
         <w:b/>
         <w:bCs/>
       </w:rPr>
@@ -9703,12 +10150,14 @@
     </w:tblStylePr>
     <w:tblStylePr w:type="firstCol">
       <w:rPr>
+        <w:rFonts w:eastAsia="黑体"/>
         <w:b/>
         <w:bCs/>
       </w:rPr>
     </w:tblStylePr>
     <w:tblStylePr w:type="lastCol">
       <w:rPr>
+        <w:rFonts w:eastAsia="黑体"/>
         <w:b/>
         <w:bCs/>
       </w:rPr>
@@ -9758,12 +10207,14 @@
     </w:tcPr>
     <w:tblStylePr w:type="firstRow">
       <w:rPr>
+        <w:rFonts w:eastAsia="黑体"/>
         <w:b/>
         <w:bCs/>
       </w:rPr>
     </w:tblStylePr>
     <w:tblStylePr w:type="lastRow">
       <w:rPr>
+        <w:rFonts w:eastAsia="黑体"/>
         <w:b/>
         <w:bCs/>
       </w:rPr>
@@ -9776,12 +10227,14 @@
     </w:tblStylePr>
     <w:tblStylePr w:type="firstCol">
       <w:rPr>
+        <w:rFonts w:eastAsia="黑体"/>
         <w:b/>
         <w:bCs/>
       </w:rPr>
     </w:tblStylePr>
     <w:tblStylePr w:type="lastCol">
       <w:rPr>
+        <w:rFonts w:eastAsia="黑体"/>
         <w:b/>
         <w:bCs/>
       </w:rPr>
@@ -9831,12 +10284,14 @@
     </w:tcPr>
     <w:tblStylePr w:type="firstRow">
       <w:rPr>
+        <w:rFonts w:eastAsia="黑体"/>
         <w:b/>
         <w:bCs/>
       </w:rPr>
     </w:tblStylePr>
     <w:tblStylePr w:type="lastRow">
       <w:rPr>
+        <w:rFonts w:eastAsia="黑体"/>
         <w:b/>
         <w:bCs/>
       </w:rPr>
@@ -9849,12 +10304,14 @@
     </w:tblStylePr>
     <w:tblStylePr w:type="firstCol">
       <w:rPr>
+        <w:rFonts w:eastAsia="黑体"/>
         <w:b/>
         <w:bCs/>
       </w:rPr>
     </w:tblStylePr>
     <w:tblStylePr w:type="lastCol">
       <w:rPr>
+        <w:rFonts w:eastAsia="黑体"/>
         <w:b/>
         <w:bCs/>
       </w:rPr>
@@ -9904,12 +10361,14 @@
     </w:tcPr>
     <w:tblStylePr w:type="firstRow">
       <w:rPr>
+        <w:rFonts w:eastAsia="黑体"/>
         <w:b/>
         <w:bCs/>
       </w:rPr>
     </w:tblStylePr>
     <w:tblStylePr w:type="lastRow">
       <w:rPr>
+        <w:rFonts w:eastAsia="黑体"/>
         <w:b/>
         <w:bCs/>
       </w:rPr>
@@ -9922,12 +10381,14 @@
     </w:tblStylePr>
     <w:tblStylePr w:type="firstCol">
       <w:rPr>
+        <w:rFonts w:eastAsia="黑体"/>
         <w:b/>
         <w:bCs/>
       </w:rPr>
     </w:tblStylePr>
     <w:tblStylePr w:type="lastCol">
       <w:rPr>
+        <w:rFonts w:eastAsia="黑体"/>
         <w:b/>
         <w:bCs/>
       </w:rPr>
@@ -9977,12 +10438,14 @@
     </w:tcPr>
     <w:tblStylePr w:type="firstRow">
       <w:rPr>
+        <w:rFonts w:eastAsia="黑体"/>
         <w:b/>
         <w:bCs/>
       </w:rPr>
     </w:tblStylePr>
     <w:tblStylePr w:type="lastRow">
       <w:rPr>
+        <w:rFonts w:eastAsia="黑体"/>
         <w:b/>
         <w:bCs/>
       </w:rPr>
@@ -9995,12 +10458,14 @@
     </w:tblStylePr>
     <w:tblStylePr w:type="firstCol">
       <w:rPr>
+        <w:rFonts w:eastAsia="黑体"/>
         <w:b/>
         <w:bCs/>
       </w:rPr>
     </w:tblStylePr>
     <w:tblStylePr w:type="lastCol">
       <w:rPr>
+        <w:rFonts w:eastAsia="黑体"/>
         <w:b/>
         <w:bCs/>
       </w:rPr>
@@ -10050,12 +10515,14 @@
     </w:tcPr>
     <w:tblStylePr w:type="firstRow">
       <w:rPr>
+        <w:rFonts w:eastAsia="黑体"/>
         <w:b/>
         <w:bCs/>
       </w:rPr>
     </w:tblStylePr>
     <w:tblStylePr w:type="lastRow">
       <w:rPr>
+        <w:rFonts w:eastAsia="黑体"/>
         <w:b/>
         <w:bCs/>
       </w:rPr>
@@ -10068,12 +10535,14 @@
     </w:tblStylePr>
     <w:tblStylePr w:type="firstCol">
       <w:rPr>
+        <w:rFonts w:eastAsia="黑体"/>
         <w:b/>
         <w:bCs/>
       </w:rPr>
     </w:tblStylePr>
     <w:tblStylePr w:type="lastCol">
       <w:rPr>
+        <w:rFonts w:eastAsia="黑体"/>
         <w:b/>
         <w:bCs/>
       </w:rPr>
@@ -10100,7 +10569,7 @@
       <w:spacing w:after="0" w:line="240" w:lineRule="auto"/>
     </w:pPr>
     <w:rPr>
-      <w:rFonts w:asciiTheme="majorHAnsi" w:cstheme="majorBidi" w:eastAsiaTheme="majorEastAsia" w:hAnsiTheme="majorHAnsi"/>
+      <w:rFonts w:asciiTheme="majorHAnsi" w:cstheme="majorBidi" w:hAnsiTheme="majorHAnsi" w:eastAsia="黑体"/>
       <w:color w:themeColor="text1" w:val="000000"/>
     </w:rPr>
     <w:tblPr>
@@ -10127,6 +10596,7 @@
     </w:tcPr>
     <w:tblStylePr w:type="firstRow">
       <w:rPr>
+        <w:rFonts w:eastAsia="黑体"/>
         <w:b/>
         <w:bCs/>
         <w:color w:themeColor="text1" w:val="000000"/>
@@ -10138,6 +10608,7 @@
     </w:tblStylePr>
     <w:tblStylePr w:type="lastRow">
       <w:rPr>
+        <w:rFonts w:eastAsia="黑体"/>
         <w:b/>
         <w:bCs/>
         <w:color w:themeColor="text1" w:val="000000"/>
@@ -10157,6 +10628,7 @@
     </w:tblStylePr>
     <w:tblStylePr w:type="firstCol">
       <w:rPr>
+        <w:rFonts w:eastAsia="黑体"/>
         <w:b/>
         <w:bCs/>
         <w:color w:themeColor="text1" w:val="000000"/>
@@ -10176,6 +10648,7 @@
     </w:tblStylePr>
     <w:tblStylePr w:type="lastCol">
       <w:rPr>
+        <w:rFonts w:eastAsia="黑体"/>
         <w:b w:val="0"/>
         <w:bCs w:val="0"/>
         <w:color w:themeColor="text1" w:val="000000"/>
@@ -10225,7 +10698,7 @@
       <w:spacing w:after="0" w:line="240" w:lineRule="auto"/>
     </w:pPr>
     <w:rPr>
-      <w:rFonts w:asciiTheme="majorHAnsi" w:cstheme="majorBidi" w:eastAsiaTheme="majorEastAsia" w:hAnsiTheme="majorHAnsi"/>
+      <w:rFonts w:asciiTheme="majorHAnsi" w:cstheme="majorBidi" w:hAnsiTheme="majorHAnsi" w:eastAsia="黑体"/>
       <w:color w:themeColor="text1" w:val="000000"/>
     </w:rPr>
     <w:tblPr>
@@ -10252,6 +10725,7 @@
     </w:tcPr>
     <w:tblStylePr w:type="firstRow">
       <w:rPr>
+        <w:rFonts w:eastAsia="黑体"/>
         <w:b/>
         <w:bCs/>
         <w:color w:themeColor="text1" w:val="000000"/>
@@ -10263,6 +10737,7 @@
     </w:tblStylePr>
     <w:tblStylePr w:type="lastRow">
       <w:rPr>
+        <w:rFonts w:eastAsia="黑体"/>
         <w:b/>
         <w:bCs/>
         <w:color w:themeColor="text1" w:val="000000"/>
@@ -10282,6 +10757,7 @@
     </w:tblStylePr>
     <w:tblStylePr w:type="firstCol">
       <w:rPr>
+        <w:rFonts w:eastAsia="黑体"/>
         <w:b/>
         <w:bCs/>
         <w:color w:themeColor="text1" w:val="000000"/>
@@ -10301,6 +10777,7 @@
     </w:tblStylePr>
     <w:tblStylePr w:type="lastCol">
       <w:rPr>
+        <w:rFonts w:eastAsia="黑体"/>
         <w:b w:val="0"/>
         <w:bCs w:val="0"/>
         <w:color w:themeColor="text1" w:val="000000"/>
@@ -10350,7 +10827,7 @@
       <w:spacing w:after="0" w:line="240" w:lineRule="auto"/>
     </w:pPr>
     <w:rPr>
-      <w:rFonts w:asciiTheme="majorHAnsi" w:cstheme="majorBidi" w:eastAsiaTheme="majorEastAsia" w:hAnsiTheme="majorHAnsi"/>
+      <w:rFonts w:asciiTheme="majorHAnsi" w:cstheme="majorBidi" w:hAnsiTheme="majorHAnsi" w:eastAsia="黑体"/>
       <w:color w:themeColor="text1" w:val="000000"/>
     </w:rPr>
     <w:tblPr>
@@ -10377,6 +10854,7 @@
     </w:tcPr>
     <w:tblStylePr w:type="firstRow">
       <w:rPr>
+        <w:rFonts w:eastAsia="黑体"/>
         <w:b/>
         <w:bCs/>
         <w:color w:themeColor="text1" w:val="000000"/>
@@ -10388,6 +10866,7 @@
     </w:tblStylePr>
     <w:tblStylePr w:type="lastRow">
       <w:rPr>
+        <w:rFonts w:eastAsia="黑体"/>
         <w:b/>
         <w:bCs/>
         <w:color w:themeColor="text1" w:val="000000"/>
@@ -10407,6 +10886,7 @@
     </w:tblStylePr>
     <w:tblStylePr w:type="firstCol">
       <w:rPr>
+        <w:rFonts w:eastAsia="黑体"/>
         <w:b/>
         <w:bCs/>
         <w:color w:themeColor="text1" w:val="000000"/>
@@ -10426,6 +10906,7 @@
     </w:tblStylePr>
     <w:tblStylePr w:type="lastCol">
       <w:rPr>
+        <w:rFonts w:eastAsia="黑体"/>
         <w:b w:val="0"/>
         <w:bCs w:val="0"/>
         <w:color w:themeColor="text1" w:val="000000"/>
@@ -10475,7 +10956,7 @@
       <w:spacing w:after="0" w:line="240" w:lineRule="auto"/>
     </w:pPr>
     <w:rPr>
-      <w:rFonts w:asciiTheme="majorHAnsi" w:cstheme="majorBidi" w:eastAsiaTheme="majorEastAsia" w:hAnsiTheme="majorHAnsi"/>
+      <w:rFonts w:asciiTheme="majorHAnsi" w:cstheme="majorBidi" w:hAnsiTheme="majorHAnsi" w:eastAsia="黑体"/>
       <w:color w:themeColor="text1" w:val="000000"/>
     </w:rPr>
     <w:tblPr>
@@ -10502,6 +10983,7 @@
     </w:tcPr>
     <w:tblStylePr w:type="firstRow">
       <w:rPr>
+        <w:rFonts w:eastAsia="黑体"/>
         <w:b/>
         <w:bCs/>
         <w:color w:themeColor="text1" w:val="000000"/>
@@ -10513,6 +10995,7 @@
     </w:tblStylePr>
     <w:tblStylePr w:type="lastRow">
       <w:rPr>
+        <w:rFonts w:eastAsia="黑体"/>
         <w:b/>
         <w:bCs/>
         <w:color w:themeColor="text1" w:val="000000"/>
@@ -10532,6 +11015,7 @@
     </w:tblStylePr>
     <w:tblStylePr w:type="firstCol">
       <w:rPr>
+        <w:rFonts w:eastAsia="黑体"/>
         <w:b/>
         <w:bCs/>
         <w:color w:themeColor="text1" w:val="000000"/>
@@ -10551,6 +11035,7 @@
     </w:tblStylePr>
     <w:tblStylePr w:type="lastCol">
       <w:rPr>
+        <w:rFonts w:eastAsia="黑体"/>
         <w:b w:val="0"/>
         <w:bCs w:val="0"/>
         <w:color w:themeColor="text1" w:val="000000"/>
@@ -10600,7 +11085,7 @@
       <w:spacing w:after="0" w:line="240" w:lineRule="auto"/>
     </w:pPr>
     <w:rPr>
-      <w:rFonts w:asciiTheme="majorHAnsi" w:cstheme="majorBidi" w:eastAsiaTheme="majorEastAsia" w:hAnsiTheme="majorHAnsi"/>
+      <w:rFonts w:asciiTheme="majorHAnsi" w:cstheme="majorBidi" w:hAnsiTheme="majorHAnsi" w:eastAsia="黑体"/>
       <w:color w:themeColor="text1" w:val="000000"/>
     </w:rPr>
     <w:tblPr>
@@ -10627,6 +11112,7 @@
     </w:tcPr>
     <w:tblStylePr w:type="firstRow">
       <w:rPr>
+        <w:rFonts w:eastAsia="黑体"/>
         <w:b/>
         <w:bCs/>
         <w:color w:themeColor="text1" w:val="000000"/>
@@ -10638,6 +11124,7 @@
     </w:tblStylePr>
     <w:tblStylePr w:type="lastRow">
       <w:rPr>
+        <w:rFonts w:eastAsia="黑体"/>
         <w:b/>
         <w:bCs/>
         <w:color w:themeColor="text1" w:val="000000"/>
@@ -10657,6 +11144,7 @@
     </w:tblStylePr>
     <w:tblStylePr w:type="firstCol">
       <w:rPr>
+        <w:rFonts w:eastAsia="黑体"/>
         <w:b/>
         <w:bCs/>
         <w:color w:themeColor="text1" w:val="000000"/>
@@ -10676,6 +11164,7 @@
     </w:tblStylePr>
     <w:tblStylePr w:type="lastCol">
       <w:rPr>
+        <w:rFonts w:eastAsia="黑体"/>
         <w:b w:val="0"/>
         <w:bCs w:val="0"/>
         <w:color w:themeColor="text1" w:val="000000"/>
@@ -10725,7 +11214,7 @@
       <w:spacing w:after="0" w:line="240" w:lineRule="auto"/>
     </w:pPr>
     <w:rPr>
-      <w:rFonts w:asciiTheme="majorHAnsi" w:cstheme="majorBidi" w:eastAsiaTheme="majorEastAsia" w:hAnsiTheme="majorHAnsi"/>
+      <w:rFonts w:asciiTheme="majorHAnsi" w:cstheme="majorBidi" w:hAnsiTheme="majorHAnsi" w:eastAsia="黑体"/>
       <w:color w:themeColor="text1" w:val="000000"/>
     </w:rPr>
     <w:tblPr>
@@ -10752,6 +11241,7 @@
     </w:tcPr>
     <w:tblStylePr w:type="firstRow">
       <w:rPr>
+        <w:rFonts w:eastAsia="黑体"/>
         <w:b/>
         <w:bCs/>
         <w:color w:themeColor="text1" w:val="000000"/>
@@ -10763,6 +11253,7 @@
     </w:tblStylePr>
     <w:tblStylePr w:type="lastRow">
       <w:rPr>
+        <w:rFonts w:eastAsia="黑体"/>
         <w:b/>
         <w:bCs/>
         <w:color w:themeColor="text1" w:val="000000"/>
@@ -10782,6 +11273,7 @@
     </w:tblStylePr>
     <w:tblStylePr w:type="firstCol">
       <w:rPr>
+        <w:rFonts w:eastAsia="黑体"/>
         <w:b/>
         <w:bCs/>
         <w:color w:themeColor="text1" w:val="000000"/>
@@ -10801,6 +11293,7 @@
     </w:tblStylePr>
     <w:tblStylePr w:type="lastCol">
       <w:rPr>
+        <w:rFonts w:eastAsia="黑体"/>
         <w:b w:val="0"/>
         <w:bCs w:val="0"/>
         <w:color w:themeColor="text1" w:val="000000"/>
@@ -10850,7 +11343,7 @@
       <w:spacing w:after="0" w:line="240" w:lineRule="auto"/>
     </w:pPr>
     <w:rPr>
-      <w:rFonts w:asciiTheme="majorHAnsi" w:cstheme="majorBidi" w:eastAsiaTheme="majorEastAsia" w:hAnsiTheme="majorHAnsi"/>
+      <w:rFonts w:asciiTheme="majorHAnsi" w:cstheme="majorBidi" w:hAnsiTheme="majorHAnsi" w:eastAsia="黑体"/>
       <w:color w:themeColor="text1" w:val="000000"/>
     </w:rPr>
     <w:tblPr>
@@ -10877,6 +11370,7 @@
     </w:tcPr>
     <w:tblStylePr w:type="firstRow">
       <w:rPr>
+        <w:rFonts w:eastAsia="黑体"/>
         <w:b/>
         <w:bCs/>
         <w:color w:themeColor="text1" w:val="000000"/>
@@ -10888,6 +11382,7 @@
     </w:tblStylePr>
     <w:tblStylePr w:type="lastRow">
       <w:rPr>
+        <w:rFonts w:eastAsia="黑体"/>
         <w:b/>
         <w:bCs/>
         <w:color w:themeColor="text1" w:val="000000"/>
@@ -10907,6 +11402,7 @@
     </w:tblStylePr>
     <w:tblStylePr w:type="firstCol">
       <w:rPr>
+        <w:rFonts w:eastAsia="黑体"/>
         <w:b/>
         <w:bCs/>
         <w:color w:themeColor="text1" w:val="000000"/>
@@ -10926,6 +11422,7 @@
     </w:tblStylePr>
     <w:tblStylePr w:type="lastCol">
       <w:rPr>
+        <w:rFonts w:eastAsia="黑体"/>
         <w:b w:val="0"/>
         <w:bCs w:val="0"/>
         <w:color w:themeColor="text1" w:val="000000"/>
@@ -10998,6 +11495,7 @@
     </w:tcPr>
     <w:tblStylePr w:type="firstRow">
       <w:rPr>
+        <w:rFonts w:eastAsia="黑体"/>
         <w:b/>
         <w:bCs/>
         <w:i w:val="0"/>
@@ -11019,6 +11517,7 @@
     </w:tblStylePr>
     <w:tblStylePr w:type="lastRow">
       <w:rPr>
+        <w:rFonts w:eastAsia="黑体"/>
         <w:b/>
         <w:bCs/>
         <w:i w:val="0"/>
@@ -11040,6 +11539,7 @@
     </w:tblStylePr>
     <w:tblStylePr w:type="firstCol">
       <w:rPr>
+        <w:rFonts w:eastAsia="黑体"/>
         <w:b/>
         <w:bCs/>
         <w:i w:val="0"/>
@@ -11059,6 +11559,7 @@
     </w:tblStylePr>
     <w:tblStylePr w:type="lastCol">
       <w:rPr>
+        <w:rFonts w:eastAsia="黑体"/>
         <w:b/>
         <w:bCs/>
         <w:i w:val="0"/>
@@ -11139,6 +11640,7 @@
     </w:tcPr>
     <w:tblStylePr w:type="firstRow">
       <w:rPr>
+        <w:rFonts w:eastAsia="黑体"/>
         <w:b/>
         <w:bCs/>
         <w:i w:val="0"/>
@@ -11160,6 +11662,7 @@
     </w:tblStylePr>
     <w:tblStylePr w:type="lastRow">
       <w:rPr>
+        <w:rFonts w:eastAsia="黑体"/>
         <w:b/>
         <w:bCs/>
         <w:i w:val="0"/>
@@ -11181,6 +11684,7 @@
     </w:tblStylePr>
     <w:tblStylePr w:type="firstCol">
       <w:rPr>
+        <w:rFonts w:eastAsia="黑体"/>
         <w:b/>
         <w:bCs/>
         <w:i w:val="0"/>
@@ -11200,6 +11704,7 @@
     </w:tblStylePr>
     <w:tblStylePr w:type="lastCol">
       <w:rPr>
+        <w:rFonts w:eastAsia="黑体"/>
         <w:b/>
         <w:bCs/>
         <w:i w:val="0"/>
@@ -11280,6 +11785,7 @@
     </w:tcPr>
     <w:tblStylePr w:type="firstRow">
       <w:rPr>
+        <w:rFonts w:eastAsia="黑体"/>
         <w:b/>
         <w:bCs/>
         <w:i w:val="0"/>
@@ -11301,6 +11807,7 @@
     </w:tblStylePr>
     <w:tblStylePr w:type="lastRow">
       <w:rPr>
+        <w:rFonts w:eastAsia="黑体"/>
         <w:b/>
         <w:bCs/>
         <w:i w:val="0"/>
@@ -11322,6 +11829,7 @@
     </w:tblStylePr>
     <w:tblStylePr w:type="firstCol">
       <w:rPr>
+        <w:rFonts w:eastAsia="黑体"/>
         <w:b/>
         <w:bCs/>
         <w:i w:val="0"/>
@@ -11341,6 +11849,7 @@
     </w:tblStylePr>
     <w:tblStylePr w:type="lastCol">
       <w:rPr>
+        <w:rFonts w:eastAsia="黑体"/>
         <w:b/>
         <w:bCs/>
         <w:i w:val="0"/>
@@ -11421,6 +11930,7 @@
     </w:tcPr>
     <w:tblStylePr w:type="firstRow">
       <w:rPr>
+        <w:rFonts w:eastAsia="黑体"/>
         <w:b/>
         <w:bCs/>
         <w:i w:val="0"/>
@@ -11442,6 +11952,7 @@
     </w:tblStylePr>
     <w:tblStylePr w:type="lastRow">
       <w:rPr>
+        <w:rFonts w:eastAsia="黑体"/>
         <w:b/>
         <w:bCs/>
         <w:i w:val="0"/>
@@ -11463,6 +11974,7 @@
     </w:tblStylePr>
     <w:tblStylePr w:type="firstCol">
       <w:rPr>
+        <w:rFonts w:eastAsia="黑体"/>
         <w:b/>
         <w:bCs/>
         <w:i w:val="0"/>
@@ -11482,6 +11994,7 @@
     </w:tblStylePr>
     <w:tblStylePr w:type="lastCol">
       <w:rPr>
+        <w:rFonts w:eastAsia="黑体"/>
         <w:b/>
         <w:bCs/>
         <w:i w:val="0"/>
@@ -11562,6 +12075,7 @@
     </w:tcPr>
     <w:tblStylePr w:type="firstRow">
       <w:rPr>
+        <w:rFonts w:eastAsia="黑体"/>
         <w:b/>
         <w:bCs/>
         <w:i w:val="0"/>
@@ -11583,6 +12097,7 @@
     </w:tblStylePr>
     <w:tblStylePr w:type="lastRow">
       <w:rPr>
+        <w:rFonts w:eastAsia="黑体"/>
         <w:b/>
         <w:bCs/>
         <w:i w:val="0"/>
@@ -11604,6 +12119,7 @@
     </w:tblStylePr>
     <w:tblStylePr w:type="firstCol">
       <w:rPr>
+        <w:rFonts w:eastAsia="黑体"/>
         <w:b/>
         <w:bCs/>
         <w:i w:val="0"/>
@@ -11623,6 +12139,7 @@
     </w:tblStylePr>
     <w:tblStylePr w:type="lastCol">
       <w:rPr>
+        <w:rFonts w:eastAsia="黑体"/>
         <w:b/>
         <w:bCs/>
         <w:i w:val="0"/>
@@ -11703,6 +12220,7 @@
     </w:tcPr>
     <w:tblStylePr w:type="firstRow">
       <w:rPr>
+        <w:rFonts w:eastAsia="黑体"/>
         <w:b/>
         <w:bCs/>
         <w:i w:val="0"/>
@@ -11724,6 +12242,7 @@
     </w:tblStylePr>
     <w:tblStylePr w:type="lastRow">
       <w:rPr>
+        <w:rFonts w:eastAsia="黑体"/>
         <w:b/>
         <w:bCs/>
         <w:i w:val="0"/>
@@ -11745,6 +12264,7 @@
     </w:tblStylePr>
     <w:tblStylePr w:type="firstCol">
       <w:rPr>
+        <w:rFonts w:eastAsia="黑体"/>
         <w:b/>
         <w:bCs/>
         <w:i w:val="0"/>
@@ -11764,6 +12284,7 @@
     </w:tblStylePr>
     <w:tblStylePr w:type="lastCol">
       <w:rPr>
+        <w:rFonts w:eastAsia="黑体"/>
         <w:b/>
         <w:bCs/>
         <w:i w:val="0"/>
@@ -11844,6 +12365,7 @@
     </w:tcPr>
     <w:tblStylePr w:type="firstRow">
       <w:rPr>
+        <w:rFonts w:eastAsia="黑体"/>
         <w:b/>
         <w:bCs/>
         <w:i w:val="0"/>
@@ -11865,6 +12387,7 @@
     </w:tblStylePr>
     <w:tblStylePr w:type="lastRow">
       <w:rPr>
+        <w:rFonts w:eastAsia="黑体"/>
         <w:b/>
         <w:bCs/>
         <w:i w:val="0"/>
@@ -11886,6 +12409,7 @@
     </w:tblStylePr>
     <w:tblStylePr w:type="firstCol">
       <w:rPr>
+        <w:rFonts w:eastAsia="黑体"/>
         <w:b/>
         <w:bCs/>
         <w:i w:val="0"/>
@@ -11905,6 +12429,7 @@
     </w:tblStylePr>
     <w:tblStylePr w:type="lastCol">
       <w:rPr>
+        <w:rFonts w:eastAsia="黑体"/>
         <w:b/>
         <w:bCs/>
         <w:i w:val="0"/>
@@ -11962,6 +12487,7 @@
       <w:spacing w:after="0" w:line="240" w:lineRule="auto"/>
     </w:pPr>
     <w:rPr>
+      <w:rFonts w:eastAsia="黑体"/>
       <w:color w:themeColor="background1" w:val="FFFFFF"/>
     </w:rPr>
     <w:tblPr>
@@ -11980,6 +12506,7 @@
     </w:tcPr>
     <w:tblStylePr w:type="firstRow">
       <w:rPr>
+        <w:rFonts w:eastAsia="黑体"/>
         <w:b/>
         <w:bCs/>
       </w:rPr>
@@ -12076,6 +12603,7 @@
       <w:spacing w:after="0" w:line="240" w:lineRule="auto"/>
     </w:pPr>
     <w:rPr>
+      <w:rFonts w:eastAsia="黑体"/>
       <w:color w:themeColor="background1" w:val="FFFFFF"/>
     </w:rPr>
     <w:tblPr>
@@ -12094,6 +12622,7 @@
     </w:tcPr>
     <w:tblStylePr w:type="firstRow">
       <w:rPr>
+        <w:rFonts w:eastAsia="黑体"/>
         <w:b/>
         <w:bCs/>
       </w:rPr>
@@ -12190,6 +12719,7 @@
       <w:spacing w:after="0" w:line="240" w:lineRule="auto"/>
     </w:pPr>
     <w:rPr>
+      <w:rFonts w:eastAsia="黑体"/>
       <w:color w:themeColor="background1" w:val="FFFFFF"/>
     </w:rPr>
     <w:tblPr>
@@ -12208,6 +12738,7 @@
     </w:tcPr>
     <w:tblStylePr w:type="firstRow">
       <w:rPr>
+        <w:rFonts w:eastAsia="黑体"/>
         <w:b/>
         <w:bCs/>
       </w:rPr>
@@ -12304,6 +12835,7 @@
       <w:spacing w:after="0" w:line="240" w:lineRule="auto"/>
     </w:pPr>
     <w:rPr>
+      <w:rFonts w:eastAsia="黑体"/>
       <w:color w:themeColor="background1" w:val="FFFFFF"/>
     </w:rPr>
     <w:tblPr>
@@ -12322,6 +12854,7 @@
     </w:tcPr>
     <w:tblStylePr w:type="firstRow">
       <w:rPr>
+        <w:rFonts w:eastAsia="黑体"/>
         <w:b/>
         <w:bCs/>
       </w:rPr>
@@ -12418,6 +12951,7 @@
       <w:spacing w:after="0" w:line="240" w:lineRule="auto"/>
     </w:pPr>
     <w:rPr>
+      <w:rFonts w:eastAsia="黑体"/>
       <w:color w:themeColor="background1" w:val="FFFFFF"/>
     </w:rPr>
     <w:tblPr>
@@ -12436,6 +12970,7 @@
     </w:tcPr>
     <w:tblStylePr w:type="firstRow">
       <w:rPr>
+        <w:rFonts w:eastAsia="黑体"/>
         <w:b/>
         <w:bCs/>
       </w:rPr>
@@ -12532,6 +13067,7 @@
       <w:spacing w:after="0" w:line="240" w:lineRule="auto"/>
     </w:pPr>
     <w:rPr>
+      <w:rFonts w:eastAsia="黑体"/>
       <w:color w:themeColor="background1" w:val="FFFFFF"/>
     </w:rPr>
     <w:tblPr>
@@ -12550,6 +13086,7 @@
     </w:tcPr>
     <w:tblStylePr w:type="firstRow">
       <w:rPr>
+        <w:rFonts w:eastAsia="黑体"/>
         <w:b/>
         <w:bCs/>
       </w:rPr>
@@ -12646,6 +13183,7 @@
       <w:spacing w:after="0" w:line="240" w:lineRule="auto"/>
     </w:pPr>
     <w:rPr>
+      <w:rFonts w:eastAsia="黑体"/>
       <w:color w:themeColor="background1" w:val="FFFFFF"/>
     </w:rPr>
     <w:tblPr>
@@ -12664,6 +13202,7 @@
     </w:tcPr>
     <w:tblStylePr w:type="firstRow">
       <w:rPr>
+        <w:rFonts w:eastAsia="黑体"/>
         <w:b/>
         <w:bCs/>
       </w:rPr>
@@ -12760,6 +13299,7 @@
       <w:spacing w:after="0" w:line="240" w:lineRule="auto"/>
     </w:pPr>
     <w:rPr>
+      <w:rFonts w:eastAsia="黑体"/>
       <w:color w:themeColor="text1" w:val="000000"/>
     </w:rPr>
     <w:tblPr>
@@ -12786,6 +13326,7 @@
     </w:tcPr>
     <w:tblStylePr w:type="firstRow">
       <w:rPr>
+        <w:rFonts w:eastAsia="黑体"/>
         <w:b/>
         <w:bCs/>
       </w:rPr>
@@ -12804,6 +13345,7 @@
     </w:tblStylePr>
     <w:tblStylePr w:type="lastRow">
       <w:rPr>
+        <w:rFonts w:eastAsia="黑体"/>
         <w:b/>
         <w:bCs/>
         <w:color w:themeColor="background1" w:val="FFFFFF"/>
@@ -12818,6 +13360,7 @@
     </w:tblStylePr>
     <w:tblStylePr w:type="firstCol">
       <w:rPr>
+        <w:rFonts w:eastAsia="黑体"/>
         <w:color w:themeColor="background1" w:val="FFFFFF"/>
       </w:rPr>
       <w:tblPr/>
@@ -12835,6 +13378,7 @@
     </w:tblStylePr>
     <w:tblStylePr w:type="lastCol">
       <w:rPr>
+        <w:rFonts w:eastAsia="黑体"/>
         <w:color w:themeColor="background1" w:val="FFFFFF"/>
       </w:rPr>
       <w:tblPr/>
@@ -12864,11 +13408,13 @@
     </w:tblStylePr>
     <w:tblStylePr w:type="neCell">
       <w:rPr>
+        <w:rFonts w:eastAsia="黑体"/>
         <w:color w:themeColor="text1" w:val="000000"/>
       </w:rPr>
     </w:tblStylePr>
     <w:tblStylePr w:type="nwCell">
       <w:rPr>
+        <w:rFonts w:eastAsia="黑体"/>
         <w:color w:themeColor="text1" w:val="000000"/>
       </w:rPr>
     </w:tblStylePr>
@@ -12882,6 +13428,7 @@
       <w:spacing w:after="0" w:line="240" w:lineRule="auto"/>
     </w:pPr>
     <w:rPr>
+      <w:rFonts w:eastAsia="黑体"/>
       <w:color w:themeColor="text1" w:val="000000"/>
     </w:rPr>
     <w:tblPr>
@@ -12908,6 +13455,7 @@
     </w:tcPr>
     <w:tblStylePr w:type="firstRow">
       <w:rPr>
+        <w:rFonts w:eastAsia="黑体"/>
         <w:b/>
         <w:bCs/>
       </w:rPr>
@@ -12926,6 +13474,7 @@
     </w:tblStylePr>
     <w:tblStylePr w:type="lastRow">
       <w:rPr>
+        <w:rFonts w:eastAsia="黑体"/>
         <w:b/>
         <w:bCs/>
         <w:color w:themeColor="background1" w:val="FFFFFF"/>
@@ -12940,6 +13489,7 @@
     </w:tblStylePr>
     <w:tblStylePr w:type="firstCol">
       <w:rPr>
+        <w:rFonts w:eastAsia="黑体"/>
         <w:color w:themeColor="background1" w:val="FFFFFF"/>
       </w:rPr>
       <w:tblPr/>
@@ -12957,6 +13507,7 @@
     </w:tblStylePr>
     <w:tblStylePr w:type="lastCol">
       <w:rPr>
+        <w:rFonts w:eastAsia="黑体"/>
         <w:color w:themeColor="background1" w:val="FFFFFF"/>
       </w:rPr>
       <w:tblPr/>
@@ -12986,11 +13537,13 @@
     </w:tblStylePr>
     <w:tblStylePr w:type="neCell">
       <w:rPr>
+        <w:rFonts w:eastAsia="黑体"/>
         <w:color w:themeColor="text1" w:val="000000"/>
       </w:rPr>
     </w:tblStylePr>
     <w:tblStylePr w:type="nwCell">
       <w:rPr>
+        <w:rFonts w:eastAsia="黑体"/>
         <w:color w:themeColor="text1" w:val="000000"/>
       </w:rPr>
     </w:tblStylePr>
@@ -13004,6 +13557,7 @@
       <w:spacing w:after="0" w:line="240" w:lineRule="auto"/>
     </w:pPr>
     <w:rPr>
+      <w:rFonts w:eastAsia="黑体"/>
       <w:color w:themeColor="text1" w:val="000000"/>
     </w:rPr>
     <w:tblPr>
@@ -13030,6 +13584,7 @@
     </w:tcPr>
     <w:tblStylePr w:type="firstRow">
       <w:rPr>
+        <w:rFonts w:eastAsia="黑体"/>
         <w:b/>
         <w:bCs/>
       </w:rPr>
@@ -13048,6 +13603,7 @@
     </w:tblStylePr>
     <w:tblStylePr w:type="lastRow">
       <w:rPr>
+        <w:rFonts w:eastAsia="黑体"/>
         <w:b/>
         <w:bCs/>
         <w:color w:themeColor="background1" w:val="FFFFFF"/>
@@ -13062,6 +13618,7 @@
     </w:tblStylePr>
     <w:tblStylePr w:type="firstCol">
       <w:rPr>
+        <w:rFonts w:eastAsia="黑体"/>
         <w:color w:themeColor="background1" w:val="FFFFFF"/>
       </w:rPr>
       <w:tblPr/>
@@ -13079,6 +13636,7 @@
     </w:tblStylePr>
     <w:tblStylePr w:type="lastCol">
       <w:rPr>
+        <w:rFonts w:eastAsia="黑体"/>
         <w:color w:themeColor="background1" w:val="FFFFFF"/>
       </w:rPr>
       <w:tblPr/>
@@ -13108,11 +13666,13 @@
     </w:tblStylePr>
     <w:tblStylePr w:type="neCell">
       <w:rPr>
+        <w:rFonts w:eastAsia="黑体"/>
         <w:color w:themeColor="text1" w:val="000000"/>
       </w:rPr>
     </w:tblStylePr>
     <w:tblStylePr w:type="nwCell">
       <w:rPr>
+        <w:rFonts w:eastAsia="黑体"/>
         <w:color w:themeColor="text1" w:val="000000"/>
       </w:rPr>
     </w:tblStylePr>
@@ -13126,6 +13686,7 @@
       <w:spacing w:after="0" w:line="240" w:lineRule="auto"/>
     </w:pPr>
     <w:rPr>
+      <w:rFonts w:eastAsia="黑体"/>
       <w:color w:themeColor="text1" w:val="000000"/>
     </w:rPr>
     <w:tblPr>
@@ -13152,6 +13713,7 @@
     </w:tcPr>
     <w:tblStylePr w:type="firstRow">
       <w:rPr>
+        <w:rFonts w:eastAsia="黑体"/>
         <w:b/>
         <w:bCs/>
       </w:rPr>
@@ -13170,6 +13732,7 @@
     </w:tblStylePr>
     <w:tblStylePr w:type="lastRow">
       <w:rPr>
+        <w:rFonts w:eastAsia="黑体"/>
         <w:b/>
         <w:bCs/>
         <w:color w:themeColor="background1" w:val="FFFFFF"/>
@@ -13184,6 +13747,7 @@
     </w:tblStylePr>
     <w:tblStylePr w:type="firstCol">
       <w:rPr>
+        <w:rFonts w:eastAsia="黑体"/>
         <w:color w:themeColor="background1" w:val="FFFFFF"/>
       </w:rPr>
       <w:tblPr/>
@@ -13201,6 +13765,7 @@
     </w:tblStylePr>
     <w:tblStylePr w:type="lastCol">
       <w:rPr>
+        <w:rFonts w:eastAsia="黑体"/>
         <w:color w:themeColor="background1" w:val="FFFFFF"/>
       </w:rPr>
       <w:tblPr/>
@@ -13238,6 +13803,7 @@
       <w:spacing w:after="0" w:line="240" w:lineRule="auto"/>
     </w:pPr>
     <w:rPr>
+      <w:rFonts w:eastAsia="黑体"/>
       <w:color w:themeColor="text1" w:val="000000"/>
     </w:rPr>
     <w:tblPr>
@@ -13264,6 +13830,7 @@
     </w:tcPr>
     <w:tblStylePr w:type="firstRow">
       <w:rPr>
+        <w:rFonts w:eastAsia="黑体"/>
         <w:b/>
         <w:bCs/>
       </w:rPr>
@@ -13282,6 +13849,7 @@
     </w:tblStylePr>
     <w:tblStylePr w:type="lastRow">
       <w:rPr>
+        <w:rFonts w:eastAsia="黑体"/>
         <w:b/>
         <w:bCs/>
         <w:color w:themeColor="background1" w:val="FFFFFF"/>
@@ -13296,6 +13864,7 @@
     </w:tblStylePr>
     <w:tblStylePr w:type="firstCol">
       <w:rPr>
+        <w:rFonts w:eastAsia="黑体"/>
         <w:color w:themeColor="background1" w:val="FFFFFF"/>
       </w:rPr>
       <w:tblPr/>
@@ -13313,6 +13882,7 @@
     </w:tblStylePr>
     <w:tblStylePr w:type="lastCol">
       <w:rPr>
+        <w:rFonts w:eastAsia="黑体"/>
         <w:color w:themeColor="background1" w:val="FFFFFF"/>
       </w:rPr>
       <w:tblPr/>
@@ -13342,11 +13912,13 @@
     </w:tblStylePr>
     <w:tblStylePr w:type="neCell">
       <w:rPr>
+        <w:rFonts w:eastAsia="黑体"/>
         <w:color w:themeColor="text1" w:val="000000"/>
       </w:rPr>
     </w:tblStylePr>
     <w:tblStylePr w:type="nwCell">
       <w:rPr>
+        <w:rFonts w:eastAsia="黑体"/>
         <w:color w:themeColor="text1" w:val="000000"/>
       </w:rPr>
     </w:tblStylePr>
@@ -13360,6 +13932,7 @@
       <w:spacing w:after="0" w:line="240" w:lineRule="auto"/>
     </w:pPr>
     <w:rPr>
+      <w:rFonts w:eastAsia="黑体"/>
       <w:color w:themeColor="text1" w:val="000000"/>
     </w:rPr>
     <w:tblPr>
@@ -13386,6 +13959,7 @@
     </w:tcPr>
     <w:tblStylePr w:type="firstRow">
       <w:rPr>
+        <w:rFonts w:eastAsia="黑体"/>
         <w:b/>
         <w:bCs/>
       </w:rPr>
@@ -13404,6 +13978,7 @@
     </w:tblStylePr>
     <w:tblStylePr w:type="lastRow">
       <w:rPr>
+        <w:rFonts w:eastAsia="黑体"/>
         <w:b/>
         <w:bCs/>
         <w:color w:themeColor="background1" w:val="FFFFFF"/>
@@ -13418,6 +13993,7 @@
     </w:tblStylePr>
     <w:tblStylePr w:type="firstCol">
       <w:rPr>
+        <w:rFonts w:eastAsia="黑体"/>
         <w:color w:themeColor="background1" w:val="FFFFFF"/>
       </w:rPr>
       <w:tblPr/>
@@ -13435,6 +14011,7 @@
     </w:tblStylePr>
     <w:tblStylePr w:type="lastCol">
       <w:rPr>
+        <w:rFonts w:eastAsia="黑体"/>
         <w:color w:themeColor="background1" w:val="FFFFFF"/>
       </w:rPr>
       <w:tblPr/>
@@ -13464,11 +14041,13 @@
     </w:tblStylePr>
     <w:tblStylePr w:type="neCell">
       <w:rPr>
+        <w:rFonts w:eastAsia="黑体"/>
         <w:color w:themeColor="text1" w:val="000000"/>
       </w:rPr>
     </w:tblStylePr>
     <w:tblStylePr w:type="nwCell">
       <w:rPr>
+        <w:rFonts w:eastAsia="黑体"/>
         <w:color w:themeColor="text1" w:val="000000"/>
       </w:rPr>
     </w:tblStylePr>
@@ -13482,6 +14061,7 @@
       <w:spacing w:after="0" w:line="240" w:lineRule="auto"/>
     </w:pPr>
     <w:rPr>
+      <w:rFonts w:eastAsia="黑体"/>
       <w:color w:themeColor="text1" w:val="000000"/>
     </w:rPr>
     <w:tblPr>
@@ -13508,6 +14088,7 @@
     </w:tcPr>
     <w:tblStylePr w:type="firstRow">
       <w:rPr>
+        <w:rFonts w:eastAsia="黑体"/>
         <w:b/>
         <w:bCs/>
       </w:rPr>
@@ -13526,6 +14107,7 @@
     </w:tblStylePr>
     <w:tblStylePr w:type="lastRow">
       <w:rPr>
+        <w:rFonts w:eastAsia="黑体"/>
         <w:b/>
         <w:bCs/>
         <w:color w:themeColor="background1" w:val="FFFFFF"/>
@@ -13540,6 +14122,7 @@
     </w:tblStylePr>
     <w:tblStylePr w:type="firstCol">
       <w:rPr>
+        <w:rFonts w:eastAsia="黑体"/>
         <w:color w:themeColor="background1" w:val="FFFFFF"/>
       </w:rPr>
       <w:tblPr/>
@@ -13557,6 +14140,7 @@
     </w:tblStylePr>
     <w:tblStylePr w:type="lastCol">
       <w:rPr>
+        <w:rFonts w:eastAsia="黑体"/>
         <w:color w:themeColor="background1" w:val="FFFFFF"/>
       </w:rPr>
       <w:tblPr/>
@@ -13586,11 +14170,13 @@
     </w:tblStylePr>
     <w:tblStylePr w:type="neCell">
       <w:rPr>
+        <w:rFonts w:eastAsia="黑体"/>
         <w:color w:themeColor="text1" w:val="000000"/>
       </w:rPr>
     </w:tblStylePr>
     <w:tblStylePr w:type="nwCell">
       <w:rPr>
+        <w:rFonts w:eastAsia="黑体"/>
         <w:color w:themeColor="text1" w:val="000000"/>
       </w:rPr>
     </w:tblStylePr>
@@ -13604,6 +14190,7 @@
       <w:spacing w:after="0" w:line="240" w:lineRule="auto"/>
     </w:pPr>
     <w:rPr>
+      <w:rFonts w:eastAsia="黑体"/>
       <w:color w:themeColor="text1" w:val="000000"/>
     </w:rPr>
     <w:tblPr>
@@ -13622,6 +14209,7 @@
     </w:tcPr>
     <w:tblStylePr w:type="firstRow">
       <w:rPr>
+        <w:rFonts w:eastAsia="黑体"/>
         <w:b/>
         <w:bCs/>
         <w:color w:themeColor="background1" w:val="FFFFFF"/>
@@ -13636,6 +14224,7 @@
     </w:tblStylePr>
     <w:tblStylePr w:type="lastRow">
       <w:rPr>
+        <w:rFonts w:eastAsia="黑体"/>
         <w:b/>
         <w:bCs/>
         <w:color w:themeColor="accent2" w:themeShade="CC" w:val="9E3A38"/>
@@ -13650,12 +14239,14 @@
     </w:tblStylePr>
     <w:tblStylePr w:type="firstCol">
       <w:rPr>
+        <w:rFonts w:eastAsia="黑体"/>
         <w:b/>
         <w:bCs/>
       </w:rPr>
     </w:tblStylePr>
     <w:tblStylePr w:type="lastCol">
       <w:rPr>
+        <w:rFonts w:eastAsia="黑体"/>
         <w:b/>
         <w:bCs/>
       </w:rPr>
@@ -13690,6 +14281,7 @@
       <w:spacing w:after="0" w:line="240" w:lineRule="auto"/>
     </w:pPr>
     <w:rPr>
+      <w:rFonts w:eastAsia="黑体"/>
       <w:color w:themeColor="text1" w:val="000000"/>
     </w:rPr>
     <w:tblPr>
@@ -13708,6 +14300,7 @@
     </w:tcPr>
     <w:tblStylePr w:type="firstRow">
       <w:rPr>
+        <w:rFonts w:eastAsia="黑体"/>
         <w:b/>
         <w:bCs/>
         <w:color w:themeColor="background1" w:val="FFFFFF"/>
@@ -13722,6 +14315,7 @@
     </w:tblStylePr>
     <w:tblStylePr w:type="lastRow">
       <w:rPr>
+        <w:rFonts w:eastAsia="黑体"/>
         <w:b/>
         <w:bCs/>
         <w:color w:themeColor="accent2" w:themeShade="CC" w:val="9E3A38"/>
@@ -13736,12 +14330,14 @@
     </w:tblStylePr>
     <w:tblStylePr w:type="firstCol">
       <w:rPr>
+        <w:rFonts w:eastAsia="黑体"/>
         <w:b/>
         <w:bCs/>
       </w:rPr>
     </w:tblStylePr>
     <w:tblStylePr w:type="lastCol">
       <w:rPr>
+        <w:rFonts w:eastAsia="黑体"/>
         <w:b/>
         <w:bCs/>
       </w:rPr>
@@ -13776,6 +14372,7 @@
       <w:spacing w:after="0" w:line="240" w:lineRule="auto"/>
     </w:pPr>
     <w:rPr>
+      <w:rFonts w:eastAsia="黑体"/>
       <w:color w:themeColor="text1" w:val="000000"/>
     </w:rPr>
     <w:tblPr>
@@ -13794,6 +14391,7 @@
     </w:tcPr>
     <w:tblStylePr w:type="firstRow">
       <w:rPr>
+        <w:rFonts w:eastAsia="黑体"/>
         <w:b/>
         <w:bCs/>
         <w:color w:themeColor="background1" w:val="FFFFFF"/>
@@ -13808,6 +14406,7 @@
     </w:tblStylePr>
     <w:tblStylePr w:type="lastRow">
       <w:rPr>
+        <w:rFonts w:eastAsia="黑体"/>
         <w:b/>
         <w:bCs/>
         <w:color w:themeColor="accent2" w:themeShade="CC" w:val="9E3A38"/>
@@ -13822,12 +14421,14 @@
     </w:tblStylePr>
     <w:tblStylePr w:type="firstCol">
       <w:rPr>
+        <w:rFonts w:eastAsia="黑体"/>
         <w:b/>
         <w:bCs/>
       </w:rPr>
     </w:tblStylePr>
     <w:tblStylePr w:type="lastCol">
       <w:rPr>
+        <w:rFonts w:eastAsia="黑体"/>
         <w:b/>
         <w:bCs/>
       </w:rPr>
@@ -13862,6 +14463,7 @@
       <w:spacing w:after="0" w:line="240" w:lineRule="auto"/>
     </w:pPr>
     <w:rPr>
+      <w:rFonts w:eastAsia="黑体"/>
       <w:color w:themeColor="text1" w:val="000000"/>
     </w:rPr>
     <w:tblPr>
@@ -13880,6 +14482,7 @@
     </w:tcPr>
     <w:tblStylePr w:type="firstRow">
       <w:rPr>
+        <w:rFonts w:eastAsia="黑体"/>
         <w:b/>
         <w:bCs/>
         <w:color w:themeColor="background1" w:val="FFFFFF"/>
@@ -13894,6 +14497,7 @@
     </w:tblStylePr>
     <w:tblStylePr w:type="lastRow">
       <w:rPr>
+        <w:rFonts w:eastAsia="黑体"/>
         <w:b/>
         <w:bCs/>
         <w:color w:themeColor="accent4" w:themeShade="CC" w:val="664E82"/>
@@ -13908,12 +14512,14 @@
     </w:tblStylePr>
     <w:tblStylePr w:type="firstCol">
       <w:rPr>
+        <w:rFonts w:eastAsia="黑体"/>
         <w:b/>
         <w:bCs/>
       </w:rPr>
     </w:tblStylePr>
     <w:tblStylePr w:type="lastCol">
       <w:rPr>
+        <w:rFonts w:eastAsia="黑体"/>
         <w:b/>
         <w:bCs/>
       </w:rPr>
@@ -13948,6 +14554,7 @@
       <w:spacing w:after="0" w:line="240" w:lineRule="auto"/>
     </w:pPr>
     <w:rPr>
+      <w:rFonts w:eastAsia="黑体"/>
       <w:color w:themeColor="text1" w:val="000000"/>
     </w:rPr>
     <w:tblPr>
@@ -13966,6 +14573,7 @@
     </w:tcPr>
     <w:tblStylePr w:type="firstRow">
       <w:rPr>
+        <w:rFonts w:eastAsia="黑体"/>
         <w:b/>
         <w:bCs/>
         <w:color w:themeColor="background1" w:val="FFFFFF"/>
@@ -13980,6 +14588,7 @@
     </w:tblStylePr>
     <w:tblStylePr w:type="lastRow">
       <w:rPr>
+        <w:rFonts w:eastAsia="黑体"/>
         <w:b/>
         <w:bCs/>
         <w:color w:themeColor="accent3" w:themeShade="CC" w:val="7E9C40"/>
@@ -13994,12 +14603,14 @@
     </w:tblStylePr>
     <w:tblStylePr w:type="firstCol">
       <w:rPr>
+        <w:rFonts w:eastAsia="黑体"/>
         <w:b/>
         <w:bCs/>
       </w:rPr>
     </w:tblStylePr>
     <w:tblStylePr w:type="lastCol">
       <w:rPr>
+        <w:rFonts w:eastAsia="黑体"/>
         <w:b/>
         <w:bCs/>
       </w:rPr>
@@ -14034,6 +14645,7 @@
       <w:spacing w:after="0" w:line="240" w:lineRule="auto"/>
     </w:pPr>
     <w:rPr>
+      <w:rFonts w:eastAsia="黑体"/>
       <w:color w:themeColor="text1" w:val="000000"/>
     </w:rPr>
     <w:tblPr>
@@ -14052,6 +14664,7 @@
     </w:tcPr>
     <w:tblStylePr w:type="firstRow">
       <w:rPr>
+        <w:rFonts w:eastAsia="黑体"/>
         <w:b/>
         <w:bCs/>
         <w:color w:themeColor="background1" w:val="FFFFFF"/>
@@ -14066,6 +14679,7 @@
     </w:tblStylePr>
     <w:tblStylePr w:type="lastRow">
       <w:rPr>
+        <w:rFonts w:eastAsia="黑体"/>
         <w:b/>
         <w:bCs/>
         <w:color w:themeColor="accent6" w:themeShade="CC" w:val="F2730A"/>
@@ -14080,12 +14694,14 @@
     </w:tblStylePr>
     <w:tblStylePr w:type="firstCol">
       <w:rPr>
+        <w:rFonts w:eastAsia="黑体"/>
         <w:b/>
         <w:bCs/>
       </w:rPr>
     </w:tblStylePr>
     <w:tblStylePr w:type="lastCol">
       <w:rPr>
+        <w:rFonts w:eastAsia="黑体"/>
         <w:b/>
         <w:bCs/>
       </w:rPr>
@@ -14120,6 +14736,7 @@
       <w:spacing w:after="0" w:line="240" w:lineRule="auto"/>
     </w:pPr>
     <w:rPr>
+      <w:rFonts w:eastAsia="黑体"/>
       <w:color w:themeColor="text1" w:val="000000"/>
     </w:rPr>
     <w:tblPr>
@@ -14138,6 +14755,7 @@
     </w:tcPr>
     <w:tblStylePr w:type="firstRow">
       <w:rPr>
+        <w:rFonts w:eastAsia="黑体"/>
         <w:b/>
         <w:bCs/>
         <w:color w:themeColor="background1" w:val="FFFFFF"/>
@@ -14152,6 +14770,7 @@
     </w:tblStylePr>
     <w:tblStylePr w:type="lastRow">
       <w:rPr>
+        <w:rFonts w:eastAsia="黑体"/>
         <w:b/>
         <w:bCs/>
         <w:color w:themeColor="accent5" w:themeShade="CC" w:val="348DA5"/>
@@ -14166,12 +14785,14 @@
     </w:tblStylePr>
     <w:tblStylePr w:type="firstCol">
       <w:rPr>
+        <w:rFonts w:eastAsia="黑体"/>
         <w:b/>
         <w:bCs/>
       </w:rPr>
     </w:tblStylePr>
     <w:tblStylePr w:type="lastCol">
       <w:rPr>
+        <w:rFonts w:eastAsia="黑体"/>
         <w:b/>
         <w:bCs/>
       </w:rPr>
@@ -14206,6 +14827,7 @@
       <w:spacing w:after="0" w:line="240" w:lineRule="auto"/>
     </w:pPr>
     <w:rPr>
+      <w:rFonts w:eastAsia="黑体"/>
       <w:color w:themeColor="text1" w:val="000000"/>
     </w:rPr>
     <w:tblPr>
@@ -14227,6 +14849,7 @@
     </w:tcPr>
     <w:tblStylePr w:type="firstRow">
       <w:rPr>
+        <w:rFonts w:eastAsia="黑体"/>
         <w:b/>
         <w:bCs/>
       </w:rPr>
@@ -14237,6 +14860,7 @@
     </w:tblStylePr>
     <w:tblStylePr w:type="lastRow">
       <w:rPr>
+        <w:rFonts w:eastAsia="黑体"/>
         <w:b/>
         <w:bCs/>
         <w:color w:themeColor="text1" w:val="000000"/>
@@ -14248,6 +14872,7 @@
     </w:tblStylePr>
     <w:tblStylePr w:type="firstCol">
       <w:rPr>
+        <w:rFonts w:eastAsia="黑体"/>
         <w:color w:themeColor="background1" w:val="FFFFFF"/>
       </w:rPr>
       <w:tblPr/>
@@ -14257,6 +14882,7 @@
     </w:tblStylePr>
     <w:tblStylePr w:type="lastCol">
       <w:rPr>
+        <w:rFonts w:eastAsia="黑体"/>
         <w:color w:themeColor="background1" w:val="FFFFFF"/>
       </w:rPr>
       <w:tblPr/>
@@ -14286,6 +14912,7 @@
       <w:spacing w:after="0" w:line="240" w:lineRule="auto"/>
     </w:pPr>
     <w:rPr>
+      <w:rFonts w:eastAsia="黑体"/>
       <w:color w:themeColor="text1" w:val="000000"/>
     </w:rPr>
     <w:tblPr>
@@ -14307,6 +14934,7 @@
     </w:tcPr>
     <w:tblStylePr w:type="firstRow">
       <w:rPr>
+        <w:rFonts w:eastAsia="黑体"/>
         <w:b/>
         <w:bCs/>
       </w:rPr>
@@ -14317,6 +14945,7 @@
     </w:tblStylePr>
     <w:tblStylePr w:type="lastRow">
       <w:rPr>
+        <w:rFonts w:eastAsia="黑体"/>
         <w:b/>
         <w:bCs/>
         <w:color w:themeColor="text1" w:val="000000"/>
@@ -14328,6 +14957,7 @@
     </w:tblStylePr>
     <w:tblStylePr w:type="firstCol">
       <w:rPr>
+        <w:rFonts w:eastAsia="黑体"/>
         <w:color w:themeColor="background1" w:val="FFFFFF"/>
       </w:rPr>
       <w:tblPr/>
@@ -14337,6 +14967,7 @@
     </w:tblStylePr>
     <w:tblStylePr w:type="lastCol">
       <w:rPr>
+        <w:rFonts w:eastAsia="黑体"/>
         <w:color w:themeColor="background1" w:val="FFFFFF"/>
       </w:rPr>
       <w:tblPr/>
@@ -14366,6 +14997,7 @@
       <w:spacing w:after="0" w:line="240" w:lineRule="auto"/>
     </w:pPr>
     <w:rPr>
+      <w:rFonts w:eastAsia="黑体"/>
       <w:color w:themeColor="text1" w:val="000000"/>
     </w:rPr>
     <w:tblPr>
@@ -14387,6 +15019,7 @@
     </w:tcPr>
     <w:tblStylePr w:type="firstRow">
       <w:rPr>
+        <w:rFonts w:eastAsia="黑体"/>
         <w:b/>
         <w:bCs/>
       </w:rPr>
@@ -14397,6 +15030,7 @@
     </w:tblStylePr>
     <w:tblStylePr w:type="lastRow">
       <w:rPr>
+        <w:rFonts w:eastAsia="黑体"/>
         <w:b/>
         <w:bCs/>
         <w:color w:themeColor="text1" w:val="000000"/>
@@ -14408,6 +15042,7 @@
     </w:tblStylePr>
     <w:tblStylePr w:type="firstCol">
       <w:rPr>
+        <w:rFonts w:eastAsia="黑体"/>
         <w:color w:themeColor="background1" w:val="FFFFFF"/>
       </w:rPr>
       <w:tblPr/>
@@ -14417,6 +15052,7 @@
     </w:tblStylePr>
     <w:tblStylePr w:type="lastCol">
       <w:rPr>
+        <w:rFonts w:eastAsia="黑体"/>
         <w:color w:themeColor="background1" w:val="FFFFFF"/>
       </w:rPr>
       <w:tblPr/>
@@ -14446,6 +15082,7 @@
       <w:spacing w:after="0" w:line="240" w:lineRule="auto"/>
     </w:pPr>
     <w:rPr>
+      <w:rFonts w:eastAsia="黑体"/>
       <w:color w:themeColor="text1" w:val="000000"/>
     </w:rPr>
     <w:tblPr>
@@ -14467,6 +15104,7 @@
     </w:tcPr>
     <w:tblStylePr w:type="firstRow">
       <w:rPr>
+        <w:rFonts w:eastAsia="黑体"/>
         <w:b/>
         <w:bCs/>
       </w:rPr>
@@ -14477,6 +15115,7 @@
     </w:tblStylePr>
     <w:tblStylePr w:type="lastRow">
       <w:rPr>
+        <w:rFonts w:eastAsia="黑体"/>
         <w:b/>
         <w:bCs/>
         <w:color w:themeColor="text1" w:val="000000"/>
@@ -14488,6 +15127,7 @@
     </w:tblStylePr>
     <w:tblStylePr w:type="firstCol">
       <w:rPr>
+        <w:rFonts w:eastAsia="黑体"/>
         <w:color w:themeColor="background1" w:val="FFFFFF"/>
       </w:rPr>
       <w:tblPr/>
@@ -14497,6 +15137,7 @@
     </w:tblStylePr>
     <w:tblStylePr w:type="lastCol">
       <w:rPr>
+        <w:rFonts w:eastAsia="黑体"/>
         <w:color w:themeColor="background1" w:val="FFFFFF"/>
       </w:rPr>
       <w:tblPr/>
@@ -14526,6 +15167,7 @@
       <w:spacing w:after="0" w:line="240" w:lineRule="auto"/>
     </w:pPr>
     <w:rPr>
+      <w:rFonts w:eastAsia="黑体"/>
       <w:color w:themeColor="text1" w:val="000000"/>
     </w:rPr>
     <w:tblPr>
@@ -14547,6 +15189,7 @@
     </w:tcPr>
     <w:tblStylePr w:type="firstRow">
       <w:rPr>
+        <w:rFonts w:eastAsia="黑体"/>
         <w:b/>
         <w:bCs/>
       </w:rPr>
@@ -14557,6 +15200,7 @@
     </w:tblStylePr>
     <w:tblStylePr w:type="lastRow">
       <w:rPr>
+        <w:rFonts w:eastAsia="黑体"/>
         <w:b/>
         <w:bCs/>
         <w:color w:themeColor="text1" w:val="000000"/>
@@ -14568,6 +15212,7 @@
     </w:tblStylePr>
     <w:tblStylePr w:type="firstCol">
       <w:rPr>
+        <w:rFonts w:eastAsia="黑体"/>
         <w:color w:themeColor="background1" w:val="FFFFFF"/>
       </w:rPr>
       <w:tblPr/>
@@ -14577,6 +15222,7 @@
     </w:tblStylePr>
     <w:tblStylePr w:type="lastCol">
       <w:rPr>
+        <w:rFonts w:eastAsia="黑体"/>
         <w:color w:themeColor="background1" w:val="FFFFFF"/>
       </w:rPr>
       <w:tblPr/>
@@ -14606,6 +15252,7 @@
       <w:spacing w:after="0" w:line="240" w:lineRule="auto"/>
     </w:pPr>
     <w:rPr>
+      <w:rFonts w:eastAsia="黑体"/>
       <w:color w:themeColor="text1" w:val="000000"/>
     </w:rPr>
     <w:tblPr>
@@ -14627,6 +15274,7 @@
     </w:tcPr>
     <w:tblStylePr w:type="firstRow">
       <w:rPr>
+        <w:rFonts w:eastAsia="黑体"/>
         <w:b/>
         <w:bCs/>
       </w:rPr>
@@ -14637,6 +15285,7 @@
     </w:tblStylePr>
     <w:tblStylePr w:type="lastRow">
       <w:rPr>
+        <w:rFonts w:eastAsia="黑体"/>
         <w:b/>
         <w:bCs/>
         <w:color w:themeColor="text1" w:val="000000"/>
@@ -14648,6 +15297,7 @@
     </w:tblStylePr>
     <w:tblStylePr w:type="firstCol">
       <w:rPr>
+        <w:rFonts w:eastAsia="黑体"/>
         <w:color w:themeColor="background1" w:val="FFFFFF"/>
       </w:rPr>
       <w:tblPr/>
@@ -14657,6 +15307,7 @@
     </w:tblStylePr>
     <w:tblStylePr w:type="lastCol">
       <w:rPr>
+        <w:rFonts w:eastAsia="黑体"/>
         <w:color w:themeColor="background1" w:val="FFFFFF"/>
       </w:rPr>
       <w:tblPr/>
@@ -14686,6 +15337,7 @@
       <w:spacing w:after="0" w:line="240" w:lineRule="auto"/>
     </w:pPr>
     <w:rPr>
+      <w:rFonts w:eastAsia="黑体"/>
       <w:color w:themeColor="text1" w:val="000000"/>
     </w:rPr>
     <w:tblPr>
@@ -14707,6 +15359,7 @@
     </w:tcPr>
     <w:tblStylePr w:type="firstRow">
       <w:rPr>
+        <w:rFonts w:eastAsia="黑体"/>
         <w:b/>
         <w:bCs/>
       </w:rPr>
@@ -14717,6 +15370,7 @@
     </w:tblStylePr>
     <w:tblStylePr w:type="lastRow">
       <w:rPr>
+        <w:rFonts w:eastAsia="黑体"/>
         <w:b/>
         <w:bCs/>
         <w:color w:themeColor="text1" w:val="000000"/>
@@ -14728,6 +15382,7 @@
     </w:tblStylePr>
     <w:tblStylePr w:type="firstCol">
       <w:rPr>
+        <w:rFonts w:eastAsia="黑体"/>
         <w:color w:themeColor="background1" w:val="FFFFFF"/>
       </w:rPr>
       <w:tblPr/>
@@ -14737,6 +15392,7 @@
     </w:tblStylePr>
     <w:tblStylePr w:type="lastCol">
       <w:rPr>
+        <w:rFonts w:eastAsia="黑体"/>
         <w:color w:themeColor="background1" w:val="FFFFFF"/>
       </w:rPr>
       <w:tblPr/>
@@ -14769,6 +15425,7 @@
     <w:name w:val="KeywordTok"/>
     <w:basedOn w:val="VerbatimChar"/>
     <w:rPr>
+      <w:rFonts w:eastAsia="黑体"/>
       <w:b/>
       <w:color w:val="007020"/>
     </w:rPr>
@@ -14777,6 +15434,7 @@
     <w:name w:val="DataTypeTok"/>
     <w:basedOn w:val="VerbatimChar"/>
     <w:rPr>
+      <w:rFonts w:eastAsia="黑体"/>
       <w:color w:val="902000"/>
     </w:rPr>
   </w:style>
@@ -14784,6 +15442,7 @@
     <w:name w:val="DecValTok"/>
     <w:basedOn w:val="VerbatimChar"/>
     <w:rPr>
+      <w:rFonts w:eastAsia="黑体"/>
       <w:color w:val="40a070"/>
     </w:rPr>
   </w:style>
@@ -14791,6 +15450,7 @@
     <w:name w:val="BaseNTok"/>
     <w:basedOn w:val="VerbatimChar"/>
     <w:rPr>
+      <w:rFonts w:eastAsia="黑体"/>
       <w:color w:val="40a070"/>
     </w:rPr>
   </w:style>
@@ -14798,6 +15458,7 @@
     <w:name w:val="FloatTok"/>
     <w:basedOn w:val="VerbatimChar"/>
     <w:rPr>
+      <w:rFonts w:eastAsia="黑体"/>
       <w:color w:val="40a070"/>
     </w:rPr>
   </w:style>
@@ -14805,6 +15466,7 @@
     <w:name w:val="ConstantTok"/>
     <w:basedOn w:val="VerbatimChar"/>
     <w:rPr>
+      <w:rFonts w:eastAsia="黑体"/>
       <w:color w:val="880000"/>
     </w:rPr>
   </w:style>
@@ -14812,6 +15474,7 @@
     <w:name w:val="CharTok"/>
     <w:basedOn w:val="VerbatimChar"/>
     <w:rPr>
+      <w:rFonts w:eastAsia="黑体"/>
       <w:color w:val="4070a0"/>
     </w:rPr>
   </w:style>
@@ -14819,6 +15482,7 @@
     <w:name w:val="SpecialCharTok"/>
     <w:basedOn w:val="VerbatimChar"/>
     <w:rPr>
+      <w:rFonts w:eastAsia="黑体"/>
       <w:color w:val="4070a0"/>
     </w:rPr>
   </w:style>
@@ -14826,6 +15490,7 @@
     <w:name w:val="StringTok"/>
     <w:basedOn w:val="VerbatimChar"/>
     <w:rPr>
+      <w:rFonts w:eastAsia="黑体"/>
       <w:color w:val="4070a0"/>
     </w:rPr>
   </w:style>
@@ -14833,6 +15498,7 @@
     <w:name w:val="VerbatimStringTok"/>
     <w:basedOn w:val="VerbatimChar"/>
     <w:rPr>
+      <w:rFonts w:eastAsia="黑体"/>
       <w:color w:val="4070a0"/>
     </w:rPr>
   </w:style>
@@ -14840,6 +15506,7 @@
     <w:name w:val="SpecialStringTok"/>
     <w:basedOn w:val="VerbatimChar"/>
     <w:rPr>
+      <w:rFonts w:eastAsia="黑体"/>
       <w:color w:val="bb6688"/>
     </w:rPr>
   </w:style>
@@ -14847,6 +15514,7 @@
     <w:name w:val="ImportTok"/>
     <w:basedOn w:val="VerbatimChar"/>
     <w:rPr>
+      <w:rFonts w:eastAsia="黑体"/>
       <w:b/>
       <w:color w:val="008000"/>
     </w:rPr>
@@ -14855,6 +15523,7 @@
     <w:name w:val="CommentTok"/>
     <w:basedOn w:val="VerbatimChar"/>
     <w:rPr>
+      <w:rFonts w:eastAsia="黑体"/>
       <w:i/>
       <w:color w:val="60a0b0"/>
     </w:rPr>
@@ -14863,6 +15532,7 @@
     <w:name w:val="DocumentationTok"/>
     <w:basedOn w:val="VerbatimChar"/>
     <w:rPr>
+      <w:rFonts w:eastAsia="黑体"/>
       <w:i/>
       <w:color w:val="ba2121"/>
     </w:rPr>
@@ -14871,6 +15541,7 @@
     <w:name w:val="AnnotationTok"/>
     <w:basedOn w:val="VerbatimChar"/>
     <w:rPr>
+      <w:rFonts w:eastAsia="黑体"/>
       <w:b/>
       <w:i/>
       <w:color w:val="60a0b0"/>
@@ -14880,6 +15551,7 @@
     <w:name w:val="CommentVarTok"/>
     <w:basedOn w:val="VerbatimChar"/>
     <w:rPr>
+      <w:rFonts w:eastAsia="黑体"/>
       <w:b/>
       <w:i/>
       <w:color w:val="60a0b0"/>
@@ -14889,6 +15561,7 @@
     <w:name w:val="OtherTok"/>
     <w:basedOn w:val="VerbatimChar"/>
     <w:rPr>
+      <w:rFonts w:eastAsia="黑体"/>
       <w:color w:val="007020"/>
     </w:rPr>
   </w:style>
@@ -14896,6 +15569,7 @@
     <w:name w:val="FunctionTok"/>
     <w:basedOn w:val="VerbatimChar"/>
     <w:rPr>
+      <w:rFonts w:eastAsia="黑体"/>
       <w:color w:val="06287e"/>
     </w:rPr>
   </w:style>
@@ -14903,6 +15577,7 @@
     <w:name w:val="VariableTok"/>
     <w:basedOn w:val="VerbatimChar"/>
     <w:rPr>
+      <w:rFonts w:eastAsia="黑体"/>
       <w:color w:val="19177c"/>
     </w:rPr>
   </w:style>
@@ -14910,6 +15585,7 @@
     <w:name w:val="ControlFlowTok"/>
     <w:basedOn w:val="VerbatimChar"/>
     <w:rPr>
+      <w:rFonts w:eastAsia="黑体"/>
       <w:b/>
       <w:color w:val="007020"/>
     </w:rPr>
@@ -14918,6 +15594,7 @@
     <w:name w:val="OperatorTok"/>
     <w:basedOn w:val="VerbatimChar"/>
     <w:rPr>
+      <w:rFonts w:eastAsia="黑体"/>
       <w:color w:val="666666"/>
     </w:rPr>
   </w:style>
@@ -14925,18 +15602,22 @@
     <w:name w:val="BuiltInTok"/>
     <w:basedOn w:val="VerbatimChar"/>
     <w:rPr>
+      <w:rFonts w:eastAsia="黑体"/>
       <w:color w:val="008000"/>
     </w:rPr>
   </w:style>
   <w:style w:type="character" w:customStyle="1" w:styleId="ExtensionTok">
     <w:name w:val="ExtensionTok"/>
     <w:basedOn w:val="VerbatimChar"/>
-    <w:rPr/>
+    <w:rPr>
+      <w:rFonts w:eastAsia="黑体"/>
+    </w:rPr>
   </w:style>
   <w:style w:type="character" w:customStyle="1" w:styleId="PreprocessorTok">
     <w:name w:val="PreprocessorTok"/>
     <w:basedOn w:val="VerbatimChar"/>
     <w:rPr>
+      <w:rFonts w:eastAsia="黑体"/>
       <w:color w:val="bc7a00"/>
     </w:rPr>
   </w:style>
@@ -14944,18 +15625,22 @@
     <w:name w:val="AttributeTok"/>
     <w:basedOn w:val="VerbatimChar"/>
     <w:rPr>
+      <w:rFonts w:eastAsia="黑体"/>
       <w:color w:val="7d9029"/>
     </w:rPr>
   </w:style>
   <w:style w:type="character" w:customStyle="1" w:styleId="RegionMarkerTok">
     <w:name w:val="RegionMarkerTok"/>
     <w:basedOn w:val="VerbatimChar"/>
-    <w:rPr/>
+    <w:rPr>
+      <w:rFonts w:eastAsia="黑体"/>
+    </w:rPr>
   </w:style>
   <w:style w:type="character" w:customStyle="1" w:styleId="InformationTok">
     <w:name w:val="InformationTok"/>
     <w:basedOn w:val="VerbatimChar"/>
     <w:rPr>
+      <w:rFonts w:eastAsia="黑体"/>
       <w:b/>
       <w:i/>
       <w:color w:val="60a0b0"/>
@@ -14965,6 +15650,7 @@
     <w:name w:val="WarningTok"/>
     <w:basedOn w:val="VerbatimChar"/>
     <w:rPr>
+      <w:rFonts w:eastAsia="黑体"/>
       <w:b/>
       <w:i/>
       <w:color w:val="60a0b0"/>
@@ -14974,6 +15660,7 @@
     <w:name w:val="AlertTok"/>
     <w:basedOn w:val="VerbatimChar"/>
     <w:rPr>
+      <w:rFonts w:eastAsia="黑体"/>
       <w:b/>
       <w:color w:val="ff0000"/>
     </w:rPr>
@@ -14982,6 +15669,7 @@
     <w:name w:val="ErrorTok"/>
     <w:basedOn w:val="VerbatimChar"/>
     <w:rPr>
+      <w:rFonts w:eastAsia="黑体"/>
       <w:b/>
       <w:color w:val="ff0000"/>
     </w:rPr>
@@ -14989,7 +15677,9 @@
   <w:style w:type="character" w:customStyle="1" w:styleId="NormalTok">
     <w:name w:val="NormalTok"/>
     <w:basedOn w:val="VerbatimChar"/>
-    <w:rPr/>
+    <w:rPr>
+      <w:rFonts w:eastAsia="黑体"/>
+    </w:rPr>
   </w:style>
 </w:styles>
 </file>
@@ -15038,12 +15728,12 @@
     <a:fontScheme name="Office">
       <a:majorFont>
         <a:latin typeface="Calibri"/>
-        <a:ea typeface=""/>
+        <a:ea typeface="黑体"/>
         <a:cs typeface=""/>
         <a:font script="Jpan" typeface="ＭＳ ゴシック"/>
         <a:font script="Hang" typeface="맑은 고딕"/>
-        <a:font script="Hans" typeface="宋体"/>
-        <a:font script="Hant" typeface="新細明體"/>
+        <a:font script="Hans" typeface="黑体"/>
+        <a:font script="Hant" typeface="黑体"/>
         <a:font script="Arab" typeface="Times New Roman"/>
         <a:font script="Hebr" typeface="Times New Roman"/>
         <a:font script="Thai" typeface="Angsana New"/>
@@ -15073,12 +15763,12 @@
       </a:majorFont>
       <a:minorFont>
         <a:latin typeface="Cambria"/>
-        <a:ea typeface=""/>
+        <a:ea typeface="黑体"/>
         <a:cs typeface=""/>
         <a:font script="Jpan" typeface="ＭＳ 明朝"/>
         <a:font script="Hang" typeface="맑은 고딕"/>
-        <a:font script="Hans" typeface="宋体"/>
-        <a:font script="Hant" typeface="新細明體"/>
+        <a:font script="Hans" typeface="黑体"/>
+        <a:font script="Hant" typeface="黑体"/>
         <a:font script="Arab" typeface="Arial"/>
         <a:font script="Hebr" typeface="Arial"/>
         <a:font script="Thai" typeface="Cordia New"/>

--- a/09-通信电路/05-其他通信电路/NFC近场通信电路/NFC近场通信电路.docx
+++ b/09-通信电路/05-其他通信电路/NFC近场通信电路/NFC近场通信电路.docx
@@ -2657,7 +2657,7 @@
           <w:color w:val="555555"/>
           <w:sz w:val="21"/>
         </w:rPr>
-        <w:t>材料收集者：杜文杰，WX手机：19519196569，QQ:3478827729</w:t>
+        <w:t>材料收集者：杜文杰，微信/手机：19519196569，QQ:3478827729</w:t>
       </w:r>
     </w:p>
     <w:sectPr>
